--- a/Tyler/PHP_Backend/Tyler_Roberts.docx
+++ b/Tyler/PHP_Backend/Tyler_Roberts.docx
@@ -44,7 +44,7 @@
           <w:sz w:val="19"/>
           <w:szCs w:val="19"/>
         </w:rPr>
-        <w:t>tylerroberts.dev@oudook.com | linkedin.com/in/tyler-roberts-3b839b3a9/ | Florida, United States | +1 (321) 376-7095</w:t>
+        <w:t>tylerrdev@outlook.com | linkedin.com/in/tyler-roberts-76a8193b2/ | Florida, United States | +1 (321) 376-7095</w:t>
       </w:r>
     </w:p>
     <w:p>
@@ -248,7 +248,14 @@
         <w:rPr>
           <w:rFonts w:ascii="Arial" w:hAnsi="Arial" w:cs="Arial"/>
         </w:rPr>
-        <w:t xml:space="preserve">. Hands-on technical owner across </w:t>
+        <w:t xml:space="preserve">. </w:t>
+      </w:r>
+      <w:proofErr w:type="gramStart"/>
+      <w:r>
+        <w:rPr>
+          <w:rFonts w:ascii="Arial" w:hAnsi="Arial" w:cs="Arial"/>
+        </w:rPr>
+        <w:t xml:space="preserve">Hands-on technical owner across </w:t>
       </w:r>
       <w:r>
         <w:rPr>
@@ -315,6 +322,7 @@
         </w:rPr>
         <w:t>, translating ambiguous business and compliance requirements into durable, testable solutions.</w:t>
       </w:r>
+      <w:proofErr w:type="gramEnd"/>
     </w:p>
     <w:p>
       <w:pPr>
@@ -1323,7 +1331,23 @@
           <w:rFonts w:ascii="Arial" w:hAnsi="Arial" w:cs="Arial"/>
           <w:sz w:val="20"/>
         </w:rPr>
-        <w:t xml:space="preserve"> aggregates, repositories, and service layers, keeping complex business rules isolated, testable, and resilient to UI and transport changes.</w:t>
+        <w:t xml:space="preserve"> aggregates, repositories, and service layers, </w:t>
+      </w:r>
+      <w:proofErr w:type="gramStart"/>
+      <w:r>
+        <w:rPr>
+          <w:rFonts w:ascii="Arial" w:hAnsi="Arial" w:cs="Arial"/>
+          <w:sz w:val="20"/>
+        </w:rPr>
+        <w:t>keeping</w:t>
+      </w:r>
+      <w:proofErr w:type="gramEnd"/>
+      <w:r>
+        <w:rPr>
+          <w:rFonts w:ascii="Arial" w:hAnsi="Arial" w:cs="Arial"/>
+          <w:sz w:val="20"/>
+        </w:rPr>
+        <w:t xml:space="preserve"> complex business rules isolated, testable, and resilient to UI and transport changes.</w:t>
       </w:r>
     </w:p>
     <w:p>
@@ -1593,7 +1617,23 @@
           <w:rFonts w:ascii="Arial" w:hAnsi="Arial" w:cs="Arial"/>
           <w:sz w:val="20"/>
         </w:rPr>
-        <w:t xml:space="preserve"> by analyzing query plans, adding targeted indexes, removing N+1 patterns, and designing safe migrations with rollback strategies.</w:t>
+        <w:t xml:space="preserve"> by analyzing query plans, adding targeted indexes, removing </w:t>
+      </w:r>
+      <w:proofErr w:type="gramStart"/>
+      <w:r>
+        <w:rPr>
+          <w:rFonts w:ascii="Arial" w:hAnsi="Arial" w:cs="Arial"/>
+          <w:sz w:val="20"/>
+        </w:rPr>
+        <w:t>N+1 patterns</w:t>
+      </w:r>
+      <w:proofErr w:type="gramEnd"/>
+      <w:r>
+        <w:rPr>
+          <w:rFonts w:ascii="Arial" w:hAnsi="Arial" w:cs="Arial"/>
+          <w:sz w:val="20"/>
+        </w:rPr>
+        <w:t>, and designing safe migrations with rollback strategies.</w:t>
       </w:r>
     </w:p>
     <w:p>
@@ -2364,6 +2404,7 @@
         </w:rPr>
         <w:t xml:space="preserve">Implemented caching patterns using </w:t>
       </w:r>
+      <w:proofErr w:type="gramStart"/>
       <w:r>
         <w:rPr>
           <w:rStyle w:val="Strong"/>
@@ -2372,6 +2413,7 @@
         </w:rPr>
         <w:t>Redis</w:t>
       </w:r>
+      <w:proofErr w:type="gramEnd"/>
       <w:r>
         <w:rPr>
           <w:rFonts w:ascii="Arial" w:hAnsi="Arial" w:cs="Arial"/>
@@ -2606,6 +2648,7 @@
       </w:r>
     </w:p>
     <w:p>
+      <w:proofErr w:type="gramStart"/>
       <w:r>
         <w:rPr>
           <w:rFonts w:ascii="Arial" w:eastAsia="Arial" w:hAnsi="Arial" w:cs="Arial"/>
@@ -2617,6 +2660,7 @@
         </w:rPr>
         <w:t>Centric Tech Inc.</w:t>
       </w:r>
+      <w:proofErr w:type="gramEnd"/>
     </w:p>
     <w:p>
       <w:r>

--- a/Tyler/PHP_Backend/Tyler_Roberts.docx
+++ b/Tyler/PHP_Backend/Tyler_Roberts.docx
@@ -44,7 +44,34 @@
           <w:sz w:val="19"/>
           <w:szCs w:val="19"/>
         </w:rPr>
-        <w:t>tylerrdev@outlook.com | linkedin.com/in/tyler-roberts-76a8193b2/ | Florida, United States | +1 (321) 376-7095</w:t>
+        <w:t>tylerrobertsdev@outlook.com</w:t>
+      </w:r>
+      <w:r>
+        <w:rPr>
+          <w:rFonts w:ascii="Arial" w:eastAsia="Arial" w:hAnsi="Arial" w:cs="Arial"/>
+          <w:color w:val="4B5563"/>
+          <w:sz w:val="19"/>
+          <w:szCs w:val="19"/>
+        </w:rPr>
+        <w:t xml:space="preserve"> | </w:t>
+      </w:r>
+      <w:r>
+        <w:rPr>
+          <w:rFonts w:ascii="Arial" w:eastAsia="Arial" w:hAnsi="Arial" w:cs="Arial"/>
+          <w:color w:val="4B5563"/>
+          <w:sz w:val="19"/>
+          <w:szCs w:val="19"/>
+        </w:rPr>
+        <w:t>linkedin.com/in/tyler-roberts-1454473b4</w:t>
+      </w:r>
+      <w:r>
+        <w:rPr>
+          <w:rFonts w:ascii="Arial" w:eastAsia="Arial" w:hAnsi="Arial" w:cs="Arial"/>
+          <w:color w:val="4B5563"/>
+          <w:sz w:val="19"/>
+          <w:szCs w:val="19"/>
+        </w:rPr>
+        <w:t xml:space="preserve"> | Florida, United States | +1 (321) 376-7095</w:t>
       </w:r>
     </w:p>
     <w:p>
@@ -99,7 +126,23 @@
           <w:rStyle w:val="Strong"/>
           <w:rFonts w:ascii="Arial" w:hAnsi="Arial" w:cs="Arial"/>
         </w:rPr>
-        <w:t>backend-heavy SaaS platforms</w:t>
+        <w:t xml:space="preserve">backend-heavy </w:t>
+      </w:r>
+      <w:proofErr w:type="spellStart"/>
+      <w:r>
+        <w:rPr>
+          <w:rStyle w:val="Strong"/>
+          <w:rFonts w:ascii="Arial" w:hAnsi="Arial" w:cs="Arial"/>
+        </w:rPr>
+        <w:t>SaaS</w:t>
+      </w:r>
+      <w:proofErr w:type="spellEnd"/>
+      <w:r>
+        <w:rPr>
+          <w:rStyle w:val="Strong"/>
+          <w:rFonts w:ascii="Arial" w:hAnsi="Arial" w:cs="Arial"/>
+        </w:rPr>
+        <w:t xml:space="preserve"> platforms</w:t>
       </w:r>
       <w:r>
         <w:rPr>
@@ -177,7 +220,23 @@
           <w:rStyle w:val="Strong"/>
           <w:rFonts w:ascii="Arial" w:hAnsi="Arial" w:cs="Arial"/>
         </w:rPr>
-        <w:t>REST/GraphQL interfaces</w:t>
+        <w:t>REST/</w:t>
+      </w:r>
+      <w:proofErr w:type="spellStart"/>
+      <w:r>
+        <w:rPr>
+          <w:rStyle w:val="Strong"/>
+          <w:rFonts w:ascii="Arial" w:hAnsi="Arial" w:cs="Arial"/>
+        </w:rPr>
+        <w:t>GraphQL</w:t>
+      </w:r>
+      <w:proofErr w:type="spellEnd"/>
+      <w:r>
+        <w:rPr>
+          <w:rStyle w:val="Strong"/>
+          <w:rFonts w:ascii="Arial" w:hAnsi="Arial" w:cs="Arial"/>
+        </w:rPr>
+        <w:t xml:space="preserve"> interfaces</w:t>
       </w:r>
       <w:r>
         <w:rPr>
@@ -237,6 +296,7 @@
         </w:rPr>
         <w:t xml:space="preserve">, and </w:t>
       </w:r>
+      <w:proofErr w:type="spellStart"/>
       <w:r>
         <w:rPr>
           <w:rStyle w:val="Strong"/>
@@ -244,6 +304,7 @@
         </w:rPr>
         <w:t>observability</w:t>
       </w:r>
+      <w:proofErr w:type="spellEnd"/>
       <w:r>
         <w:rPr>
           <w:rFonts w:ascii="Arial" w:hAnsi="Arial" w:cs="Arial"/>
@@ -376,7 +437,43 @@
           <w:rFonts w:ascii="Arial" w:hAnsi="Arial" w:cs="Arial"/>
           <w:sz w:val="20"/>
         </w:rPr>
-        <w:t>PHP (Symfony, Laravel)</w:t>
+        <w:t>PHP (</w:t>
+      </w:r>
+      <w:proofErr w:type="spellStart"/>
+      <w:r>
+        <w:rPr>
+          <w:rStyle w:val="Strong"/>
+          <w:rFonts w:ascii="Arial" w:hAnsi="Arial" w:cs="Arial"/>
+          <w:sz w:val="20"/>
+        </w:rPr>
+        <w:t>Symfony</w:t>
+      </w:r>
+      <w:proofErr w:type="spellEnd"/>
+      <w:r>
+        <w:rPr>
+          <w:rStyle w:val="Strong"/>
+          <w:rFonts w:ascii="Arial" w:hAnsi="Arial" w:cs="Arial"/>
+          <w:sz w:val="20"/>
+        </w:rPr>
+        <w:t xml:space="preserve">, </w:t>
+      </w:r>
+      <w:proofErr w:type="spellStart"/>
+      <w:r>
+        <w:rPr>
+          <w:rStyle w:val="Strong"/>
+          <w:rFonts w:ascii="Arial" w:hAnsi="Arial" w:cs="Arial"/>
+          <w:sz w:val="20"/>
+        </w:rPr>
+        <w:t>Laravel</w:t>
+      </w:r>
+      <w:proofErr w:type="spellEnd"/>
+      <w:r>
+        <w:rPr>
+          <w:rStyle w:val="Strong"/>
+          <w:rFonts w:ascii="Arial" w:hAnsi="Arial" w:cs="Arial"/>
+          <w:sz w:val="20"/>
+        </w:rPr>
+        <w:t>)</w:t>
       </w:r>
       <w:r>
         <w:rPr>
@@ -400,6 +497,7 @@
         </w:rPr>
         <w:t xml:space="preserve">, </w:t>
       </w:r>
+      <w:proofErr w:type="spellStart"/>
       <w:r>
         <w:rPr>
           <w:rStyle w:val="Strong"/>
@@ -408,6 +506,7 @@
         </w:rPr>
         <w:t>GraphQL</w:t>
       </w:r>
+      <w:proofErr w:type="spellEnd"/>
       <w:r>
         <w:rPr>
           <w:rFonts w:ascii="Arial" w:hAnsi="Arial" w:cs="Arial"/>
@@ -415,6 +514,7 @@
         </w:rPr>
         <w:t xml:space="preserve">, </w:t>
       </w:r>
+      <w:proofErr w:type="spellStart"/>
       <w:r>
         <w:rPr>
           <w:rStyle w:val="Strong"/>
@@ -423,6 +523,7 @@
         </w:rPr>
         <w:t>Microservices</w:t>
       </w:r>
+      <w:proofErr w:type="spellEnd"/>
       <w:r>
         <w:rPr>
           <w:rFonts w:ascii="Arial" w:hAnsi="Arial" w:cs="Arial"/>
@@ -443,7 +544,23 @@
           <w:rFonts w:ascii="Arial" w:hAnsi="Arial" w:cs="Arial"/>
           <w:sz w:val="20"/>
         </w:rPr>
-        <w:t xml:space="preserve">, Background Jobs &amp; Workers, Webhooks, Third-Party APIs, </w:t>
+        <w:t xml:space="preserve">, Background Jobs &amp; Workers, </w:t>
+      </w:r>
+      <w:proofErr w:type="spellStart"/>
+      <w:r>
+        <w:rPr>
+          <w:rFonts w:ascii="Arial" w:hAnsi="Arial" w:cs="Arial"/>
+          <w:sz w:val="20"/>
+        </w:rPr>
+        <w:t>Webhooks</w:t>
+      </w:r>
+      <w:proofErr w:type="spellEnd"/>
+      <w:r>
+        <w:rPr>
+          <w:rFonts w:ascii="Arial" w:hAnsi="Arial" w:cs="Arial"/>
+          <w:sz w:val="20"/>
+        </w:rPr>
+        <w:t xml:space="preserve">, Third-Party APIs, </w:t>
       </w:r>
       <w:r>
         <w:rPr>
@@ -458,7 +575,55 @@
           <w:rFonts w:ascii="Arial" w:hAnsi="Arial" w:cs="Arial"/>
           <w:sz w:val="20"/>
         </w:rPr>
-        <w:t>, OpenAPI/Swagger, Idempotency &amp; Retries, Rate Limiting &amp; Backoff Strategies</w:t>
+        <w:t xml:space="preserve">, </w:t>
+      </w:r>
+      <w:proofErr w:type="spellStart"/>
+      <w:r>
+        <w:rPr>
+          <w:rFonts w:ascii="Arial" w:hAnsi="Arial" w:cs="Arial"/>
+          <w:sz w:val="20"/>
+        </w:rPr>
+        <w:t>OpenAPI</w:t>
+      </w:r>
+      <w:proofErr w:type="spellEnd"/>
+      <w:r>
+        <w:rPr>
+          <w:rFonts w:ascii="Arial" w:hAnsi="Arial" w:cs="Arial"/>
+          <w:sz w:val="20"/>
+        </w:rPr>
+        <w:t xml:space="preserve">/Swagger, </w:t>
+      </w:r>
+      <w:proofErr w:type="spellStart"/>
+      <w:r>
+        <w:rPr>
+          <w:rFonts w:ascii="Arial" w:hAnsi="Arial" w:cs="Arial"/>
+          <w:sz w:val="20"/>
+        </w:rPr>
+        <w:t>Idempotency</w:t>
+      </w:r>
+      <w:proofErr w:type="spellEnd"/>
+      <w:r>
+        <w:rPr>
+          <w:rFonts w:ascii="Arial" w:hAnsi="Arial" w:cs="Arial"/>
+          <w:sz w:val="20"/>
+        </w:rPr>
+        <w:t xml:space="preserve"> &amp; Retries, Rate Limiting &amp; </w:t>
+      </w:r>
+      <w:proofErr w:type="spellStart"/>
+      <w:r>
+        <w:rPr>
+          <w:rFonts w:ascii="Arial" w:hAnsi="Arial" w:cs="Arial"/>
+          <w:sz w:val="20"/>
+        </w:rPr>
+        <w:t>Backoff</w:t>
+      </w:r>
+      <w:proofErr w:type="spellEnd"/>
+      <w:r>
+        <w:rPr>
+          <w:rFonts w:ascii="Arial" w:hAnsi="Arial" w:cs="Arial"/>
+          <w:sz w:val="20"/>
+        </w:rPr>
+        <w:t xml:space="preserve"> Strategies</w:t>
       </w:r>
     </w:p>
     <w:p>
@@ -519,6 +684,7 @@
         </w:rPr>
         <w:t xml:space="preserve">, JavaScript, </w:t>
       </w:r>
+      <w:proofErr w:type="spellStart"/>
       <w:r>
         <w:rPr>
           <w:rStyle w:val="Strong"/>
@@ -527,6 +693,7 @@
         </w:rPr>
         <w:t>TypeScript</w:t>
       </w:r>
+      <w:proofErr w:type="spellEnd"/>
       <w:r>
         <w:rPr>
           <w:rFonts w:ascii="Arial" w:hAnsi="Arial" w:cs="Arial"/>
@@ -563,6 +730,7 @@
         </w:rPr>
         <w:t xml:space="preserve"> – Relational: </w:t>
       </w:r>
+      <w:proofErr w:type="spellStart"/>
       <w:r>
         <w:rPr>
           <w:rStyle w:val="Strong"/>
@@ -571,6 +739,7 @@
         </w:rPr>
         <w:t>PostgreSQL</w:t>
       </w:r>
+      <w:proofErr w:type="spellEnd"/>
       <w:r>
         <w:rPr>
           <w:rFonts w:ascii="Arial" w:hAnsi="Arial" w:cs="Arial"/>
@@ -606,8 +775,25 @@
           <w:rFonts w:ascii="Arial" w:hAnsi="Arial" w:cs="Arial"/>
           <w:sz w:val="20"/>
         </w:rPr>
-        <w:t xml:space="preserve"> | NoSQL: </w:t>
-      </w:r>
+        <w:t xml:space="preserve"> | </w:t>
+      </w:r>
+      <w:proofErr w:type="spellStart"/>
+      <w:r>
+        <w:rPr>
+          <w:rFonts w:ascii="Arial" w:hAnsi="Arial" w:cs="Arial"/>
+          <w:sz w:val="20"/>
+        </w:rPr>
+        <w:t>NoSQL</w:t>
+      </w:r>
+      <w:proofErr w:type="spellEnd"/>
+      <w:r>
+        <w:rPr>
+          <w:rFonts w:ascii="Arial" w:hAnsi="Arial" w:cs="Arial"/>
+          <w:sz w:val="20"/>
+        </w:rPr>
+        <w:t xml:space="preserve">: </w:t>
+      </w:r>
+      <w:proofErr w:type="spellStart"/>
       <w:r>
         <w:rPr>
           <w:rStyle w:val="Strong"/>
@@ -616,6 +802,7 @@
         </w:rPr>
         <w:t>Redis</w:t>
       </w:r>
+      <w:proofErr w:type="spellEnd"/>
       <w:r>
         <w:rPr>
           <w:rFonts w:ascii="Arial" w:hAnsi="Arial" w:cs="Arial"/>
@@ -623,6 +810,7 @@
         </w:rPr>
         <w:t xml:space="preserve">, </w:t>
       </w:r>
+      <w:proofErr w:type="spellStart"/>
       <w:r>
         <w:rPr>
           <w:rStyle w:val="Strong"/>
@@ -631,6 +819,7 @@
         </w:rPr>
         <w:t>MongoDB</w:t>
       </w:r>
+      <w:proofErr w:type="spellEnd"/>
       <w:r>
         <w:rPr>
           <w:rFonts w:ascii="Arial" w:hAnsi="Arial" w:cs="Arial"/>
@@ -638,6 +827,7 @@
         </w:rPr>
         <w:t xml:space="preserve">, </w:t>
       </w:r>
+      <w:proofErr w:type="spellStart"/>
       <w:r>
         <w:rPr>
           <w:rStyle w:val="Strong"/>
@@ -646,6 +836,7 @@
         </w:rPr>
         <w:t>DynamoDB</w:t>
       </w:r>
+      <w:proofErr w:type="spellEnd"/>
       <w:r>
         <w:rPr>
           <w:rFonts w:ascii="Arial" w:hAnsi="Arial" w:cs="Arial"/>
@@ -683,6 +874,7 @@
         </w:rPr>
         <w:t xml:space="preserve">, </w:t>
       </w:r>
+      <w:proofErr w:type="spellStart"/>
       <w:r>
         <w:rPr>
           <w:rStyle w:val="Strong"/>
@@ -691,6 +883,7 @@
         </w:rPr>
         <w:t>RabbitMQ</w:t>
       </w:r>
+      <w:proofErr w:type="spellEnd"/>
       <w:r>
         <w:rPr>
           <w:rFonts w:ascii="Arial" w:hAnsi="Arial" w:cs="Arial"/>
@@ -698,6 +891,7 @@
         </w:rPr>
         <w:t xml:space="preserve"> | Search: </w:t>
       </w:r>
+      <w:proofErr w:type="spellStart"/>
       <w:r>
         <w:rPr>
           <w:rStyle w:val="Strong"/>
@@ -706,6 +900,7 @@
         </w:rPr>
         <w:t>Elasticsearch</w:t>
       </w:r>
+      <w:proofErr w:type="spellEnd"/>
       <w:r>
         <w:rPr>
           <w:rFonts w:ascii="Arial" w:hAnsi="Arial" w:cs="Arial"/>
@@ -743,6 +938,7 @@
         </w:rPr>
         <w:t xml:space="preserve">, </w:t>
       </w:r>
+      <w:proofErr w:type="spellStart"/>
       <w:r>
         <w:rPr>
           <w:rStyle w:val="Strong"/>
@@ -751,6 +947,7 @@
         </w:rPr>
         <w:t>BigQuery</w:t>
       </w:r>
+      <w:proofErr w:type="spellEnd"/>
       <w:r>
         <w:rPr>
           <w:rFonts w:ascii="Arial" w:hAnsi="Arial" w:cs="Arial"/>
@@ -778,8 +975,18 @@
           <w:rFonts w:ascii="Arial" w:hAnsi="Arial" w:cs="Arial"/>
           <w:sz w:val="20"/>
         </w:rPr>
-        <w:t>Cloud &amp; DevOps</w:t>
-      </w:r>
+        <w:t xml:space="preserve">Cloud &amp; </w:t>
+      </w:r>
+      <w:proofErr w:type="spellStart"/>
+      <w:r>
+        <w:rPr>
+          <w:rStyle w:val="Strong"/>
+          <w:rFonts w:ascii="Arial" w:hAnsi="Arial" w:cs="Arial"/>
+          <w:sz w:val="20"/>
+        </w:rPr>
+        <w:t>DevOps</w:t>
+      </w:r>
+      <w:proofErr w:type="spellEnd"/>
       <w:r>
         <w:rPr>
           <w:rFonts w:ascii="Arial" w:hAnsi="Arial" w:cs="Arial"/>
@@ -793,7 +1000,79 @@
           <w:rFonts w:ascii="Arial" w:hAnsi="Arial" w:cs="Arial"/>
           <w:sz w:val="20"/>
         </w:rPr>
-        <w:t>AWS (primary): EKS, ECS, EC2, Lambda, API Gateway, S3, CloudFront, RDS, DynamoDB, ElastiCache, EventBridge, Step Functions, IAM</w:t>
+        <w:t xml:space="preserve">AWS (primary): EKS, ECS, EC2, Lambda, API Gateway, S3, </w:t>
+      </w:r>
+      <w:proofErr w:type="spellStart"/>
+      <w:r>
+        <w:rPr>
+          <w:rStyle w:val="Strong"/>
+          <w:rFonts w:ascii="Arial" w:hAnsi="Arial" w:cs="Arial"/>
+          <w:sz w:val="20"/>
+        </w:rPr>
+        <w:t>CloudFront</w:t>
+      </w:r>
+      <w:proofErr w:type="spellEnd"/>
+      <w:r>
+        <w:rPr>
+          <w:rStyle w:val="Strong"/>
+          <w:rFonts w:ascii="Arial" w:hAnsi="Arial" w:cs="Arial"/>
+          <w:sz w:val="20"/>
+        </w:rPr>
+        <w:t xml:space="preserve">, RDS, </w:t>
+      </w:r>
+      <w:proofErr w:type="spellStart"/>
+      <w:r>
+        <w:rPr>
+          <w:rStyle w:val="Strong"/>
+          <w:rFonts w:ascii="Arial" w:hAnsi="Arial" w:cs="Arial"/>
+          <w:sz w:val="20"/>
+        </w:rPr>
+        <w:t>DynamoDB</w:t>
+      </w:r>
+      <w:proofErr w:type="spellEnd"/>
+      <w:r>
+        <w:rPr>
+          <w:rStyle w:val="Strong"/>
+          <w:rFonts w:ascii="Arial" w:hAnsi="Arial" w:cs="Arial"/>
+          <w:sz w:val="20"/>
+        </w:rPr>
+        <w:t xml:space="preserve">, </w:t>
+      </w:r>
+      <w:proofErr w:type="spellStart"/>
+      <w:r>
+        <w:rPr>
+          <w:rStyle w:val="Strong"/>
+          <w:rFonts w:ascii="Arial" w:hAnsi="Arial" w:cs="Arial"/>
+          <w:sz w:val="20"/>
+        </w:rPr>
+        <w:t>ElastiCache</w:t>
+      </w:r>
+      <w:proofErr w:type="spellEnd"/>
+      <w:r>
+        <w:rPr>
+          <w:rStyle w:val="Strong"/>
+          <w:rFonts w:ascii="Arial" w:hAnsi="Arial" w:cs="Arial"/>
+          <w:sz w:val="20"/>
+        </w:rPr>
+        <w:t xml:space="preserve">, </w:t>
+      </w:r>
+      <w:proofErr w:type="spellStart"/>
+      <w:r>
+        <w:rPr>
+          <w:rStyle w:val="Strong"/>
+          <w:rFonts w:ascii="Arial" w:hAnsi="Arial" w:cs="Arial"/>
+          <w:sz w:val="20"/>
+        </w:rPr>
+        <w:t>EventBridge</w:t>
+      </w:r>
+      <w:proofErr w:type="spellEnd"/>
+      <w:r>
+        <w:rPr>
+          <w:rStyle w:val="Strong"/>
+          <w:rFonts w:ascii="Arial" w:hAnsi="Arial" w:cs="Arial"/>
+          <w:sz w:val="20"/>
+        </w:rPr>
+        <w:t>, Step Functions, IAM</w:t>
       </w:r>
       <w:r>
         <w:rPr>
@@ -823,8 +1102,18 @@
           <w:rFonts w:ascii="Arial" w:hAnsi="Arial" w:cs="Arial"/>
           <w:sz w:val="20"/>
         </w:rPr>
-        <w:t>GKE, Cloud Run, Pub/Sub, Cloud Storage, BigQuery</w:t>
-      </w:r>
+        <w:t xml:space="preserve">GKE, Cloud Run, Pub/Sub, Cloud Storage, </w:t>
+      </w:r>
+      <w:proofErr w:type="spellStart"/>
+      <w:r>
+        <w:rPr>
+          <w:rStyle w:val="Strong"/>
+          <w:rFonts w:ascii="Arial" w:hAnsi="Arial" w:cs="Arial"/>
+          <w:sz w:val="20"/>
+        </w:rPr>
+        <w:t>BigQuery</w:t>
+      </w:r>
+      <w:proofErr w:type="spellEnd"/>
       <w:r>
         <w:rPr>
           <w:rFonts w:ascii="Arial" w:hAnsi="Arial" w:cs="Arial"/>
@@ -832,6 +1121,7 @@
         </w:rPr>
         <w:t xml:space="preserve"> | </w:t>
       </w:r>
+      <w:proofErr w:type="spellStart"/>
       <w:r>
         <w:rPr>
           <w:rStyle w:val="Strong"/>
@@ -840,6 +1130,7 @@
         </w:rPr>
         <w:t>Docker</w:t>
       </w:r>
+      <w:proofErr w:type="spellEnd"/>
       <w:r>
         <w:rPr>
           <w:rFonts w:ascii="Arial" w:hAnsi="Arial" w:cs="Arial"/>
@@ -847,6 +1138,7 @@
         </w:rPr>
         <w:t xml:space="preserve">, </w:t>
       </w:r>
+      <w:proofErr w:type="spellStart"/>
       <w:r>
         <w:rPr>
           <w:rStyle w:val="Strong"/>
@@ -855,13 +1147,31 @@
         </w:rPr>
         <w:t>Kubernetes</w:t>
       </w:r>
-      <w:r>
-        <w:rPr>
-          <w:rFonts w:ascii="Arial" w:hAnsi="Arial" w:cs="Arial"/>
-          <w:sz w:val="20"/>
-        </w:rPr>
-        <w:t xml:space="preserve">, Helm, Argo CD, GitOps, </w:t>
-      </w:r>
+      <w:proofErr w:type="spellEnd"/>
+      <w:r>
+        <w:rPr>
+          <w:rFonts w:ascii="Arial" w:hAnsi="Arial" w:cs="Arial"/>
+          <w:sz w:val="20"/>
+        </w:rPr>
+        <w:t xml:space="preserve">, Helm, Argo CD, </w:t>
+      </w:r>
+      <w:proofErr w:type="spellStart"/>
+      <w:r>
+        <w:rPr>
+          <w:rFonts w:ascii="Arial" w:hAnsi="Arial" w:cs="Arial"/>
+          <w:sz w:val="20"/>
+        </w:rPr>
+        <w:t>GitOps</w:t>
+      </w:r>
+      <w:proofErr w:type="spellEnd"/>
+      <w:r>
+        <w:rPr>
+          <w:rFonts w:ascii="Arial" w:hAnsi="Arial" w:cs="Arial"/>
+          <w:sz w:val="20"/>
+        </w:rPr>
+        <w:t xml:space="preserve">, </w:t>
+      </w:r>
+      <w:proofErr w:type="spellStart"/>
       <w:r>
         <w:rPr>
           <w:rStyle w:val="Strong"/>
@@ -870,6 +1180,7 @@
         </w:rPr>
         <w:t>Terraform</w:t>
       </w:r>
+      <w:proofErr w:type="spellEnd"/>
       <w:r>
         <w:rPr>
           <w:rFonts w:ascii="Arial" w:hAnsi="Arial" w:cs="Arial"/>
@@ -877,6 +1188,7 @@
         </w:rPr>
         <w:t xml:space="preserve">, </w:t>
       </w:r>
+      <w:proofErr w:type="spellStart"/>
       <w:r>
         <w:rPr>
           <w:rStyle w:val="Strong"/>
@@ -885,6 +1197,7 @@
         </w:rPr>
         <w:t>CloudFormation</w:t>
       </w:r>
+      <w:proofErr w:type="spellEnd"/>
       <w:r>
         <w:rPr>
           <w:rFonts w:ascii="Arial" w:hAnsi="Arial" w:cs="Arial"/>
@@ -892,20 +1205,46 @@
         </w:rPr>
         <w:t xml:space="preserve"> | CI/CD: </w:t>
       </w:r>
-      <w:r>
-        <w:rPr>
-          <w:rStyle w:val="Strong"/>
-          <w:rFonts w:ascii="Arial" w:hAnsi="Arial" w:cs="Arial"/>
-          <w:sz w:val="20"/>
-        </w:rPr>
-        <w:t>GitHub Actions</w:t>
-      </w:r>
-      <w:r>
-        <w:rPr>
-          <w:rFonts w:ascii="Arial" w:hAnsi="Arial" w:cs="Arial"/>
-          <w:sz w:val="20"/>
-        </w:rPr>
-        <w:t xml:space="preserve">, GitLab CI, </w:t>
+      <w:proofErr w:type="spellStart"/>
+      <w:r>
+        <w:rPr>
+          <w:rStyle w:val="Strong"/>
+          <w:rFonts w:ascii="Arial" w:hAnsi="Arial" w:cs="Arial"/>
+          <w:sz w:val="20"/>
+        </w:rPr>
+        <w:t>GitHub</w:t>
+      </w:r>
+      <w:proofErr w:type="spellEnd"/>
+      <w:r>
+        <w:rPr>
+          <w:rStyle w:val="Strong"/>
+          <w:rFonts w:ascii="Arial" w:hAnsi="Arial" w:cs="Arial"/>
+          <w:sz w:val="20"/>
+        </w:rPr>
+        <w:t xml:space="preserve"> Actions</w:t>
+      </w:r>
+      <w:r>
+        <w:rPr>
+          <w:rFonts w:ascii="Arial" w:hAnsi="Arial" w:cs="Arial"/>
+          <w:sz w:val="20"/>
+        </w:rPr>
+        <w:t xml:space="preserve">, </w:t>
+      </w:r>
+      <w:proofErr w:type="spellStart"/>
+      <w:r>
+        <w:rPr>
+          <w:rFonts w:ascii="Arial" w:hAnsi="Arial" w:cs="Arial"/>
+          <w:sz w:val="20"/>
+        </w:rPr>
+        <w:t>GitLab</w:t>
+      </w:r>
+      <w:proofErr w:type="spellEnd"/>
+      <w:r>
+        <w:rPr>
+          <w:rFonts w:ascii="Arial" w:hAnsi="Arial" w:cs="Arial"/>
+          <w:sz w:val="20"/>
+        </w:rPr>
+        <w:t xml:space="preserve"> CI, </w:t>
       </w:r>
       <w:r>
         <w:rPr>
@@ -920,8 +1259,33 @@
           <w:rFonts w:ascii="Arial" w:hAnsi="Arial" w:cs="Arial"/>
           <w:sz w:val="20"/>
         </w:rPr>
-        <w:t>, Azure DevOps, CircleCI</w:t>
-      </w:r>
+        <w:t xml:space="preserve">, Azure </w:t>
+      </w:r>
+      <w:proofErr w:type="spellStart"/>
+      <w:r>
+        <w:rPr>
+          <w:rFonts w:ascii="Arial" w:hAnsi="Arial" w:cs="Arial"/>
+          <w:sz w:val="20"/>
+        </w:rPr>
+        <w:t>DevOps</w:t>
+      </w:r>
+      <w:proofErr w:type="spellEnd"/>
+      <w:r>
+        <w:rPr>
+          <w:rFonts w:ascii="Arial" w:hAnsi="Arial" w:cs="Arial"/>
+          <w:sz w:val="20"/>
+        </w:rPr>
+        <w:t xml:space="preserve">, </w:t>
+      </w:r>
+      <w:proofErr w:type="spellStart"/>
+      <w:r>
+        <w:rPr>
+          <w:rFonts w:ascii="Arial" w:hAnsi="Arial" w:cs="Arial"/>
+          <w:sz w:val="20"/>
+        </w:rPr>
+        <w:t>CircleCI</w:t>
+      </w:r>
+      <w:proofErr w:type="spellEnd"/>
     </w:p>
     <w:p>
       <w:pPr>
@@ -936,13 +1300,23 @@
           <w:sz w:val="20"/>
         </w:rPr>
       </w:pPr>
-      <w:r>
-        <w:rPr>
-          <w:rStyle w:val="Strong"/>
-          <w:rFonts w:ascii="Arial" w:hAnsi="Arial" w:cs="Arial"/>
-          <w:sz w:val="20"/>
-        </w:rPr>
-        <w:t>Observability, Quality &amp; Security</w:t>
+      <w:proofErr w:type="spellStart"/>
+      <w:r>
+        <w:rPr>
+          <w:rStyle w:val="Strong"/>
+          <w:rFonts w:ascii="Arial" w:hAnsi="Arial" w:cs="Arial"/>
+          <w:sz w:val="20"/>
+        </w:rPr>
+        <w:t>Observability</w:t>
+      </w:r>
+      <w:proofErr w:type="spellEnd"/>
+      <w:r>
+        <w:rPr>
+          <w:rStyle w:val="Strong"/>
+          <w:rFonts w:ascii="Arial" w:hAnsi="Arial" w:cs="Arial"/>
+          <w:sz w:val="20"/>
+        </w:rPr>
+        <w:t>, Quality &amp; Security</w:t>
       </w:r>
       <w:r>
         <w:rPr>
@@ -951,6 +1325,7 @@
         </w:rPr>
         <w:t xml:space="preserve"> – </w:t>
       </w:r>
+      <w:proofErr w:type="spellStart"/>
       <w:r>
         <w:rPr>
           <w:rStyle w:val="Strong"/>
@@ -959,6 +1334,7 @@
         </w:rPr>
         <w:t>OpenTelemetry</w:t>
       </w:r>
+      <w:proofErr w:type="spellEnd"/>
       <w:r>
         <w:rPr>
           <w:rFonts w:ascii="Arial" w:hAnsi="Arial" w:cs="Arial"/>
@@ -966,6 +1342,7 @@
         </w:rPr>
         <w:t xml:space="preserve">, </w:t>
       </w:r>
+      <w:proofErr w:type="spellStart"/>
       <w:r>
         <w:rPr>
           <w:rStyle w:val="Strong"/>
@@ -974,6 +1351,7 @@
         </w:rPr>
         <w:t>Datadog</w:t>
       </w:r>
+      <w:proofErr w:type="spellEnd"/>
       <w:r>
         <w:rPr>
           <w:rFonts w:ascii="Arial" w:hAnsi="Arial" w:cs="Arial"/>
@@ -996,6 +1374,7 @@
         </w:rPr>
         <w:t xml:space="preserve">, </w:t>
       </w:r>
+      <w:proofErr w:type="spellStart"/>
       <w:r>
         <w:rPr>
           <w:rStyle w:val="Strong"/>
@@ -1004,6 +1383,7 @@
         </w:rPr>
         <w:t>Grafana</w:t>
       </w:r>
+      <w:proofErr w:type="spellEnd"/>
       <w:r>
         <w:rPr>
           <w:rFonts w:ascii="Arial" w:hAnsi="Arial" w:cs="Arial"/>
@@ -1026,6 +1406,7 @@
         </w:rPr>
         <w:t xml:space="preserve">, </w:t>
       </w:r>
+      <w:proofErr w:type="spellStart"/>
       <w:r>
         <w:rPr>
           <w:rStyle w:val="Strong"/>
@@ -1034,6 +1415,7 @@
         </w:rPr>
         <w:t>CloudWatch</w:t>
       </w:r>
+      <w:proofErr w:type="spellEnd"/>
       <w:r>
         <w:rPr>
           <w:rFonts w:ascii="Arial" w:hAnsi="Arial" w:cs="Arial"/>
@@ -1114,7 +1496,23 @@
           <w:rFonts w:ascii="Arial" w:hAnsi="Arial" w:cs="Arial"/>
           <w:sz w:val="20"/>
         </w:rPr>
-        <w:t xml:space="preserve">, API contract tests (Pact-style), PHPUnit, Integration Testing | Security: </w:t>
+        <w:t xml:space="preserve">, API contract tests (Pact-style), </w:t>
+      </w:r>
+      <w:proofErr w:type="spellStart"/>
+      <w:r>
+        <w:rPr>
+          <w:rFonts w:ascii="Arial" w:hAnsi="Arial" w:cs="Arial"/>
+          <w:sz w:val="20"/>
+        </w:rPr>
+        <w:t>PHPUnit</w:t>
+      </w:r>
+      <w:proofErr w:type="spellEnd"/>
+      <w:r>
+        <w:rPr>
+          <w:rFonts w:ascii="Arial" w:hAnsi="Arial" w:cs="Arial"/>
+          <w:sz w:val="20"/>
+        </w:rPr>
+        <w:t xml:space="preserve">, Integration Testing | Security: </w:t>
       </w:r>
       <w:r>
         <w:rPr>
@@ -1131,13 +1529,23 @@
         </w:rPr>
         <w:t xml:space="preserve">, </w:t>
       </w:r>
-      <w:r>
-        <w:rPr>
-          <w:rStyle w:val="Strong"/>
-          <w:rFonts w:ascii="Arial" w:hAnsi="Arial" w:cs="Arial"/>
-          <w:sz w:val="20"/>
-        </w:rPr>
-        <w:t>OpenID Connect</w:t>
+      <w:proofErr w:type="spellStart"/>
+      <w:r>
+        <w:rPr>
+          <w:rStyle w:val="Strong"/>
+          <w:rFonts w:ascii="Arial" w:hAnsi="Arial" w:cs="Arial"/>
+          <w:sz w:val="20"/>
+        </w:rPr>
+        <w:t>OpenID</w:t>
+      </w:r>
+      <w:proofErr w:type="spellEnd"/>
+      <w:r>
+        <w:rPr>
+          <w:rStyle w:val="Strong"/>
+          <w:rFonts w:ascii="Arial" w:hAnsi="Arial" w:cs="Arial"/>
+          <w:sz w:val="20"/>
+        </w:rPr>
+        <w:t xml:space="preserve"> Connect</w:t>
       </w:r>
       <w:r>
         <w:rPr>
@@ -1159,16 +1567,42 @@
           <w:rFonts w:ascii="Arial" w:hAnsi="Arial" w:cs="Arial"/>
           <w:sz w:val="20"/>
         </w:rPr>
-        <w:t xml:space="preserve">, Okta, Auth0, </w:t>
-      </w:r>
-      <w:r>
-        <w:rPr>
-          <w:rStyle w:val="Strong"/>
-          <w:rFonts w:ascii="Arial" w:hAnsi="Arial" w:cs="Arial"/>
-          <w:sz w:val="20"/>
-        </w:rPr>
-        <w:t>AWS Cognito</w:t>
-      </w:r>
+        <w:t xml:space="preserve">, </w:t>
+      </w:r>
+      <w:proofErr w:type="spellStart"/>
+      <w:r>
+        <w:rPr>
+          <w:rFonts w:ascii="Arial" w:hAnsi="Arial" w:cs="Arial"/>
+          <w:sz w:val="20"/>
+        </w:rPr>
+        <w:t>Okta</w:t>
+      </w:r>
+      <w:proofErr w:type="spellEnd"/>
+      <w:r>
+        <w:rPr>
+          <w:rFonts w:ascii="Arial" w:hAnsi="Arial" w:cs="Arial"/>
+          <w:sz w:val="20"/>
+        </w:rPr>
+        <w:t xml:space="preserve">, Auth0, </w:t>
+      </w:r>
+      <w:r>
+        <w:rPr>
+          <w:rStyle w:val="Strong"/>
+          <w:rFonts w:ascii="Arial" w:hAnsi="Arial" w:cs="Arial"/>
+          <w:sz w:val="20"/>
+        </w:rPr>
+        <w:t xml:space="preserve">AWS </w:t>
+      </w:r>
+      <w:proofErr w:type="spellStart"/>
+      <w:r>
+        <w:rPr>
+          <w:rStyle w:val="Strong"/>
+          <w:rFonts w:ascii="Arial" w:hAnsi="Arial" w:cs="Arial"/>
+          <w:sz w:val="20"/>
+        </w:rPr>
+        <w:t>Cognito</w:t>
+      </w:r>
+      <w:proofErr w:type="spellEnd"/>
       <w:r>
         <w:rPr>
           <w:rFonts w:ascii="Arial" w:hAnsi="Arial" w:cs="Arial"/>
@@ -1218,7 +1652,31 @@
           <w:sz w:val="21"/>
           <w:szCs w:val="21"/>
         </w:rPr>
-        <w:t>Web Venturez LLC</w:t>
+        <w:t xml:space="preserve">Web </w:t>
+      </w:r>
+      <w:proofErr w:type="spellStart"/>
+      <w:r>
+        <w:rPr>
+          <w:rFonts w:ascii="Arial" w:eastAsia="Arial" w:hAnsi="Arial" w:cs="Arial"/>
+          <w:b/>
+          <w:bCs/>
+          <w:color w:val="6F8F6B"/>
+          <w:sz w:val="21"/>
+          <w:szCs w:val="21"/>
+        </w:rPr>
+        <w:t>Venturez</w:t>
+      </w:r>
+      <w:proofErr w:type="spellEnd"/>
+      <w:r>
+        <w:rPr>
+          <w:rFonts w:ascii="Arial" w:eastAsia="Arial" w:hAnsi="Arial" w:cs="Arial"/>
+          <w:b/>
+          <w:bCs/>
+          <w:color w:val="6F8F6B"/>
+          <w:sz w:val="21"/>
+          <w:szCs w:val="21"/>
+        </w:rPr>
+        <w:t xml:space="preserve"> LLC</w:t>
       </w:r>
     </w:p>
     <w:p>
@@ -1250,7 +1708,23 @@
           <w:rFonts w:ascii="Arial" w:hAnsi="Arial" w:cs="Arial"/>
           <w:sz w:val="20"/>
         </w:rPr>
-        <w:t xml:space="preserve">Owned end-to-end backend delivery for multiple SaaS products by designing </w:t>
+        <w:t xml:space="preserve">Owned end-to-end backend delivery for multiple </w:t>
+      </w:r>
+      <w:proofErr w:type="spellStart"/>
+      <w:r>
+        <w:rPr>
+          <w:rFonts w:ascii="Arial" w:hAnsi="Arial" w:cs="Arial"/>
+          <w:sz w:val="20"/>
+        </w:rPr>
+        <w:t>SaaS</w:t>
+      </w:r>
+      <w:proofErr w:type="spellEnd"/>
+      <w:r>
+        <w:rPr>
+          <w:rFonts w:ascii="Arial" w:hAnsi="Arial" w:cs="Arial"/>
+          <w:sz w:val="20"/>
+        </w:rPr>
+        <w:t xml:space="preserve"> products by designing </w:t>
       </w:r>
       <w:r>
         <w:rPr>
@@ -1303,14 +1777,34 @@
         </w:rPr>
         <w:t xml:space="preserve">Implemented </w:t>
       </w:r>
-      <w:r>
-        <w:rPr>
-          <w:rStyle w:val="Strong"/>
-          <w:rFonts w:ascii="Arial" w:hAnsi="Arial" w:cs="Arial"/>
-          <w:sz w:val="20"/>
-        </w:rPr>
-        <w:t>Symfony/Laravel</w:t>
-      </w:r>
+      <w:proofErr w:type="spellStart"/>
+      <w:r>
+        <w:rPr>
+          <w:rStyle w:val="Strong"/>
+          <w:rFonts w:ascii="Arial" w:hAnsi="Arial" w:cs="Arial"/>
+          <w:sz w:val="20"/>
+        </w:rPr>
+        <w:t>Symfony</w:t>
+      </w:r>
+      <w:proofErr w:type="spellEnd"/>
+      <w:r>
+        <w:rPr>
+          <w:rStyle w:val="Strong"/>
+          <w:rFonts w:ascii="Arial" w:hAnsi="Arial" w:cs="Arial"/>
+          <w:sz w:val="20"/>
+        </w:rPr>
+        <w:t>/</w:t>
+      </w:r>
+      <w:proofErr w:type="spellStart"/>
+      <w:r>
+        <w:rPr>
+          <w:rStyle w:val="Strong"/>
+          <w:rFonts w:ascii="Arial" w:hAnsi="Arial" w:cs="Arial"/>
+          <w:sz w:val="20"/>
+        </w:rPr>
+        <w:t>Laravel</w:t>
+      </w:r>
+      <w:proofErr w:type="spellEnd"/>
       <w:r>
         <w:rPr>
           <w:rFonts w:ascii="Arial" w:hAnsi="Arial" w:cs="Arial"/>
@@ -1331,23 +1825,7 @@
           <w:rFonts w:ascii="Arial" w:hAnsi="Arial" w:cs="Arial"/>
           <w:sz w:val="20"/>
         </w:rPr>
-        <w:t xml:space="preserve"> aggregates, repositories, and service layers, </w:t>
-      </w:r>
-      <w:proofErr w:type="gramStart"/>
-      <w:r>
-        <w:rPr>
-          <w:rFonts w:ascii="Arial" w:hAnsi="Arial" w:cs="Arial"/>
-          <w:sz w:val="20"/>
-        </w:rPr>
-        <w:t>keeping</w:t>
-      </w:r>
-      <w:proofErr w:type="gramEnd"/>
-      <w:r>
-        <w:rPr>
-          <w:rFonts w:ascii="Arial" w:hAnsi="Arial" w:cs="Arial"/>
-          <w:sz w:val="20"/>
-        </w:rPr>
-        <w:t xml:space="preserve"> complex business rules isolated, testable, and resilient to UI and transport changes.</w:t>
+        <w:t xml:space="preserve"> aggregates, repositories, and service layers, keeping complex business rules isolated, testable, and resilient to UI and transport changes.</w:t>
       </w:r>
     </w:p>
     <w:p>
@@ -1391,7 +1869,25 @@
           <w:rFonts w:ascii="Arial" w:hAnsi="Arial" w:cs="Arial"/>
           <w:sz w:val="20"/>
         </w:rPr>
-        <w:t>OAuth2/OpenID Connect</w:t>
+        <w:t>OAuth2/</w:t>
+      </w:r>
+      <w:proofErr w:type="spellStart"/>
+      <w:r>
+        <w:rPr>
+          <w:rStyle w:val="Strong"/>
+          <w:rFonts w:ascii="Arial" w:hAnsi="Arial" w:cs="Arial"/>
+          <w:sz w:val="20"/>
+        </w:rPr>
+        <w:t>OpenID</w:t>
+      </w:r>
+      <w:proofErr w:type="spellEnd"/>
+      <w:r>
+        <w:rPr>
+          <w:rStyle w:val="Strong"/>
+          <w:rFonts w:ascii="Arial" w:hAnsi="Arial" w:cs="Arial"/>
+          <w:sz w:val="20"/>
+        </w:rPr>
+        <w:t xml:space="preserve"> Connect</w:t>
       </w:r>
       <w:r>
         <w:rPr>
@@ -1451,6 +1947,7 @@
         </w:rPr>
         <w:t xml:space="preserve">Delivered high-throughput partner integrations using </w:t>
       </w:r>
+      <w:proofErr w:type="spellStart"/>
       <w:r>
         <w:rPr>
           <w:rStyle w:val="Strong"/>
@@ -1459,6 +1956,7 @@
         </w:rPr>
         <w:t>webhooks</w:t>
       </w:r>
+      <w:proofErr w:type="spellEnd"/>
       <w:r>
         <w:rPr>
           <w:rFonts w:ascii="Arial" w:hAnsi="Arial" w:cs="Arial"/>
@@ -1466,20 +1964,46 @@
         </w:rPr>
         <w:t xml:space="preserve"> plus scheduled sync jobs, enforcing </w:t>
       </w:r>
-      <w:r>
-        <w:rPr>
-          <w:rStyle w:val="Strong"/>
-          <w:rFonts w:ascii="Arial" w:hAnsi="Arial" w:cs="Arial"/>
-          <w:sz w:val="20"/>
-        </w:rPr>
-        <w:t>idempotency keys</w:t>
-      </w:r>
-      <w:r>
-        <w:rPr>
-          <w:rFonts w:ascii="Arial" w:hAnsi="Arial" w:cs="Arial"/>
-          <w:sz w:val="20"/>
-        </w:rPr>
-        <w:t>, replay-safe consumers, and retry/backoff policies to survive unstable third-party systems.</w:t>
+      <w:proofErr w:type="spellStart"/>
+      <w:r>
+        <w:rPr>
+          <w:rStyle w:val="Strong"/>
+          <w:rFonts w:ascii="Arial" w:hAnsi="Arial" w:cs="Arial"/>
+          <w:sz w:val="20"/>
+        </w:rPr>
+        <w:t>idempotency</w:t>
+      </w:r>
+      <w:proofErr w:type="spellEnd"/>
+      <w:r>
+        <w:rPr>
+          <w:rStyle w:val="Strong"/>
+          <w:rFonts w:ascii="Arial" w:hAnsi="Arial" w:cs="Arial"/>
+          <w:sz w:val="20"/>
+        </w:rPr>
+        <w:t xml:space="preserve"> keys</w:t>
+      </w:r>
+      <w:r>
+        <w:rPr>
+          <w:rFonts w:ascii="Arial" w:hAnsi="Arial" w:cs="Arial"/>
+          <w:sz w:val="20"/>
+        </w:rPr>
+        <w:t>, replay-safe consumers, and retry/</w:t>
+      </w:r>
+      <w:proofErr w:type="spellStart"/>
+      <w:r>
+        <w:rPr>
+          <w:rFonts w:ascii="Arial" w:hAnsi="Arial" w:cs="Arial"/>
+          <w:sz w:val="20"/>
+        </w:rPr>
+        <w:t>backoff</w:t>
+      </w:r>
+      <w:proofErr w:type="spellEnd"/>
+      <w:r>
+        <w:rPr>
+          <w:rFonts w:ascii="Arial" w:hAnsi="Arial" w:cs="Arial"/>
+          <w:sz w:val="20"/>
+        </w:rPr>
+        <w:t xml:space="preserve"> policies to survive unstable third-party systems.</w:t>
       </w:r>
     </w:p>
     <w:p>
@@ -1517,6 +2041,7 @@
         </w:rPr>
         <w:t xml:space="preserve"> and </w:t>
       </w:r>
+      <w:proofErr w:type="spellStart"/>
       <w:r>
         <w:rPr>
           <w:rStyle w:val="Strong"/>
@@ -1525,6 +2050,7 @@
         </w:rPr>
         <w:t>RabbitMQ</w:t>
       </w:r>
+      <w:proofErr w:type="spellEnd"/>
       <w:r>
         <w:rPr>
           <w:rFonts w:ascii="Arial" w:hAnsi="Arial" w:cs="Arial"/>
@@ -1589,6 +2115,7 @@
         </w:rPr>
         <w:t xml:space="preserve">Optimized relational workloads across </w:t>
       </w:r>
+      <w:proofErr w:type="spellStart"/>
       <w:r>
         <w:rPr>
           <w:rStyle w:val="Strong"/>
@@ -1597,6 +2124,7 @@
         </w:rPr>
         <w:t>PostgreSQL</w:t>
       </w:r>
+      <w:proofErr w:type="spellEnd"/>
       <w:r>
         <w:rPr>
           <w:rFonts w:ascii="Arial" w:hAnsi="Arial" w:cs="Arial"/>
@@ -1692,6 +2220,7 @@
         </w:rPr>
         <w:t xml:space="preserve">Implemented caching strategies using </w:t>
       </w:r>
+      <w:proofErr w:type="spellStart"/>
       <w:r>
         <w:rPr>
           <w:rStyle w:val="Strong"/>
@@ -1700,12 +2229,29 @@
         </w:rPr>
         <w:t>Redis</w:t>
       </w:r>
-      <w:r>
-        <w:rPr>
-          <w:rFonts w:ascii="Arial" w:hAnsi="Arial" w:cs="Arial"/>
-          <w:sz w:val="20"/>
-        </w:rPr>
-        <w:t xml:space="preserve"> (and legacy Memcached where present) to accelerate read-heavy endpoints, carefully managing TTLs, invalidation, and stampede protection.</w:t>
+      <w:proofErr w:type="spellEnd"/>
+      <w:r>
+        <w:rPr>
+          <w:rFonts w:ascii="Arial" w:hAnsi="Arial" w:cs="Arial"/>
+          <w:sz w:val="20"/>
+        </w:rPr>
+        <w:t xml:space="preserve"> (and legacy </w:t>
+      </w:r>
+      <w:proofErr w:type="spellStart"/>
+      <w:r>
+        <w:rPr>
+          <w:rFonts w:ascii="Arial" w:hAnsi="Arial" w:cs="Arial"/>
+          <w:sz w:val="20"/>
+        </w:rPr>
+        <w:t>Memcached</w:t>
+      </w:r>
+      <w:proofErr w:type="spellEnd"/>
+      <w:r>
+        <w:rPr>
+          <w:rFonts w:ascii="Arial" w:hAnsi="Arial" w:cs="Arial"/>
+          <w:sz w:val="20"/>
+        </w:rPr>
+        <w:t xml:space="preserve"> where present) to accelerate read-heavy endpoints, carefully managing TTLs, invalidation, and stampede protection.</w:t>
       </w:r>
     </w:p>
     <w:p>
@@ -1728,6 +2274,7 @@
         </w:rPr>
         <w:t xml:space="preserve">Improved search experiences by indexing key entities into </w:t>
       </w:r>
+      <w:proofErr w:type="spellStart"/>
       <w:r>
         <w:rPr>
           <w:rStyle w:val="Strong"/>
@@ -1736,6 +2283,7 @@
         </w:rPr>
         <w:t>Elasticsearch</w:t>
       </w:r>
+      <w:proofErr w:type="spellEnd"/>
       <w:r>
         <w:rPr>
           <w:rFonts w:ascii="Arial" w:hAnsi="Arial" w:cs="Arial"/>
@@ -1809,6 +2357,7 @@
         </w:rPr>
         <w:t xml:space="preserve">, </w:t>
       </w:r>
+      <w:proofErr w:type="spellStart"/>
       <w:r>
         <w:rPr>
           <w:rStyle w:val="Strong"/>
@@ -1817,6 +2366,7 @@
         </w:rPr>
         <w:t>CloudFront</w:t>
       </w:r>
+      <w:proofErr w:type="spellEnd"/>
       <w:r>
         <w:rPr>
           <w:rFonts w:ascii="Arial" w:hAnsi="Arial" w:cs="Arial"/>
@@ -1839,6 +2389,7 @@
         </w:rPr>
         <w:t xml:space="preserve">, </w:t>
       </w:r>
+      <w:proofErr w:type="spellStart"/>
       <w:r>
         <w:rPr>
           <w:rStyle w:val="Strong"/>
@@ -1847,6 +2398,7 @@
         </w:rPr>
         <w:t>DynamoDB</w:t>
       </w:r>
+      <w:proofErr w:type="spellEnd"/>
       <w:r>
         <w:rPr>
           <w:rFonts w:ascii="Arial" w:hAnsi="Arial" w:cs="Arial"/>
@@ -1854,6 +2406,7 @@
         </w:rPr>
         <w:t xml:space="preserve">, and </w:t>
       </w:r>
+      <w:proofErr w:type="spellStart"/>
       <w:r>
         <w:rPr>
           <w:rStyle w:val="Strong"/>
@@ -1862,6 +2415,7 @@
         </w:rPr>
         <w:t>ElastiCache</w:t>
       </w:r>
+      <w:proofErr w:type="spellEnd"/>
       <w:r>
         <w:rPr>
           <w:rFonts w:ascii="Arial" w:hAnsi="Arial" w:cs="Arial"/>
@@ -1884,6 +2438,7 @@
         </w:rPr>
         <w:t xml:space="preserve"> and event orchestration via </w:t>
       </w:r>
+      <w:proofErr w:type="spellStart"/>
       <w:r>
         <w:rPr>
           <w:rStyle w:val="Strong"/>
@@ -1892,6 +2447,7 @@
         </w:rPr>
         <w:t>EventBridge</w:t>
       </w:r>
+      <w:proofErr w:type="spellEnd"/>
       <w:r>
         <w:rPr>
           <w:rFonts w:ascii="Arial" w:hAnsi="Arial" w:cs="Arial"/>
@@ -1972,13 +2528,23 @@
         </w:rPr>
         <w:t xml:space="preserve">Raised deployment safety by enhancing CI/CD with </w:t>
       </w:r>
-      <w:r>
-        <w:rPr>
-          <w:rStyle w:val="Strong"/>
-          <w:rFonts w:ascii="Arial" w:hAnsi="Arial" w:cs="Arial"/>
-          <w:sz w:val="20"/>
-        </w:rPr>
-        <w:t>GitHub Actions</w:t>
+      <w:proofErr w:type="spellStart"/>
+      <w:r>
+        <w:rPr>
+          <w:rStyle w:val="Strong"/>
+          <w:rFonts w:ascii="Arial" w:hAnsi="Arial" w:cs="Arial"/>
+          <w:sz w:val="20"/>
+        </w:rPr>
+        <w:t>GitHub</w:t>
+      </w:r>
+      <w:proofErr w:type="spellEnd"/>
+      <w:r>
+        <w:rPr>
+          <w:rStyle w:val="Strong"/>
+          <w:rFonts w:ascii="Arial" w:hAnsi="Arial" w:cs="Arial"/>
+          <w:sz w:val="20"/>
+        </w:rPr>
+        <w:t xml:space="preserve"> Actions</w:t>
       </w:r>
       <w:r>
         <w:rPr>
@@ -2021,8 +2587,25 @@
           <w:rFonts w:ascii="Arial" w:hAnsi="Arial" w:cs="Arial"/>
           <w:sz w:val="20"/>
         </w:rPr>
-        <w:t xml:space="preserve">Standardized observability with structured logging, correlation IDs, </w:t>
-      </w:r>
+        <w:t xml:space="preserve">Standardized </w:t>
+      </w:r>
+      <w:proofErr w:type="spellStart"/>
+      <w:r>
+        <w:rPr>
+          <w:rFonts w:ascii="Arial" w:hAnsi="Arial" w:cs="Arial"/>
+          <w:sz w:val="20"/>
+        </w:rPr>
+        <w:t>observability</w:t>
+      </w:r>
+      <w:proofErr w:type="spellEnd"/>
+      <w:r>
+        <w:rPr>
+          <w:rFonts w:ascii="Arial" w:hAnsi="Arial" w:cs="Arial"/>
+          <w:sz w:val="20"/>
+        </w:rPr>
+        <w:t xml:space="preserve"> with structured logging, correlation IDs, </w:t>
+      </w:r>
+      <w:proofErr w:type="spellStart"/>
       <w:r>
         <w:rPr>
           <w:rStyle w:val="Strong"/>
@@ -2031,6 +2614,7 @@
         </w:rPr>
         <w:t>CloudWatch</w:t>
       </w:r>
+      <w:proofErr w:type="spellEnd"/>
       <w:r>
         <w:rPr>
           <w:rFonts w:ascii="Arial" w:hAnsi="Arial" w:cs="Arial"/>
@@ -2038,6 +2622,7 @@
         </w:rPr>
         <w:t xml:space="preserve"> dashboards, and cross-service tracing hooks (including </w:t>
       </w:r>
+      <w:proofErr w:type="spellStart"/>
       <w:r>
         <w:rPr>
           <w:rStyle w:val="Strong"/>
@@ -2046,6 +2631,7 @@
         </w:rPr>
         <w:t>OpenTelemetry</w:t>
       </w:r>
+      <w:proofErr w:type="spellEnd"/>
       <w:r>
         <w:rPr>
           <w:rFonts w:ascii="Arial" w:hAnsi="Arial" w:cs="Arial"/>
@@ -2053,14 +2639,34 @@
         </w:rPr>
         <w:t xml:space="preserve"> exports to </w:t>
       </w:r>
-      <w:r>
-        <w:rPr>
-          <w:rStyle w:val="Strong"/>
-          <w:rFonts w:ascii="Arial" w:hAnsi="Arial" w:cs="Arial"/>
-          <w:sz w:val="20"/>
-        </w:rPr>
-        <w:t>Datadog/Grafana</w:t>
-      </w:r>
+      <w:proofErr w:type="spellStart"/>
+      <w:r>
+        <w:rPr>
+          <w:rStyle w:val="Strong"/>
+          <w:rFonts w:ascii="Arial" w:hAnsi="Arial" w:cs="Arial"/>
+          <w:sz w:val="20"/>
+        </w:rPr>
+        <w:t>Datadog</w:t>
+      </w:r>
+      <w:proofErr w:type="spellEnd"/>
+      <w:r>
+        <w:rPr>
+          <w:rStyle w:val="Strong"/>
+          <w:rFonts w:ascii="Arial" w:hAnsi="Arial" w:cs="Arial"/>
+          <w:sz w:val="20"/>
+        </w:rPr>
+        <w:t>/</w:t>
+      </w:r>
+      <w:proofErr w:type="spellStart"/>
+      <w:r>
+        <w:rPr>
+          <w:rStyle w:val="Strong"/>
+          <w:rFonts w:ascii="Arial" w:hAnsi="Arial" w:cs="Arial"/>
+          <w:sz w:val="20"/>
+        </w:rPr>
+        <w:t>Grafana</w:t>
+      </w:r>
+      <w:proofErr w:type="spellEnd"/>
       <w:r>
         <w:rPr>
           <w:rFonts w:ascii="Arial" w:hAnsi="Arial" w:cs="Arial"/>
@@ -2089,6 +2695,7 @@
         </w:rPr>
         <w:t xml:space="preserve">Strengthened testing discipline with </w:t>
       </w:r>
+      <w:proofErr w:type="spellStart"/>
       <w:r>
         <w:rPr>
           <w:rStyle w:val="Strong"/>
@@ -2097,6 +2704,7 @@
         </w:rPr>
         <w:t>PHPUnit</w:t>
       </w:r>
+      <w:proofErr w:type="spellEnd"/>
       <w:r>
         <w:rPr>
           <w:rFonts w:ascii="Arial" w:hAnsi="Arial" w:cs="Arial"/>
@@ -2145,6 +2753,7 @@
       </w:r>
     </w:p>
     <w:p>
+      <w:proofErr w:type="spellStart"/>
       <w:r>
         <w:rPr>
           <w:rFonts w:ascii="Arial" w:eastAsia="Arial" w:hAnsi="Arial" w:cs="Arial"/>
@@ -2154,7 +2763,19 @@
           <w:sz w:val="21"/>
           <w:szCs w:val="21"/>
         </w:rPr>
-        <w:t>Webiz Digital</w:t>
+        <w:t>Webiz</w:t>
+      </w:r>
+      <w:proofErr w:type="spellEnd"/>
+      <w:r>
+        <w:rPr>
+          <w:rFonts w:ascii="Arial" w:eastAsia="Arial" w:hAnsi="Arial" w:cs="Arial"/>
+          <w:b/>
+          <w:bCs/>
+          <w:color w:val="6F8F6B"/>
+          <w:sz w:val="21"/>
+          <w:szCs w:val="21"/>
+        </w:rPr>
+        <w:t xml:space="preserve"> Digital</w:t>
       </w:r>
     </w:p>
     <w:p>
@@ -2266,6 +2887,7 @@
         </w:rPr>
         <w:t xml:space="preserve">Integrated external systems through </w:t>
       </w:r>
+      <w:proofErr w:type="spellStart"/>
       <w:r>
         <w:rPr>
           <w:rStyle w:val="Strong"/>
@@ -2274,6 +2896,7 @@
         </w:rPr>
         <w:t>webhooks</w:t>
       </w:r>
+      <w:proofErr w:type="spellEnd"/>
       <w:r>
         <w:rPr>
           <w:rFonts w:ascii="Arial" w:hAnsi="Arial" w:cs="Arial"/>
@@ -2302,6 +2925,7 @@
         </w:rPr>
         <w:t xml:space="preserve">Introduced background job processing with queue-backed workers using </w:t>
       </w:r>
+      <w:proofErr w:type="spellStart"/>
       <w:r>
         <w:rPr>
           <w:rStyle w:val="Strong"/>
@@ -2310,6 +2934,7 @@
         </w:rPr>
         <w:t>RabbitMQ</w:t>
       </w:r>
+      <w:proofErr w:type="spellEnd"/>
       <w:r>
         <w:rPr>
           <w:rFonts w:ascii="Arial" w:hAnsi="Arial" w:cs="Arial"/>
@@ -2353,6 +2978,7 @@
         </w:rPr>
         <w:t xml:space="preserve">Tuned database performance with index design, slow-query analysis, and schema refactors across </w:t>
       </w:r>
+      <w:proofErr w:type="spellStart"/>
       <w:r>
         <w:rPr>
           <w:rStyle w:val="Strong"/>
@@ -2361,6 +2987,7 @@
         </w:rPr>
         <w:t>PostgreSQL</w:t>
       </w:r>
+      <w:proofErr w:type="spellEnd"/>
       <w:r>
         <w:rPr>
           <w:rFonts w:ascii="Arial" w:hAnsi="Arial" w:cs="Arial"/>
@@ -2404,6 +3031,7 @@
         </w:rPr>
         <w:t xml:space="preserve">Implemented caching patterns using </w:t>
       </w:r>
+      <w:proofErr w:type="spellStart"/>
       <w:proofErr w:type="gramStart"/>
       <w:r>
         <w:rPr>
@@ -2413,6 +3041,7 @@
         </w:rPr>
         <w:t>Redis</w:t>
       </w:r>
+      <w:proofErr w:type="spellEnd"/>
       <w:proofErr w:type="gramEnd"/>
       <w:r>
         <w:rPr>
@@ -2514,6 +3143,7 @@
         </w:rPr>
         <w:t xml:space="preserve">Containerized local development and deployment workflows using </w:t>
       </w:r>
+      <w:proofErr w:type="spellStart"/>
       <w:r>
         <w:rPr>
           <w:rStyle w:val="Strong"/>
@@ -2522,6 +3152,7 @@
         </w:rPr>
         <w:t>Docker</w:t>
       </w:r>
+      <w:proofErr w:type="spellEnd"/>
       <w:r>
         <w:rPr>
           <w:rFonts w:ascii="Arial" w:hAnsi="Arial" w:cs="Arial"/>
@@ -2565,13 +3196,23 @@
         </w:rPr>
         <w:t xml:space="preserve"> and early </w:t>
       </w:r>
-      <w:r>
-        <w:rPr>
-          <w:rStyle w:val="Strong"/>
-          <w:rFonts w:ascii="Arial" w:hAnsi="Arial" w:cs="Arial"/>
-          <w:sz w:val="20"/>
-        </w:rPr>
-        <w:t>GitHub Actions</w:t>
+      <w:proofErr w:type="spellStart"/>
+      <w:r>
+        <w:rPr>
+          <w:rStyle w:val="Strong"/>
+          <w:rFonts w:ascii="Arial" w:hAnsi="Arial" w:cs="Arial"/>
+          <w:sz w:val="20"/>
+        </w:rPr>
+        <w:t>GitHub</w:t>
+      </w:r>
+      <w:proofErr w:type="spellEnd"/>
+      <w:r>
+        <w:rPr>
+          <w:rStyle w:val="Strong"/>
+          <w:rFonts w:ascii="Arial" w:hAnsi="Arial" w:cs="Arial"/>
+          <w:sz w:val="20"/>
+        </w:rPr>
+        <w:t xml:space="preserve"> Actions</w:t>
       </w:r>
       <w:r>
         <w:rPr>
@@ -2817,7 +3458,23 @@
           <w:rFonts w:ascii="Arial" w:hAnsi="Arial" w:cs="Arial"/>
           <w:sz w:val="20"/>
         </w:rPr>
-        <w:t>Built integration utilities and scheduled jobs to import/normalize third-party data, adding validation and deduplication to keep downstream workflows stable.</w:t>
+        <w:t xml:space="preserve">Built integration utilities and scheduled jobs to import/normalize third-party data, adding validation and </w:t>
+      </w:r>
+      <w:proofErr w:type="spellStart"/>
+      <w:r>
+        <w:rPr>
+          <w:rFonts w:ascii="Arial" w:hAnsi="Arial" w:cs="Arial"/>
+          <w:sz w:val="20"/>
+        </w:rPr>
+        <w:t>deduplication</w:t>
+      </w:r>
+      <w:proofErr w:type="spellEnd"/>
+      <w:r>
+        <w:rPr>
+          <w:rFonts w:ascii="Arial" w:hAnsi="Arial" w:cs="Arial"/>
+          <w:sz w:val="20"/>
+        </w:rPr>
+        <w:t xml:space="preserve"> to keep downstream workflows stable.</w:t>
       </w:r>
     </w:p>
     <w:p>
@@ -3085,7 +3742,29 @@
           <w:color w:val="auto"/>
           <w:sz w:val="20"/>
         </w:rPr>
-        <w:t>Event-Driven Integration Hub (SaaS Data Sync &amp; Reliability)</w:t>
+        <w:t>Event-Driven Integration Hub (</w:t>
+      </w:r>
+      <w:proofErr w:type="spellStart"/>
+      <w:r>
+        <w:rPr>
+          <w:rStyle w:val="Strong"/>
+          <w:rFonts w:ascii="Arial" w:hAnsi="Arial" w:cs="Arial"/>
+          <w:bCs w:val="0"/>
+          <w:color w:val="auto"/>
+          <w:sz w:val="20"/>
+        </w:rPr>
+        <w:t>SaaS</w:t>
+      </w:r>
+      <w:proofErr w:type="spellEnd"/>
+      <w:r>
+        <w:rPr>
+          <w:rStyle w:val="Strong"/>
+          <w:rFonts w:ascii="Arial" w:hAnsi="Arial" w:cs="Arial"/>
+          <w:bCs w:val="0"/>
+          <w:color w:val="auto"/>
+          <w:sz w:val="20"/>
+        </w:rPr>
+        <w:t xml:space="preserve"> Data Sync &amp; Reliability)</w:t>
       </w:r>
     </w:p>
     <w:p>
@@ -3108,6 +3787,7 @@
         </w:rPr>
         <w:t xml:space="preserve">Built a replay-safe integration layer combining </w:t>
       </w:r>
+      <w:proofErr w:type="spellStart"/>
       <w:r>
         <w:rPr>
           <w:rStyle w:val="Strong"/>
@@ -3116,6 +3796,7 @@
         </w:rPr>
         <w:t>webhooks</w:t>
       </w:r>
+      <w:proofErr w:type="spellEnd"/>
       <w:r>
         <w:rPr>
           <w:rFonts w:ascii="Arial" w:hAnsi="Arial" w:cs="Arial"/>
@@ -3138,6 +3819,7 @@
         </w:rPr>
         <w:t xml:space="preserve"> and </w:t>
       </w:r>
+      <w:proofErr w:type="spellStart"/>
       <w:r>
         <w:rPr>
           <w:rStyle w:val="Strong"/>
@@ -3146,6 +3828,7 @@
         </w:rPr>
         <w:t>RabbitMQ</w:t>
       </w:r>
+      <w:proofErr w:type="spellEnd"/>
       <w:r>
         <w:rPr>
           <w:rFonts w:ascii="Arial" w:hAnsi="Arial" w:cs="Arial"/>
@@ -3153,6 +3836,7 @@
         </w:rPr>
         <w:t xml:space="preserve">, enforcing </w:t>
       </w:r>
+      <w:proofErr w:type="spellStart"/>
       <w:r>
         <w:rPr>
           <w:rStyle w:val="Strong"/>
@@ -3161,12 +3845,29 @@
         </w:rPr>
         <w:t>idempotency</w:t>
       </w:r>
-      <w:r>
-        <w:rPr>
-          <w:rFonts w:ascii="Arial" w:hAnsi="Arial" w:cs="Arial"/>
-          <w:sz w:val="20"/>
-        </w:rPr>
-        <w:t>, retry/backoff, and dead-letter handling for partial failures.</w:t>
+      <w:proofErr w:type="spellEnd"/>
+      <w:r>
+        <w:rPr>
+          <w:rFonts w:ascii="Arial" w:hAnsi="Arial" w:cs="Arial"/>
+          <w:sz w:val="20"/>
+        </w:rPr>
+        <w:t>, retry/</w:t>
+      </w:r>
+      <w:proofErr w:type="spellStart"/>
+      <w:r>
+        <w:rPr>
+          <w:rFonts w:ascii="Arial" w:hAnsi="Arial" w:cs="Arial"/>
+          <w:sz w:val="20"/>
+        </w:rPr>
+        <w:t>backoff</w:t>
+      </w:r>
+      <w:proofErr w:type="spellEnd"/>
+      <w:r>
+        <w:rPr>
+          <w:rFonts w:ascii="Arial" w:hAnsi="Arial" w:cs="Arial"/>
+          <w:sz w:val="20"/>
+        </w:rPr>
+        <w:t>, and dead-letter handling for partial failures.</w:t>
       </w:r>
     </w:p>
     <w:p>
@@ -3189,13 +3890,23 @@
         </w:rPr>
         <w:t xml:space="preserve">Standardized partner payload normalization into versioned mappers, persisted canonical records in </w:t>
       </w:r>
-      <w:r>
-        <w:rPr>
-          <w:rStyle w:val="Strong"/>
-          <w:rFonts w:ascii="Arial" w:hAnsi="Arial" w:cs="Arial"/>
-          <w:sz w:val="20"/>
-        </w:rPr>
-        <w:t>PostgreSQL/MySQL</w:t>
+      <w:proofErr w:type="spellStart"/>
+      <w:r>
+        <w:rPr>
+          <w:rStyle w:val="Strong"/>
+          <w:rFonts w:ascii="Arial" w:hAnsi="Arial" w:cs="Arial"/>
+          <w:sz w:val="20"/>
+        </w:rPr>
+        <w:t>PostgreSQL</w:t>
+      </w:r>
+      <w:proofErr w:type="spellEnd"/>
+      <w:r>
+        <w:rPr>
+          <w:rStyle w:val="Strong"/>
+          <w:rFonts w:ascii="Arial" w:hAnsi="Arial" w:cs="Arial"/>
+          <w:sz w:val="20"/>
+        </w:rPr>
+        <w:t>/MySQL</w:t>
       </w:r>
       <w:r>
         <w:rPr>
@@ -3204,6 +3915,7 @@
         </w:rPr>
         <w:t xml:space="preserve">, and introduced </w:t>
       </w:r>
+      <w:proofErr w:type="spellStart"/>
       <w:r>
         <w:rPr>
           <w:rStyle w:val="Strong"/>
@@ -3212,6 +3924,7 @@
         </w:rPr>
         <w:t>Redis</w:t>
       </w:r>
+      <w:proofErr w:type="spellEnd"/>
       <w:r>
         <w:rPr>
           <w:rFonts w:ascii="Arial" w:hAnsi="Arial" w:cs="Arial"/>
@@ -3238,8 +3951,25 @@
           <w:rFonts w:ascii="Arial" w:hAnsi="Arial" w:cs="Arial"/>
           <w:sz w:val="20"/>
         </w:rPr>
-        <w:t>Implemented observability with structured logs, correlation IDs, and tracing hooks (</w:t>
-      </w:r>
+        <w:t xml:space="preserve">Implemented </w:t>
+      </w:r>
+      <w:proofErr w:type="spellStart"/>
+      <w:r>
+        <w:rPr>
+          <w:rFonts w:ascii="Arial" w:hAnsi="Arial" w:cs="Arial"/>
+          <w:sz w:val="20"/>
+        </w:rPr>
+        <w:t>observability</w:t>
+      </w:r>
+      <w:proofErr w:type="spellEnd"/>
+      <w:r>
+        <w:rPr>
+          <w:rFonts w:ascii="Arial" w:hAnsi="Arial" w:cs="Arial"/>
+          <w:sz w:val="20"/>
+        </w:rPr>
+        <w:t xml:space="preserve"> with structured logs, correlation IDs, and tracing hooks (</w:t>
+      </w:r>
+      <w:proofErr w:type="spellStart"/>
       <w:r>
         <w:rPr>
           <w:rStyle w:val="Strong"/>
@@ -3248,6 +3978,7 @@
         </w:rPr>
         <w:t>OpenTelemetry</w:t>
       </w:r>
+      <w:proofErr w:type="spellEnd"/>
       <w:r>
         <w:rPr>
           <w:rFonts w:ascii="Arial" w:hAnsi="Arial" w:cs="Arial"/>
@@ -3255,14 +3986,34 @@
         </w:rPr>
         <w:t xml:space="preserve"> → </w:t>
       </w:r>
-      <w:r>
-        <w:rPr>
-          <w:rStyle w:val="Strong"/>
-          <w:rFonts w:ascii="Arial" w:hAnsi="Arial" w:cs="Arial"/>
-          <w:sz w:val="20"/>
-        </w:rPr>
-        <w:t>Datadog/Grafana</w:t>
-      </w:r>
+      <w:proofErr w:type="spellStart"/>
+      <w:r>
+        <w:rPr>
+          <w:rStyle w:val="Strong"/>
+          <w:rFonts w:ascii="Arial" w:hAnsi="Arial" w:cs="Arial"/>
+          <w:sz w:val="20"/>
+        </w:rPr>
+        <w:t>Datadog</w:t>
+      </w:r>
+      <w:proofErr w:type="spellEnd"/>
+      <w:r>
+        <w:rPr>
+          <w:rStyle w:val="Strong"/>
+          <w:rFonts w:ascii="Arial" w:hAnsi="Arial" w:cs="Arial"/>
+          <w:sz w:val="20"/>
+        </w:rPr>
+        <w:t>/</w:t>
+      </w:r>
+      <w:proofErr w:type="spellStart"/>
+      <w:r>
+        <w:rPr>
+          <w:rStyle w:val="Strong"/>
+          <w:rFonts w:ascii="Arial" w:hAnsi="Arial" w:cs="Arial"/>
+          <w:sz w:val="20"/>
+        </w:rPr>
+        <w:t>Grafana</w:t>
+      </w:r>
+      <w:proofErr w:type="spellEnd"/>
       <w:r>
         <w:rPr>
           <w:rFonts w:ascii="Arial" w:hAnsi="Arial" w:cs="Arial"/>
@@ -3312,13 +4063,23 @@
         </w:rPr>
         <w:t xml:space="preserve">Designed a permission-aware search and reporting workflow indexing key entities into </w:t>
       </w:r>
-      <w:r>
-        <w:rPr>
-          <w:rStyle w:val="Strong"/>
-          <w:rFonts w:ascii="Arial" w:hAnsi="Arial" w:cs="Arial"/>
-          <w:sz w:val="20"/>
-        </w:rPr>
-        <w:t>Elasticsearch/OpenSearch</w:t>
+      <w:proofErr w:type="spellStart"/>
+      <w:r>
+        <w:rPr>
+          <w:rStyle w:val="Strong"/>
+          <w:rFonts w:ascii="Arial" w:hAnsi="Arial" w:cs="Arial"/>
+          <w:sz w:val="20"/>
+        </w:rPr>
+        <w:t>Elasticsearch</w:t>
+      </w:r>
+      <w:proofErr w:type="spellEnd"/>
+      <w:r>
+        <w:rPr>
+          <w:rStyle w:val="Strong"/>
+          <w:rFonts w:ascii="Arial" w:hAnsi="Arial" w:cs="Arial"/>
+          <w:sz w:val="20"/>
+        </w:rPr>
+        <w:t>/OpenSearch</w:t>
       </w:r>
       <w:r>
         <w:rPr>
@@ -3420,8 +4181,18 @@
           <w:rFonts w:ascii="Arial" w:hAnsi="Arial" w:cs="Arial"/>
           <w:sz w:val="20"/>
         </w:rPr>
-        <w:t>Redshift/BigQuery</w:t>
-      </w:r>
+        <w:t>Redshift/</w:t>
+      </w:r>
+      <w:proofErr w:type="spellStart"/>
+      <w:r>
+        <w:rPr>
+          <w:rStyle w:val="Strong"/>
+          <w:rFonts w:ascii="Arial" w:hAnsi="Arial" w:cs="Arial"/>
+          <w:sz w:val="20"/>
+        </w:rPr>
+        <w:t>BigQuery</w:t>
+      </w:r>
+      <w:proofErr w:type="spellEnd"/>
       <w:r>
         <w:rPr>
           <w:rFonts w:ascii="Arial" w:hAnsi="Arial" w:cs="Arial"/>

--- a/Tyler/PHP_Backend/Tyler_Roberts.docx
+++ b/Tyler/PHP_Backend/Tyler_Roberts.docx
@@ -44,35 +44,10 @@
           <w:sz w:val="19"/>
           <w:szCs w:val="19"/>
         </w:rPr>
-        <w:t>tylerrobertsdev@outlook.com</w:t>
-      </w:r>
-      <w:r>
-        <w:rPr>
-          <w:rFonts w:ascii="Arial" w:eastAsia="Arial" w:hAnsi="Arial" w:cs="Arial"/>
-          <w:color w:val="4B5563"/>
-          <w:sz w:val="19"/>
-          <w:szCs w:val="19"/>
-        </w:rPr>
-        <w:t xml:space="preserve"> | </w:t>
-      </w:r>
-      <w:r>
-        <w:rPr>
-          <w:rFonts w:ascii="Arial" w:eastAsia="Arial" w:hAnsi="Arial" w:cs="Arial"/>
-          <w:color w:val="4B5563"/>
-          <w:sz w:val="19"/>
-          <w:szCs w:val="19"/>
-        </w:rPr>
-        <w:t>linkedin.com/in/tyler-roberts-1454473b4</w:t>
-      </w:r>
-      <w:r>
-        <w:rPr>
-          <w:rFonts w:ascii="Arial" w:eastAsia="Arial" w:hAnsi="Arial" w:cs="Arial"/>
-          <w:color w:val="4B5563"/>
-          <w:sz w:val="19"/>
-          <w:szCs w:val="19"/>
-        </w:rPr>
-        <w:t xml:space="preserve"> | Florida, United States | +1 (321) 376-7095</w:t>
-      </w:r>
+        <w:t>tyler.r.dev@outlook.com | linkedin.com/in/tyler-r-5788a13ba | Florida, United States | +1 (321) 376-7095</w:t>
+      </w:r>
+      <w:bookmarkStart w:id="0" w:name="_GoBack"/>
+      <w:bookmarkEnd w:id="0"/>
     </w:p>
     <w:p>
       <w:pPr>
@@ -81,8 +56,6 @@
         </w:pBdr>
         <w:spacing w:before="120" w:after="80"/>
       </w:pPr>
-      <w:bookmarkStart w:id="0" w:name="_GoBack"/>
-      <w:bookmarkEnd w:id="0"/>
       <w:r>
         <w:rPr>
           <w:b/>
@@ -100,290 +73,85 @@
         <w:jc w:val="both"/>
         <w:rPr>
           <w:rFonts w:ascii="Arial" w:hAnsi="Arial" w:cs="Arial"/>
-        </w:rPr>
-      </w:pPr>
-      <w:r>
-        <w:rPr>
-          <w:rFonts w:ascii="Arial" w:hAnsi="Arial" w:cs="Arial"/>
-        </w:rPr>
-        <w:t xml:space="preserve">Senior Software Engineer with </w:t>
-      </w:r>
-      <w:r>
-        <w:rPr>
-          <w:rStyle w:val="Strong"/>
-          <w:rFonts w:ascii="Arial" w:hAnsi="Arial" w:cs="Arial"/>
-        </w:rPr>
-        <w:t>9+ years</w:t>
-      </w:r>
-      <w:r>
-        <w:rPr>
-          <w:rFonts w:ascii="Arial" w:hAnsi="Arial" w:cs="Arial"/>
-        </w:rPr>
-        <w:t xml:space="preserve"> building and owning </w:t>
-      </w:r>
-      <w:r>
-        <w:rPr>
-          <w:rStyle w:val="Strong"/>
-          <w:rFonts w:ascii="Arial" w:hAnsi="Arial" w:cs="Arial"/>
-        </w:rPr>
-        <w:t xml:space="preserve">backend-heavy </w:t>
+          <w:sz w:val="22"/>
+        </w:rPr>
+      </w:pPr>
+      <w:r>
+        <w:rPr>
+          <w:sz w:val="22"/>
+        </w:rPr>
+        <w:t xml:space="preserve">Senior Software Engineer with 9+ years building </w:t>
+      </w:r>
+      <w:r>
+        <w:rPr>
+          <w:rStyle w:val="Strong"/>
+          <w:sz w:val="22"/>
+        </w:rPr>
+        <w:t>PHP backend</w:t>
+      </w:r>
+      <w:r>
+        <w:rPr>
+          <w:sz w:val="22"/>
+        </w:rPr>
+        <w:t xml:space="preserve"> platforms across SaaS, operations, and data-driven product environments, specializing in </w:t>
+      </w:r>
+      <w:r>
+        <w:rPr>
+          <w:rStyle w:val="Strong"/>
+          <w:sz w:val="22"/>
+        </w:rPr>
+        <w:t>PHP 5.6–8.2</w:t>
+      </w:r>
+      <w:r>
+        <w:rPr>
+          <w:sz w:val="22"/>
+        </w:rPr>
+        <w:t xml:space="preserve">, </w:t>
       </w:r>
       <w:proofErr w:type="spellStart"/>
       <w:r>
         <w:rPr>
           <w:rStyle w:val="Strong"/>
-          <w:rFonts w:ascii="Arial" w:hAnsi="Arial" w:cs="Arial"/>
-        </w:rPr>
-        <w:t>SaaS</w:t>
+          <w:sz w:val="22"/>
+        </w:rPr>
+        <w:t>Laravel</w:t>
       </w:r>
       <w:proofErr w:type="spellEnd"/>
       <w:r>
         <w:rPr>
           <w:rStyle w:val="Strong"/>
-          <w:rFonts w:ascii="Arial" w:hAnsi="Arial" w:cs="Arial"/>
-        </w:rPr>
-        <w:t xml:space="preserve"> platforms</w:t>
-      </w:r>
-      <w:r>
-        <w:rPr>
-          <w:rFonts w:ascii="Arial" w:hAnsi="Arial" w:cs="Arial"/>
-        </w:rPr>
-        <w:t xml:space="preserve"> with a strong </w:t>
-      </w:r>
-      <w:r>
-        <w:rPr>
-          <w:rStyle w:val="Strong"/>
-          <w:rFonts w:ascii="Arial" w:hAnsi="Arial" w:cs="Arial"/>
-        </w:rPr>
-        <w:t>PHP</w:t>
-      </w:r>
-      <w:r>
-        <w:rPr>
-          <w:rFonts w:ascii="Arial" w:hAnsi="Arial" w:cs="Arial"/>
-        </w:rPr>
-        <w:t xml:space="preserve"> focus, delivering </w:t>
-      </w:r>
-      <w:r>
-        <w:rPr>
-          <w:rStyle w:val="Strong"/>
-          <w:rFonts w:ascii="Arial" w:hAnsi="Arial" w:cs="Arial"/>
-        </w:rPr>
-        <w:t>secure</w:t>
-      </w:r>
-      <w:r>
-        <w:rPr>
-          <w:rFonts w:ascii="Arial" w:hAnsi="Arial" w:cs="Arial"/>
+          <w:sz w:val="22"/>
+        </w:rPr>
+        <w:t xml:space="preserve"> 4.2–10.x</w:t>
+      </w:r>
+      <w:r>
+        <w:rPr>
+          <w:sz w:val="22"/>
         </w:rPr>
         <w:t xml:space="preserve">, </w:t>
       </w:r>
-      <w:r>
-        <w:rPr>
-          <w:rStyle w:val="Strong"/>
-          <w:rFonts w:ascii="Arial" w:hAnsi="Arial" w:cs="Arial"/>
-        </w:rPr>
-        <w:t>scalable APIs</w:t>
-      </w:r>
-      <w:r>
-        <w:rPr>
-          <w:rFonts w:ascii="Arial" w:hAnsi="Arial" w:cs="Arial"/>
-        </w:rPr>
-        <w:t xml:space="preserve"> and </w:t>
-      </w:r>
-      <w:r>
-        <w:rPr>
-          <w:rStyle w:val="Strong"/>
-          <w:rFonts w:ascii="Arial" w:hAnsi="Arial" w:cs="Arial"/>
-        </w:rPr>
-        <w:t>cloud-hosted services</w:t>
-      </w:r>
-      <w:r>
-        <w:rPr>
-          <w:rFonts w:ascii="Arial" w:hAnsi="Arial" w:cs="Arial"/>
-        </w:rPr>
-        <w:t xml:space="preserve"> for enterprise customers. Proven record designing </w:t>
-      </w:r>
-      <w:r>
-        <w:rPr>
-          <w:rStyle w:val="Strong"/>
-          <w:rFonts w:ascii="Arial" w:hAnsi="Arial" w:cs="Arial"/>
-        </w:rPr>
-        <w:t>domain-driven architectures</w:t>
-      </w:r>
-      <w:r>
-        <w:rPr>
-          <w:rFonts w:ascii="Arial" w:hAnsi="Arial" w:cs="Arial"/>
-        </w:rPr>
-        <w:t xml:space="preserve">, </w:t>
-      </w:r>
-      <w:r>
-        <w:rPr>
-          <w:rStyle w:val="Strong"/>
-          <w:rFonts w:ascii="Arial" w:hAnsi="Arial" w:cs="Arial"/>
-        </w:rPr>
-        <w:t>REST/</w:t>
-      </w:r>
       <w:proofErr w:type="spellStart"/>
       <w:r>
         <w:rPr>
           <w:rStyle w:val="Strong"/>
-          <w:rFonts w:ascii="Arial" w:hAnsi="Arial" w:cs="Arial"/>
-        </w:rPr>
-        <w:t>GraphQL</w:t>
+          <w:sz w:val="22"/>
+        </w:rPr>
+        <w:t>Symfony</w:t>
       </w:r>
       <w:proofErr w:type="spellEnd"/>
       <w:r>
         <w:rPr>
           <w:rStyle w:val="Strong"/>
-          <w:rFonts w:ascii="Arial" w:hAnsi="Arial" w:cs="Arial"/>
-        </w:rPr>
-        <w:t xml:space="preserve"> interfaces</w:t>
-      </w:r>
-      <w:r>
-        <w:rPr>
-          <w:rFonts w:ascii="Arial" w:hAnsi="Arial" w:cs="Arial"/>
-        </w:rPr>
-        <w:t xml:space="preserve">, </w:t>
-      </w:r>
-      <w:r>
-        <w:rPr>
-          <w:rStyle w:val="Strong"/>
-          <w:rFonts w:ascii="Arial" w:hAnsi="Arial" w:cs="Arial"/>
-        </w:rPr>
-        <w:t>background workers</w:t>
-      </w:r>
-      <w:r>
-        <w:rPr>
-          <w:rFonts w:ascii="Arial" w:hAnsi="Arial" w:cs="Arial"/>
-        </w:rPr>
-        <w:t xml:space="preserve">, and resilient </w:t>
-      </w:r>
-      <w:r>
-        <w:rPr>
-          <w:rStyle w:val="Strong"/>
-          <w:rFonts w:ascii="Arial" w:hAnsi="Arial" w:cs="Arial"/>
-        </w:rPr>
-        <w:t>event-driven workflows</w:t>
-      </w:r>
-      <w:r>
-        <w:rPr>
-          <w:rFonts w:ascii="Arial" w:hAnsi="Arial" w:cs="Arial"/>
-        </w:rPr>
-        <w:t xml:space="preserve"> while maintaining </w:t>
-      </w:r>
-      <w:r>
-        <w:rPr>
-          <w:rStyle w:val="Strong"/>
-          <w:rFonts w:ascii="Arial" w:hAnsi="Arial" w:cs="Arial"/>
-        </w:rPr>
-        <w:t>reliability</w:t>
-      </w:r>
-      <w:r>
-        <w:rPr>
-          <w:rFonts w:ascii="Arial" w:hAnsi="Arial" w:cs="Arial"/>
-        </w:rPr>
-        <w:t xml:space="preserve">, </w:t>
-      </w:r>
-      <w:r>
-        <w:rPr>
-          <w:rStyle w:val="Strong"/>
-          <w:rFonts w:ascii="Arial" w:hAnsi="Arial" w:cs="Arial"/>
-        </w:rPr>
-        <w:t>performance</w:t>
-      </w:r>
-      <w:r>
-        <w:rPr>
-          <w:rFonts w:ascii="Arial" w:hAnsi="Arial" w:cs="Arial"/>
-        </w:rPr>
-        <w:t xml:space="preserve">, and </w:t>
-      </w:r>
-      <w:proofErr w:type="spellStart"/>
-      <w:r>
-        <w:rPr>
-          <w:rStyle w:val="Strong"/>
-          <w:rFonts w:ascii="Arial" w:hAnsi="Arial" w:cs="Arial"/>
-        </w:rPr>
-        <w:t>observability</w:t>
-      </w:r>
-      <w:proofErr w:type="spellEnd"/>
-      <w:r>
-        <w:rPr>
-          <w:rFonts w:ascii="Arial" w:hAnsi="Arial" w:cs="Arial"/>
-        </w:rPr>
-        <w:t xml:space="preserve">. </w:t>
-      </w:r>
-      <w:proofErr w:type="gramStart"/>
-      <w:r>
-        <w:rPr>
-          <w:rFonts w:ascii="Arial" w:hAnsi="Arial" w:cs="Arial"/>
-        </w:rPr>
-        <w:t xml:space="preserve">Hands-on technical owner across </w:t>
-      </w:r>
-      <w:r>
-        <w:rPr>
-          <w:rStyle w:val="Strong"/>
-          <w:rFonts w:ascii="Arial" w:hAnsi="Arial" w:cs="Arial"/>
-        </w:rPr>
-        <w:t>architecture</w:t>
-      </w:r>
-      <w:r>
-        <w:rPr>
-          <w:rFonts w:ascii="Arial" w:hAnsi="Arial" w:cs="Arial"/>
-        </w:rPr>
-        <w:t xml:space="preserve">, </w:t>
-      </w:r>
-      <w:r>
-        <w:rPr>
-          <w:rStyle w:val="Strong"/>
-          <w:rFonts w:ascii="Arial" w:hAnsi="Arial" w:cs="Arial"/>
-        </w:rPr>
-        <w:t>delivery</w:t>
-      </w:r>
-      <w:r>
-        <w:rPr>
-          <w:rFonts w:ascii="Arial" w:hAnsi="Arial" w:cs="Arial"/>
-        </w:rPr>
-        <w:t xml:space="preserve">, </w:t>
-      </w:r>
-      <w:r>
-        <w:rPr>
-          <w:rStyle w:val="Strong"/>
-          <w:rFonts w:ascii="Arial" w:hAnsi="Arial" w:cs="Arial"/>
-        </w:rPr>
-        <w:t>CI/CD automation</w:t>
-      </w:r>
-      <w:r>
-        <w:rPr>
-          <w:rFonts w:ascii="Arial" w:hAnsi="Arial" w:cs="Arial"/>
-        </w:rPr>
-        <w:t xml:space="preserve">, </w:t>
-      </w:r>
-      <w:r>
-        <w:rPr>
-          <w:rStyle w:val="Strong"/>
-          <w:rFonts w:ascii="Arial" w:hAnsi="Arial" w:cs="Arial"/>
-        </w:rPr>
-        <w:t>production support</w:t>
-      </w:r>
-      <w:r>
-        <w:rPr>
-          <w:rFonts w:ascii="Arial" w:hAnsi="Arial" w:cs="Arial"/>
-        </w:rPr>
-        <w:t xml:space="preserve">, and </w:t>
-      </w:r>
-      <w:r>
-        <w:rPr>
-          <w:rStyle w:val="Strong"/>
-          <w:rFonts w:ascii="Arial" w:hAnsi="Arial" w:cs="Arial"/>
-        </w:rPr>
-        <w:t>incident response</w:t>
-      </w:r>
-      <w:r>
-        <w:rPr>
-          <w:rFonts w:ascii="Arial" w:hAnsi="Arial" w:cs="Arial"/>
-        </w:rPr>
-        <w:t>, translating ambiguous business and compliance requirements into durable, testable solutions.</w:t>
-      </w:r>
-      <w:proofErr w:type="gramEnd"/>
+          <w:sz w:val="22"/>
+        </w:rPr>
+        <w:t xml:space="preserve"> 3.x–6.x</w:t>
+      </w:r>
+      <w:r>
+        <w:rPr>
+          <w:sz w:val="22"/>
+        </w:rPr>
+        <w:t>, secure API design, database-heavy workflows, and cloud deployments that stay reliable under production pressure. Strong background in fixing high-impact bugs, modernizing legacy services, improving query performance, and shipping new backend capabilities with measurable gains in throughput, stability, and release confidence across distributed engineering teams.</w:t>
+      </w:r>
     </w:p>
     <w:p>
       <w:pPr>
@@ -410,41 +178,65 @@
           <w:ilvl w:val="0"/>
           <w:numId w:val="2"/>
         </w:numPr>
+        <w:spacing w:before="0" w:beforeAutospacing="0" w:after="0" w:afterAutospacing="0"/>
         <w:jc w:val="both"/>
         <w:rPr>
-          <w:rFonts w:ascii="Arial" w:hAnsi="Arial" w:cs="Arial"/>
-          <w:sz w:val="20"/>
-        </w:rPr>
-      </w:pPr>
-      <w:r>
-        <w:rPr>
-          <w:rStyle w:val="Strong"/>
-          <w:rFonts w:ascii="Arial" w:hAnsi="Arial" w:cs="Arial"/>
-          <w:sz w:val="20"/>
+          <w:sz w:val="22"/>
+        </w:rPr>
+      </w:pPr>
+      <w:r>
+        <w:rPr>
+          <w:rStyle w:val="Strong"/>
+          <w:sz w:val="22"/>
         </w:rPr>
         <w:t>Backend &amp; APIs</w:t>
       </w:r>
       <w:r>
         <w:rPr>
-          <w:rFonts w:ascii="Arial" w:hAnsi="Arial" w:cs="Arial"/>
-          <w:sz w:val="20"/>
-        </w:rPr>
-        <w:t xml:space="preserve"> – </w:t>
-      </w:r>
-      <w:r>
-        <w:rPr>
-          <w:rStyle w:val="Strong"/>
-          <w:rFonts w:ascii="Arial" w:hAnsi="Arial" w:cs="Arial"/>
-          <w:sz w:val="20"/>
-        </w:rPr>
-        <w:t>PHP (</w:t>
+          <w:sz w:val="22"/>
+        </w:rPr>
+        <w:t xml:space="preserve"> — </w:t>
+      </w:r>
+      <w:r>
+        <w:rPr>
+          <w:rStyle w:val="Strong"/>
+          <w:sz w:val="22"/>
+        </w:rPr>
+        <w:t>PHP 5.6–8.2</w:t>
+      </w:r>
+      <w:r>
+        <w:rPr>
+          <w:sz w:val="22"/>
+        </w:rPr>
+        <w:t xml:space="preserve">, </w:t>
       </w:r>
       <w:proofErr w:type="spellStart"/>
       <w:r>
         <w:rPr>
           <w:rStyle w:val="Strong"/>
-          <w:rFonts w:ascii="Arial" w:hAnsi="Arial" w:cs="Arial"/>
-          <w:sz w:val="20"/>
+          <w:sz w:val="22"/>
+        </w:rPr>
+        <w:t>Laravel</w:t>
+      </w:r>
+      <w:proofErr w:type="spellEnd"/>
+      <w:r>
+        <w:rPr>
+          <w:rStyle w:val="Strong"/>
+          <w:sz w:val="22"/>
+        </w:rPr>
+        <w:t xml:space="preserve"> 4.2–10.x</w:t>
+      </w:r>
+      <w:r>
+        <w:rPr>
+          <w:sz w:val="22"/>
+        </w:rPr>
+        <w:t xml:space="preserve">, </w:t>
+      </w:r>
+      <w:proofErr w:type="spellStart"/>
+      <w:r>
+        <w:rPr>
+          <w:rStyle w:val="Strong"/>
+          <w:sz w:val="22"/>
         </w:rPr>
         <w:t>Symfony</w:t>
       </w:r>
@@ -452,178 +244,71 @@
       <w:r>
         <w:rPr>
           <w:rStyle w:val="Strong"/>
-          <w:rFonts w:ascii="Arial" w:hAnsi="Arial" w:cs="Arial"/>
-          <w:sz w:val="20"/>
+          <w:sz w:val="22"/>
+        </w:rPr>
+        <w:t xml:space="preserve"> 3.x–6.x</w:t>
+      </w:r>
+      <w:r>
+        <w:rPr>
+          <w:sz w:val="22"/>
         </w:rPr>
         <w:t xml:space="preserve">, </w:t>
       </w:r>
       <w:proofErr w:type="spellStart"/>
       <w:r>
         <w:rPr>
-          <w:rStyle w:val="Strong"/>
-          <w:rFonts w:ascii="Arial" w:hAnsi="Arial" w:cs="Arial"/>
-          <w:sz w:val="20"/>
-        </w:rPr>
-        <w:t>Laravel</w:t>
+          <w:sz w:val="22"/>
+        </w:rPr>
+        <w:t>CodeIgniter</w:t>
       </w:r>
       <w:proofErr w:type="spellEnd"/>
       <w:r>
         <w:rPr>
-          <w:rStyle w:val="Strong"/>
-          <w:rFonts w:ascii="Arial" w:hAnsi="Arial" w:cs="Arial"/>
-          <w:sz w:val="20"/>
-        </w:rPr>
-        <w:t>)</w:t>
-      </w:r>
-      <w:r>
-        <w:rPr>
-          <w:rFonts w:ascii="Arial" w:hAnsi="Arial" w:cs="Arial"/>
-          <w:sz w:val="20"/>
-        </w:rPr>
-        <w:t xml:space="preserve">, PHP-FPM, Composer, </w:t>
-      </w:r>
-      <w:r>
-        <w:rPr>
-          <w:rStyle w:val="Strong"/>
-          <w:rFonts w:ascii="Arial" w:hAnsi="Arial" w:cs="Arial"/>
-          <w:sz w:val="20"/>
-        </w:rPr>
-        <w:t>REST APIs</w:t>
-      </w:r>
-      <w:r>
-        <w:rPr>
-          <w:rFonts w:ascii="Arial" w:hAnsi="Arial" w:cs="Arial"/>
-          <w:sz w:val="20"/>
-        </w:rPr>
-        <w:t xml:space="preserve">, </w:t>
+          <w:sz w:val="22"/>
+        </w:rPr>
+        <w:t xml:space="preserve">, Slim, REST APIs, </w:t>
       </w:r>
       <w:proofErr w:type="spellStart"/>
       <w:r>
         <w:rPr>
-          <w:rStyle w:val="Strong"/>
-          <w:rFonts w:ascii="Arial" w:hAnsi="Arial" w:cs="Arial"/>
-          <w:sz w:val="20"/>
-        </w:rPr>
-        <w:t>GraphQL</w:t>
+          <w:sz w:val="22"/>
+        </w:rPr>
+        <w:t>webhook</w:t>
       </w:r>
       <w:proofErr w:type="spellEnd"/>
       <w:r>
         <w:rPr>
-          <w:rFonts w:ascii="Arial" w:hAnsi="Arial" w:cs="Arial"/>
-          <w:sz w:val="20"/>
-        </w:rPr>
-        <w:t xml:space="preserve">, </w:t>
+          <w:sz w:val="22"/>
+        </w:rPr>
+        <w:t xml:space="preserve"> integrations, queue-driven workflows, background jobs, </w:t>
       </w:r>
       <w:proofErr w:type="spellStart"/>
       <w:r>
         <w:rPr>
-          <w:rStyle w:val="Strong"/>
-          <w:rFonts w:ascii="Arial" w:hAnsi="Arial" w:cs="Arial"/>
-          <w:sz w:val="20"/>
-        </w:rPr>
-        <w:t>Microservices</w:t>
+          <w:sz w:val="22"/>
+        </w:rPr>
+        <w:t>cron</w:t>
       </w:r>
       <w:proofErr w:type="spellEnd"/>
       <w:r>
         <w:rPr>
-          <w:rFonts w:ascii="Arial" w:hAnsi="Arial" w:cs="Arial"/>
-          <w:sz w:val="20"/>
-        </w:rPr>
-        <w:t xml:space="preserve">, </w:t>
-      </w:r>
-      <w:r>
-        <w:rPr>
-          <w:rStyle w:val="Strong"/>
-          <w:rFonts w:ascii="Arial" w:hAnsi="Arial" w:cs="Arial"/>
-          <w:sz w:val="20"/>
-        </w:rPr>
-        <w:t>Event-Driven Architecture</w:t>
-      </w:r>
-      <w:r>
-        <w:rPr>
-          <w:rFonts w:ascii="Arial" w:hAnsi="Arial" w:cs="Arial"/>
-          <w:sz w:val="20"/>
-        </w:rPr>
-        <w:t xml:space="preserve">, Background Jobs &amp; Workers, </w:t>
+          <w:sz w:val="22"/>
+        </w:rPr>
+        <w:t xml:space="preserve"> scheduling, </w:t>
       </w:r>
       <w:proofErr w:type="spellStart"/>
       <w:r>
         <w:rPr>
-          <w:rFonts w:ascii="Arial" w:hAnsi="Arial" w:cs="Arial"/>
-          <w:sz w:val="20"/>
-        </w:rPr>
-        <w:t>Webhooks</w:t>
+          <w:sz w:val="22"/>
+        </w:rPr>
+        <w:t>OpenAPI</w:t>
       </w:r>
       <w:proofErr w:type="spellEnd"/>
       <w:r>
         <w:rPr>
-          <w:rFonts w:ascii="Arial" w:hAnsi="Arial" w:cs="Arial"/>
-          <w:sz w:val="20"/>
-        </w:rPr>
-        <w:t xml:space="preserve">, Third-Party APIs, </w:t>
-      </w:r>
-      <w:r>
-        <w:rPr>
-          <w:rStyle w:val="Strong"/>
-          <w:rFonts w:ascii="Arial" w:hAnsi="Arial" w:cs="Arial"/>
-          <w:sz w:val="20"/>
-        </w:rPr>
-        <w:t>Domain-Driven Design (DDD)</w:t>
-      </w:r>
-      <w:r>
-        <w:rPr>
-          <w:rFonts w:ascii="Arial" w:hAnsi="Arial" w:cs="Arial"/>
-          <w:sz w:val="20"/>
-        </w:rPr>
-        <w:t xml:space="preserve">, </w:t>
-      </w:r>
-      <w:proofErr w:type="spellStart"/>
-      <w:r>
-        <w:rPr>
-          <w:rFonts w:ascii="Arial" w:hAnsi="Arial" w:cs="Arial"/>
-          <w:sz w:val="20"/>
-        </w:rPr>
-        <w:t>OpenAPI</w:t>
-      </w:r>
-      <w:proofErr w:type="spellEnd"/>
-      <w:r>
-        <w:rPr>
-          <w:rFonts w:ascii="Arial" w:hAnsi="Arial" w:cs="Arial"/>
-          <w:sz w:val="20"/>
-        </w:rPr>
-        <w:t xml:space="preserve">/Swagger, </w:t>
-      </w:r>
-      <w:proofErr w:type="spellStart"/>
-      <w:r>
-        <w:rPr>
-          <w:rFonts w:ascii="Arial" w:hAnsi="Arial" w:cs="Arial"/>
-          <w:sz w:val="20"/>
-        </w:rPr>
-        <w:t>Idempotency</w:t>
-      </w:r>
-      <w:proofErr w:type="spellEnd"/>
-      <w:r>
-        <w:rPr>
-          <w:rFonts w:ascii="Arial" w:hAnsi="Arial" w:cs="Arial"/>
-          <w:sz w:val="20"/>
-        </w:rPr>
-        <w:t xml:space="preserve"> &amp; Retries, Rate Limiting &amp; </w:t>
-      </w:r>
-      <w:proofErr w:type="spellStart"/>
-      <w:r>
-        <w:rPr>
-          <w:rFonts w:ascii="Arial" w:hAnsi="Arial" w:cs="Arial"/>
-          <w:sz w:val="20"/>
-        </w:rPr>
-        <w:t>Backoff</w:t>
-      </w:r>
-      <w:proofErr w:type="spellEnd"/>
-      <w:r>
-        <w:rPr>
-          <w:rFonts w:ascii="Arial" w:hAnsi="Arial" w:cs="Arial"/>
-          <w:sz w:val="20"/>
-        </w:rPr>
-        <w:t xml:space="preserve"> Strategies</w:t>
+          <w:sz w:val="22"/>
+        </w:rPr>
+        <w:t>, JSON API design, authentication, authorization, RBAC, audit logging</w:t>
       </w:r>
     </w:p>
     <w:p>
@@ -633,74 +318,102 @@
           <w:ilvl w:val="0"/>
           <w:numId w:val="2"/>
         </w:numPr>
+        <w:spacing w:before="0" w:beforeAutospacing="0" w:after="0" w:afterAutospacing="0"/>
         <w:jc w:val="both"/>
         <w:rPr>
-          <w:rFonts w:ascii="Arial" w:hAnsi="Arial" w:cs="Arial"/>
-          <w:sz w:val="20"/>
-        </w:rPr>
-      </w:pPr>
-      <w:r>
-        <w:rPr>
-          <w:rStyle w:val="Strong"/>
-          <w:rFonts w:ascii="Arial" w:hAnsi="Arial" w:cs="Arial"/>
-          <w:sz w:val="20"/>
-        </w:rPr>
-        <w:t>Frontend</w:t>
-      </w:r>
-      <w:r>
-        <w:rPr>
-          <w:rFonts w:ascii="Arial" w:hAnsi="Arial" w:cs="Arial"/>
-          <w:sz w:val="20"/>
-        </w:rPr>
-        <w:t xml:space="preserve"> – </w:t>
-      </w:r>
-      <w:r>
-        <w:rPr>
-          <w:rStyle w:val="Strong"/>
-          <w:rFonts w:ascii="Arial" w:hAnsi="Arial" w:cs="Arial"/>
-          <w:sz w:val="20"/>
-        </w:rPr>
-        <w:t>React</w:t>
-      </w:r>
-      <w:r>
-        <w:rPr>
-          <w:rFonts w:ascii="Arial" w:hAnsi="Arial" w:cs="Arial"/>
-          <w:sz w:val="20"/>
+          <w:sz w:val="22"/>
+        </w:rPr>
+      </w:pPr>
+      <w:r>
+        <w:rPr>
+          <w:rStyle w:val="Strong"/>
+          <w:sz w:val="22"/>
+        </w:rPr>
+        <w:t>Data, Messaging &amp; Search</w:t>
+      </w:r>
+      <w:r>
+        <w:rPr>
+          <w:sz w:val="22"/>
+        </w:rPr>
+        <w:t xml:space="preserve"> — MySQL, PostgreSQL, SQL Server, </w:t>
+      </w:r>
+      <w:proofErr w:type="spellStart"/>
+      <w:r>
+        <w:rPr>
+          <w:sz w:val="22"/>
+        </w:rPr>
+        <w:t>Redis</w:t>
+      </w:r>
+      <w:proofErr w:type="spellEnd"/>
+      <w:r>
+        <w:rPr>
+          <w:sz w:val="22"/>
+        </w:rPr>
+        <w:t xml:space="preserve">, MongoDB, </w:t>
+      </w:r>
+      <w:proofErr w:type="spellStart"/>
+      <w:r>
+        <w:rPr>
+          <w:sz w:val="22"/>
+        </w:rPr>
+        <w:t>DynamoDB</w:t>
+      </w:r>
+      <w:proofErr w:type="spellEnd"/>
+      <w:r>
+        <w:rPr>
+          <w:sz w:val="22"/>
         </w:rPr>
         <w:t xml:space="preserve">, </w:t>
       </w:r>
       <w:r>
         <w:rPr>
           <w:rStyle w:val="Strong"/>
-          <w:rFonts w:ascii="Arial" w:hAnsi="Arial" w:cs="Arial"/>
-          <w:sz w:val="20"/>
-        </w:rPr>
-        <w:t>Next.js</w:t>
-      </w:r>
-      <w:r>
-        <w:rPr>
-          <w:rFonts w:ascii="Arial" w:hAnsi="Arial" w:cs="Arial"/>
-          <w:sz w:val="20"/>
-        </w:rPr>
-        <w:t xml:space="preserve">, JavaScript, </w:t>
+          <w:sz w:val="22"/>
+        </w:rPr>
+        <w:t>AWS SQS/SNS</w:t>
+      </w:r>
+      <w:r>
+        <w:rPr>
+          <w:sz w:val="22"/>
+        </w:rPr>
+        <w:t xml:space="preserve">, </w:t>
       </w:r>
       <w:proofErr w:type="spellStart"/>
       <w:r>
         <w:rPr>
-          <w:rStyle w:val="Strong"/>
-          <w:rFonts w:ascii="Arial" w:hAnsi="Arial" w:cs="Arial"/>
-          <w:sz w:val="20"/>
-        </w:rPr>
-        <w:t>TypeScript</w:t>
+          <w:sz w:val="22"/>
+        </w:rPr>
+        <w:t>RabbitMQ</w:t>
       </w:r>
       <w:proofErr w:type="spellEnd"/>
       <w:r>
         <w:rPr>
-          <w:rFonts w:ascii="Arial" w:hAnsi="Arial" w:cs="Arial"/>
-          <w:sz w:val="20"/>
-        </w:rPr>
-        <w:t>, HTML, CSS</w:t>
-      </w:r>
+          <w:sz w:val="22"/>
+        </w:rPr>
+        <w:t xml:space="preserve">, Kafka, </w:t>
+      </w:r>
+      <w:proofErr w:type="spellStart"/>
+      <w:r>
+        <w:rPr>
+          <w:sz w:val="22"/>
+        </w:rPr>
+        <w:t>Elasticsearch</w:t>
+      </w:r>
+      <w:proofErr w:type="spellEnd"/>
+      <w:r>
+        <w:rPr>
+          <w:sz w:val="22"/>
+        </w:rPr>
+        <w:t xml:space="preserve">, OpenSearch, Redshift, </w:t>
+      </w:r>
+      <w:proofErr w:type="spellStart"/>
+      <w:r>
+        <w:rPr>
+          <w:sz w:val="22"/>
+        </w:rPr>
+        <w:t>BigQuery</w:t>
+      </w:r>
+      <w:proofErr w:type="spellEnd"/>
     </w:p>
     <w:p>
       <w:pPr>
@@ -709,251 +422,108 @@
           <w:ilvl w:val="0"/>
           <w:numId w:val="2"/>
         </w:numPr>
+        <w:spacing w:before="0" w:beforeAutospacing="0" w:after="0" w:afterAutospacing="0"/>
         <w:jc w:val="both"/>
         <w:rPr>
-          <w:rFonts w:ascii="Arial" w:hAnsi="Arial" w:cs="Arial"/>
-          <w:sz w:val="20"/>
-        </w:rPr>
-      </w:pPr>
-      <w:r>
-        <w:rPr>
-          <w:rStyle w:val="Strong"/>
-          <w:rFonts w:ascii="Arial" w:hAnsi="Arial" w:cs="Arial"/>
-          <w:sz w:val="20"/>
-        </w:rPr>
-        <w:t>Data, Messaging &amp; Search</w:t>
-      </w:r>
-      <w:r>
-        <w:rPr>
-          <w:rFonts w:ascii="Arial" w:hAnsi="Arial" w:cs="Arial"/>
-          <w:sz w:val="20"/>
-        </w:rPr>
-        <w:t xml:space="preserve"> – Relational: </w:t>
+          <w:sz w:val="22"/>
+        </w:rPr>
+      </w:pPr>
+      <w:r>
+        <w:rPr>
+          <w:rStyle w:val="Strong"/>
+          <w:sz w:val="22"/>
+        </w:rPr>
+        <w:t>Cloud &amp; DevOps</w:t>
+      </w:r>
+      <w:r>
+        <w:rPr>
+          <w:sz w:val="22"/>
+        </w:rPr>
+        <w:t xml:space="preserve"> — AWS, EC2, ECS, EKS, Lambda, API Gateway, S3, </w:t>
       </w:r>
       <w:proofErr w:type="spellStart"/>
       <w:r>
         <w:rPr>
-          <w:rStyle w:val="Strong"/>
-          <w:rFonts w:ascii="Arial" w:hAnsi="Arial" w:cs="Arial"/>
-          <w:sz w:val="20"/>
-        </w:rPr>
-        <w:t>PostgreSQL</w:t>
+          <w:sz w:val="22"/>
+        </w:rPr>
+        <w:t>CloudFront</w:t>
       </w:r>
       <w:proofErr w:type="spellEnd"/>
       <w:r>
         <w:rPr>
-          <w:rFonts w:ascii="Arial" w:hAnsi="Arial" w:cs="Arial"/>
-          <w:sz w:val="20"/>
+          <w:sz w:val="22"/>
+        </w:rPr>
+        <w:t xml:space="preserve">, RDS, </w:t>
+      </w:r>
+      <w:proofErr w:type="spellStart"/>
+      <w:r>
+        <w:rPr>
+          <w:sz w:val="22"/>
+        </w:rPr>
+        <w:t>DynamoDB</w:t>
+      </w:r>
+      <w:proofErr w:type="spellEnd"/>
+      <w:r>
+        <w:rPr>
+          <w:sz w:val="22"/>
         </w:rPr>
         <w:t xml:space="preserve">, </w:t>
       </w:r>
-      <w:r>
-        <w:rPr>
-          <w:rStyle w:val="Strong"/>
-          <w:rFonts w:ascii="Arial" w:hAnsi="Arial" w:cs="Arial"/>
-          <w:sz w:val="20"/>
-        </w:rPr>
-        <w:t>MySQL</w:t>
-      </w:r>
-      <w:r>
-        <w:rPr>
-          <w:rFonts w:ascii="Arial" w:hAnsi="Arial" w:cs="Arial"/>
-          <w:sz w:val="20"/>
+      <w:proofErr w:type="spellStart"/>
+      <w:r>
+        <w:rPr>
+          <w:sz w:val="22"/>
+        </w:rPr>
+        <w:t>ElastiCache</w:t>
+      </w:r>
+      <w:proofErr w:type="spellEnd"/>
+      <w:r>
+        <w:rPr>
+          <w:sz w:val="22"/>
         </w:rPr>
         <w:t xml:space="preserve">, </w:t>
       </w:r>
-      <w:r>
-        <w:rPr>
-          <w:rStyle w:val="Strong"/>
-          <w:rFonts w:ascii="Arial" w:hAnsi="Arial" w:cs="Arial"/>
-          <w:sz w:val="20"/>
-        </w:rPr>
-        <w:t>SQL Server</w:t>
-      </w:r>
-      <w:r>
-        <w:rPr>
-          <w:rFonts w:ascii="Arial" w:hAnsi="Arial" w:cs="Arial"/>
-          <w:sz w:val="20"/>
-        </w:rPr>
-        <w:t xml:space="preserve"> | </w:t>
-      </w:r>
       <w:proofErr w:type="spellStart"/>
       <w:r>
         <w:rPr>
-          <w:rFonts w:ascii="Arial" w:hAnsi="Arial" w:cs="Arial"/>
-          <w:sz w:val="20"/>
-        </w:rPr>
-        <w:t>NoSQL</w:t>
+          <w:sz w:val="22"/>
+        </w:rPr>
+        <w:t>EventBridge</w:t>
       </w:r>
       <w:proofErr w:type="spellEnd"/>
       <w:r>
         <w:rPr>
-          <w:rFonts w:ascii="Arial" w:hAnsi="Arial" w:cs="Arial"/>
-          <w:sz w:val="20"/>
-        </w:rPr>
-        <w:t xml:space="preserve">: </w:t>
+          <w:sz w:val="22"/>
+        </w:rPr>
+        <w:t xml:space="preserve">, Step Functions, IAM, Azure, GCP, Docker, Kubernetes, Helm, Terraform, </w:t>
       </w:r>
       <w:proofErr w:type="spellStart"/>
       <w:r>
         <w:rPr>
-          <w:rStyle w:val="Strong"/>
-          <w:rFonts w:ascii="Arial" w:hAnsi="Arial" w:cs="Arial"/>
-          <w:sz w:val="20"/>
-        </w:rPr>
-        <w:t>Redis</w:t>
+          <w:sz w:val="22"/>
+        </w:rPr>
+        <w:t>CloudFormation</w:t>
       </w:r>
       <w:proofErr w:type="spellEnd"/>
       <w:r>
         <w:rPr>
-          <w:rFonts w:ascii="Arial" w:hAnsi="Arial" w:cs="Arial"/>
-          <w:sz w:val="20"/>
-        </w:rPr>
-        <w:t xml:space="preserve">, </w:t>
+          <w:sz w:val="22"/>
+        </w:rPr>
+        <w:t xml:space="preserve">, GitHub Actions, </w:t>
       </w:r>
       <w:proofErr w:type="spellStart"/>
       <w:r>
         <w:rPr>
-          <w:rStyle w:val="Strong"/>
-          <w:rFonts w:ascii="Arial" w:hAnsi="Arial" w:cs="Arial"/>
-          <w:sz w:val="20"/>
-        </w:rPr>
-        <w:t>MongoDB</w:t>
+          <w:sz w:val="22"/>
+        </w:rPr>
+        <w:t>GitLab</w:t>
       </w:r>
       <w:proofErr w:type="spellEnd"/>
       <w:r>
         <w:rPr>
-          <w:rFonts w:ascii="Arial" w:hAnsi="Arial" w:cs="Arial"/>
-          <w:sz w:val="20"/>
-        </w:rPr>
-        <w:t xml:space="preserve">, </w:t>
-      </w:r>
-      <w:proofErr w:type="spellStart"/>
-      <w:r>
-        <w:rPr>
-          <w:rStyle w:val="Strong"/>
-          <w:rFonts w:ascii="Arial" w:hAnsi="Arial" w:cs="Arial"/>
-          <w:sz w:val="20"/>
-        </w:rPr>
-        <w:t>DynamoDB</w:t>
-      </w:r>
-      <w:proofErr w:type="spellEnd"/>
-      <w:r>
-        <w:rPr>
-          <w:rFonts w:ascii="Arial" w:hAnsi="Arial" w:cs="Arial"/>
-          <w:sz w:val="20"/>
-        </w:rPr>
-        <w:t xml:space="preserve"> | Queues/streams: </w:t>
-      </w:r>
-      <w:r>
-        <w:rPr>
-          <w:rStyle w:val="Strong"/>
-          <w:rFonts w:ascii="Arial" w:hAnsi="Arial" w:cs="Arial"/>
-          <w:sz w:val="20"/>
-        </w:rPr>
-        <w:t>AWS SQS/SNS</w:t>
-      </w:r>
-      <w:r>
-        <w:rPr>
-          <w:rFonts w:ascii="Arial" w:hAnsi="Arial" w:cs="Arial"/>
-          <w:sz w:val="20"/>
-        </w:rPr>
-        <w:t xml:space="preserve">, </w:t>
-      </w:r>
-      <w:r>
-        <w:rPr>
-          <w:rStyle w:val="Strong"/>
-          <w:rFonts w:ascii="Arial" w:hAnsi="Arial" w:cs="Arial"/>
-          <w:sz w:val="20"/>
-        </w:rPr>
-        <w:t>Kafka</w:t>
-      </w:r>
-      <w:r>
-        <w:rPr>
-          <w:rFonts w:ascii="Arial" w:hAnsi="Arial" w:cs="Arial"/>
-          <w:sz w:val="20"/>
-        </w:rPr>
-        <w:t xml:space="preserve">, </w:t>
-      </w:r>
-      <w:proofErr w:type="spellStart"/>
-      <w:r>
-        <w:rPr>
-          <w:rStyle w:val="Strong"/>
-          <w:rFonts w:ascii="Arial" w:hAnsi="Arial" w:cs="Arial"/>
-          <w:sz w:val="20"/>
-        </w:rPr>
-        <w:t>RabbitMQ</w:t>
-      </w:r>
-      <w:proofErr w:type="spellEnd"/>
-      <w:r>
-        <w:rPr>
-          <w:rFonts w:ascii="Arial" w:hAnsi="Arial" w:cs="Arial"/>
-          <w:sz w:val="20"/>
-        </w:rPr>
-        <w:t xml:space="preserve"> | Search: </w:t>
-      </w:r>
-      <w:proofErr w:type="spellStart"/>
-      <w:r>
-        <w:rPr>
-          <w:rStyle w:val="Strong"/>
-          <w:rFonts w:ascii="Arial" w:hAnsi="Arial" w:cs="Arial"/>
-          <w:sz w:val="20"/>
-        </w:rPr>
-        <w:t>Elasticsearch</w:t>
-      </w:r>
-      <w:proofErr w:type="spellEnd"/>
-      <w:r>
-        <w:rPr>
-          <w:rFonts w:ascii="Arial" w:hAnsi="Arial" w:cs="Arial"/>
-          <w:sz w:val="20"/>
-        </w:rPr>
-        <w:t xml:space="preserve">, </w:t>
-      </w:r>
-      <w:r>
-        <w:rPr>
-          <w:rStyle w:val="Strong"/>
-          <w:rFonts w:ascii="Arial" w:hAnsi="Arial" w:cs="Arial"/>
-          <w:sz w:val="20"/>
-        </w:rPr>
-        <w:t>OpenSearch</w:t>
-      </w:r>
-      <w:r>
-        <w:rPr>
-          <w:rFonts w:ascii="Arial" w:hAnsi="Arial" w:cs="Arial"/>
-          <w:sz w:val="20"/>
-        </w:rPr>
-        <w:t xml:space="preserve"> | Analytics: </w:t>
-      </w:r>
-      <w:r>
-        <w:rPr>
-          <w:rStyle w:val="Strong"/>
-          <w:rFonts w:ascii="Arial" w:hAnsi="Arial" w:cs="Arial"/>
-          <w:sz w:val="20"/>
-        </w:rPr>
-        <w:t>Redshift</w:t>
-      </w:r>
-      <w:r>
-        <w:rPr>
-          <w:rFonts w:ascii="Arial" w:hAnsi="Arial" w:cs="Arial"/>
-          <w:sz w:val="20"/>
-        </w:rPr>
-        <w:t xml:space="preserve">, </w:t>
-      </w:r>
-      <w:proofErr w:type="spellStart"/>
-      <w:r>
-        <w:rPr>
-          <w:rStyle w:val="Strong"/>
-          <w:rFonts w:ascii="Arial" w:hAnsi="Arial" w:cs="Arial"/>
-          <w:sz w:val="20"/>
-        </w:rPr>
-        <w:t>BigQuery</w:t>
-      </w:r>
-      <w:proofErr w:type="spellEnd"/>
-      <w:r>
-        <w:rPr>
-          <w:rFonts w:ascii="Arial" w:hAnsi="Arial" w:cs="Arial"/>
-          <w:sz w:val="20"/>
-        </w:rPr>
-        <w:t xml:space="preserve"> (exposure via export/event pipelines)</w:t>
+          <w:sz w:val="22"/>
+        </w:rPr>
+        <w:t xml:space="preserve"> CI, Jenkins, Nginx, Linux</w:t>
       </w:r>
     </w:p>
     <w:p>
@@ -963,652 +533,122 @@
           <w:ilvl w:val="0"/>
           <w:numId w:val="2"/>
         </w:numPr>
+        <w:spacing w:before="0" w:beforeAutospacing="0" w:after="0" w:afterAutospacing="0"/>
         <w:jc w:val="both"/>
         <w:rPr>
-          <w:rFonts w:ascii="Arial" w:hAnsi="Arial" w:cs="Arial"/>
-          <w:sz w:val="20"/>
-        </w:rPr>
-      </w:pPr>
-      <w:r>
-        <w:rPr>
-          <w:rStyle w:val="Strong"/>
-          <w:rFonts w:ascii="Arial" w:hAnsi="Arial" w:cs="Arial"/>
-          <w:sz w:val="20"/>
-        </w:rPr>
-        <w:t xml:space="preserve">Cloud &amp; </w:t>
+          <w:sz w:val="22"/>
+        </w:rPr>
+      </w:pPr>
+      <w:r>
+        <w:rPr>
+          <w:rStyle w:val="Strong"/>
+          <w:sz w:val="22"/>
+        </w:rPr>
+        <w:t>Observability, Quality &amp; Security</w:t>
+      </w:r>
+      <w:r>
+        <w:rPr>
+          <w:sz w:val="22"/>
+        </w:rPr>
+        <w:t xml:space="preserve"> — </w:t>
       </w:r>
       <w:proofErr w:type="spellStart"/>
       <w:r>
         <w:rPr>
-          <w:rStyle w:val="Strong"/>
-          <w:rFonts w:ascii="Arial" w:hAnsi="Arial" w:cs="Arial"/>
-          <w:sz w:val="20"/>
-        </w:rPr>
-        <w:t>DevOps</w:t>
+          <w:sz w:val="22"/>
+        </w:rPr>
+        <w:t>OpenTelemetry</w:t>
       </w:r>
       <w:proofErr w:type="spellEnd"/>
       <w:r>
         <w:rPr>
-          <w:rFonts w:ascii="Arial" w:hAnsi="Arial" w:cs="Arial"/>
-          <w:sz w:val="20"/>
-        </w:rPr>
-        <w:t xml:space="preserve"> – </w:t>
-      </w:r>
-      <w:r>
-        <w:rPr>
-          <w:rStyle w:val="Strong"/>
-          <w:rFonts w:ascii="Arial" w:hAnsi="Arial" w:cs="Arial"/>
-          <w:sz w:val="20"/>
-        </w:rPr>
-        <w:t xml:space="preserve">AWS (primary): EKS, ECS, EC2, Lambda, API Gateway, S3, </w:t>
+          <w:sz w:val="22"/>
+        </w:rPr>
+        <w:t xml:space="preserve">, </w:t>
       </w:r>
       <w:proofErr w:type="spellStart"/>
       <w:r>
         <w:rPr>
-          <w:rStyle w:val="Strong"/>
-          <w:rFonts w:ascii="Arial" w:hAnsi="Arial" w:cs="Arial"/>
-          <w:sz w:val="20"/>
-        </w:rPr>
-        <w:t>CloudFront</w:t>
+          <w:sz w:val="22"/>
+        </w:rPr>
+        <w:t>Datadog</w:t>
       </w:r>
       <w:proofErr w:type="spellEnd"/>
       <w:r>
         <w:rPr>
-          <w:rStyle w:val="Strong"/>
-          <w:rFonts w:ascii="Arial" w:hAnsi="Arial" w:cs="Arial"/>
-          <w:sz w:val="20"/>
-        </w:rPr>
-        <w:t xml:space="preserve">, RDS, </w:t>
+          <w:sz w:val="22"/>
+        </w:rPr>
+        <w:t xml:space="preserve">, Prometheus, </w:t>
       </w:r>
       <w:proofErr w:type="spellStart"/>
       <w:r>
         <w:rPr>
-          <w:rStyle w:val="Strong"/>
-          <w:rFonts w:ascii="Arial" w:hAnsi="Arial" w:cs="Arial"/>
-          <w:sz w:val="20"/>
-        </w:rPr>
-        <w:t>DynamoDB</w:t>
+          <w:sz w:val="22"/>
+        </w:rPr>
+        <w:t>Grafana</w:t>
       </w:r>
       <w:proofErr w:type="spellEnd"/>
       <w:r>
         <w:rPr>
-          <w:rStyle w:val="Strong"/>
-          <w:rFonts w:ascii="Arial" w:hAnsi="Arial" w:cs="Arial"/>
-          <w:sz w:val="20"/>
+          <w:sz w:val="22"/>
+        </w:rPr>
+        <w:t xml:space="preserve">, ELK/EFK, </w:t>
+      </w:r>
+      <w:proofErr w:type="spellStart"/>
+      <w:r>
+        <w:rPr>
+          <w:sz w:val="22"/>
+        </w:rPr>
+        <w:t>CloudWatch</w:t>
+      </w:r>
+      <w:proofErr w:type="spellEnd"/>
+      <w:r>
+        <w:rPr>
+          <w:sz w:val="22"/>
         </w:rPr>
         <w:t xml:space="preserve">, </w:t>
       </w:r>
       <w:proofErr w:type="spellStart"/>
       <w:r>
         <w:rPr>
-          <w:rStyle w:val="Strong"/>
-          <w:rFonts w:ascii="Arial" w:hAnsi="Arial" w:cs="Arial"/>
-          <w:sz w:val="20"/>
-        </w:rPr>
-        <w:t>ElastiCache</w:t>
+          <w:sz w:val="22"/>
+        </w:rPr>
+        <w:t>PHPUnit</w:t>
       </w:r>
       <w:proofErr w:type="spellEnd"/>
       <w:r>
         <w:rPr>
-          <w:rStyle w:val="Strong"/>
-          <w:rFonts w:ascii="Arial" w:hAnsi="Arial" w:cs="Arial"/>
-          <w:sz w:val="20"/>
+          <w:sz w:val="22"/>
+        </w:rPr>
+        <w:t xml:space="preserve">, Pest, integration testing, API contract testing, OAuth2, OpenID Connect, JWT, Auth0, </w:t>
+      </w:r>
+      <w:proofErr w:type="spellStart"/>
+      <w:r>
+        <w:rPr>
+          <w:sz w:val="22"/>
+        </w:rPr>
+        <w:t>Okta</w:t>
+      </w:r>
+      <w:proofErr w:type="spellEnd"/>
+      <w:r>
+        <w:rPr>
+          <w:sz w:val="22"/>
         </w:rPr>
         <w:t xml:space="preserve">, </w:t>
       </w:r>
       <w:proofErr w:type="spellStart"/>
       <w:r>
         <w:rPr>
-          <w:rStyle w:val="Strong"/>
-          <w:rFonts w:ascii="Arial" w:hAnsi="Arial" w:cs="Arial"/>
-          <w:sz w:val="20"/>
-        </w:rPr>
-        <w:t>EventBridge</w:t>
+          <w:sz w:val="22"/>
+        </w:rPr>
+        <w:t>Cognito</w:t>
       </w:r>
       <w:proofErr w:type="spellEnd"/>
       <w:r>
         <w:rPr>
-          <w:rStyle w:val="Strong"/>
-          <w:rFonts w:ascii="Arial" w:hAnsi="Arial" w:cs="Arial"/>
-          <w:sz w:val="20"/>
-        </w:rPr>
-        <w:t>, Step Functions, IAM</w:t>
-      </w:r>
-      <w:r>
-        <w:rPr>
-          <w:rFonts w:ascii="Arial" w:hAnsi="Arial" w:cs="Arial"/>
-          <w:sz w:val="20"/>
-        </w:rPr>
-        <w:t xml:space="preserve"> | Azure: </w:t>
-      </w:r>
-      <w:r>
-        <w:rPr>
-          <w:rStyle w:val="Strong"/>
-          <w:rFonts w:ascii="Arial" w:hAnsi="Arial" w:cs="Arial"/>
-          <w:sz w:val="20"/>
-        </w:rPr>
-        <w:t>AKS, App Service, Azure SQL, Service Bus, Key Vault, Application Insights</w:t>
-      </w:r>
-      <w:r>
-        <w:rPr>
-          <w:rFonts w:ascii="Arial" w:hAnsi="Arial" w:cs="Arial"/>
-          <w:sz w:val="20"/>
-        </w:rPr>
-        <w:t xml:space="preserve"> | GCP: </w:t>
-      </w:r>
-      <w:r>
-        <w:rPr>
-          <w:rStyle w:val="Strong"/>
-          <w:rFonts w:ascii="Arial" w:hAnsi="Arial" w:cs="Arial"/>
-          <w:sz w:val="20"/>
-        </w:rPr>
-        <w:t xml:space="preserve">GKE, Cloud Run, Pub/Sub, Cloud Storage, </w:t>
-      </w:r>
-      <w:proofErr w:type="spellStart"/>
-      <w:r>
-        <w:rPr>
-          <w:rStyle w:val="Strong"/>
-          <w:rFonts w:ascii="Arial" w:hAnsi="Arial" w:cs="Arial"/>
-          <w:sz w:val="20"/>
-        </w:rPr>
-        <w:t>BigQuery</w:t>
-      </w:r>
-      <w:proofErr w:type="spellEnd"/>
-      <w:r>
-        <w:rPr>
-          <w:rFonts w:ascii="Arial" w:hAnsi="Arial" w:cs="Arial"/>
-          <w:sz w:val="20"/>
-        </w:rPr>
-        <w:t xml:space="preserve"> | </w:t>
-      </w:r>
-      <w:proofErr w:type="spellStart"/>
-      <w:r>
-        <w:rPr>
-          <w:rStyle w:val="Strong"/>
-          <w:rFonts w:ascii="Arial" w:hAnsi="Arial" w:cs="Arial"/>
-          <w:sz w:val="20"/>
-        </w:rPr>
-        <w:t>Docker</w:t>
-      </w:r>
-      <w:proofErr w:type="spellEnd"/>
-      <w:r>
-        <w:rPr>
-          <w:rFonts w:ascii="Arial" w:hAnsi="Arial" w:cs="Arial"/>
-          <w:sz w:val="20"/>
-        </w:rPr>
-        <w:t xml:space="preserve">, </w:t>
-      </w:r>
-      <w:proofErr w:type="spellStart"/>
-      <w:r>
-        <w:rPr>
-          <w:rStyle w:val="Strong"/>
-          <w:rFonts w:ascii="Arial" w:hAnsi="Arial" w:cs="Arial"/>
-          <w:sz w:val="20"/>
-        </w:rPr>
-        <w:t>Kubernetes</w:t>
-      </w:r>
-      <w:proofErr w:type="spellEnd"/>
-      <w:r>
-        <w:rPr>
-          <w:rFonts w:ascii="Arial" w:hAnsi="Arial" w:cs="Arial"/>
-          <w:sz w:val="20"/>
-        </w:rPr>
-        <w:t xml:space="preserve">, Helm, Argo CD, </w:t>
-      </w:r>
-      <w:proofErr w:type="spellStart"/>
-      <w:r>
-        <w:rPr>
-          <w:rFonts w:ascii="Arial" w:hAnsi="Arial" w:cs="Arial"/>
-          <w:sz w:val="20"/>
-        </w:rPr>
-        <w:t>GitOps</w:t>
-      </w:r>
-      <w:proofErr w:type="spellEnd"/>
-      <w:r>
-        <w:rPr>
-          <w:rFonts w:ascii="Arial" w:hAnsi="Arial" w:cs="Arial"/>
-          <w:sz w:val="20"/>
-        </w:rPr>
-        <w:t xml:space="preserve">, </w:t>
-      </w:r>
-      <w:proofErr w:type="spellStart"/>
-      <w:r>
-        <w:rPr>
-          <w:rStyle w:val="Strong"/>
-          <w:rFonts w:ascii="Arial" w:hAnsi="Arial" w:cs="Arial"/>
-          <w:sz w:val="20"/>
-        </w:rPr>
-        <w:t>Terraform</w:t>
-      </w:r>
-      <w:proofErr w:type="spellEnd"/>
-      <w:r>
-        <w:rPr>
-          <w:rFonts w:ascii="Arial" w:hAnsi="Arial" w:cs="Arial"/>
-          <w:sz w:val="20"/>
-        </w:rPr>
-        <w:t xml:space="preserve">, </w:t>
-      </w:r>
-      <w:proofErr w:type="spellStart"/>
-      <w:r>
-        <w:rPr>
-          <w:rStyle w:val="Strong"/>
-          <w:rFonts w:ascii="Arial" w:hAnsi="Arial" w:cs="Arial"/>
-          <w:sz w:val="20"/>
-        </w:rPr>
-        <w:t>CloudFormation</w:t>
-      </w:r>
-      <w:proofErr w:type="spellEnd"/>
-      <w:r>
-        <w:rPr>
-          <w:rFonts w:ascii="Arial" w:hAnsi="Arial" w:cs="Arial"/>
-          <w:sz w:val="20"/>
-        </w:rPr>
-        <w:t xml:space="preserve"> | CI/CD: </w:t>
-      </w:r>
-      <w:proofErr w:type="spellStart"/>
-      <w:r>
-        <w:rPr>
-          <w:rStyle w:val="Strong"/>
-          <w:rFonts w:ascii="Arial" w:hAnsi="Arial" w:cs="Arial"/>
-          <w:sz w:val="20"/>
-        </w:rPr>
-        <w:t>GitHub</w:t>
-      </w:r>
-      <w:proofErr w:type="spellEnd"/>
-      <w:r>
-        <w:rPr>
-          <w:rStyle w:val="Strong"/>
-          <w:rFonts w:ascii="Arial" w:hAnsi="Arial" w:cs="Arial"/>
-          <w:sz w:val="20"/>
-        </w:rPr>
-        <w:t xml:space="preserve"> Actions</w:t>
-      </w:r>
-      <w:r>
-        <w:rPr>
-          <w:rFonts w:ascii="Arial" w:hAnsi="Arial" w:cs="Arial"/>
-          <w:sz w:val="20"/>
-        </w:rPr>
-        <w:t xml:space="preserve">, </w:t>
-      </w:r>
-      <w:proofErr w:type="spellStart"/>
-      <w:r>
-        <w:rPr>
-          <w:rFonts w:ascii="Arial" w:hAnsi="Arial" w:cs="Arial"/>
-          <w:sz w:val="20"/>
-        </w:rPr>
-        <w:t>GitLab</w:t>
-      </w:r>
-      <w:proofErr w:type="spellEnd"/>
-      <w:r>
-        <w:rPr>
-          <w:rFonts w:ascii="Arial" w:hAnsi="Arial" w:cs="Arial"/>
-          <w:sz w:val="20"/>
-        </w:rPr>
-        <w:t xml:space="preserve"> CI, </w:t>
-      </w:r>
-      <w:r>
-        <w:rPr>
-          <w:rStyle w:val="Strong"/>
-          <w:rFonts w:ascii="Arial" w:hAnsi="Arial" w:cs="Arial"/>
-          <w:sz w:val="20"/>
-        </w:rPr>
-        <w:t>Jenkins</w:t>
-      </w:r>
-      <w:r>
-        <w:rPr>
-          <w:rFonts w:ascii="Arial" w:hAnsi="Arial" w:cs="Arial"/>
-          <w:sz w:val="20"/>
-        </w:rPr>
-        <w:t xml:space="preserve">, Azure </w:t>
-      </w:r>
-      <w:proofErr w:type="spellStart"/>
-      <w:r>
-        <w:rPr>
-          <w:rFonts w:ascii="Arial" w:hAnsi="Arial" w:cs="Arial"/>
-          <w:sz w:val="20"/>
-        </w:rPr>
-        <w:t>DevOps</w:t>
-      </w:r>
-      <w:proofErr w:type="spellEnd"/>
-      <w:r>
-        <w:rPr>
-          <w:rFonts w:ascii="Arial" w:hAnsi="Arial" w:cs="Arial"/>
-          <w:sz w:val="20"/>
-        </w:rPr>
-        <w:t xml:space="preserve">, </w:t>
-      </w:r>
-      <w:proofErr w:type="spellStart"/>
-      <w:r>
-        <w:rPr>
-          <w:rFonts w:ascii="Arial" w:hAnsi="Arial" w:cs="Arial"/>
-          <w:sz w:val="20"/>
-        </w:rPr>
-        <w:t>CircleCI</w:t>
-      </w:r>
-      <w:proofErr w:type="spellEnd"/>
-    </w:p>
-    <w:p>
-      <w:pPr>
-        <w:pStyle w:val="NormalWeb"/>
-        <w:numPr>
-          <w:ilvl w:val="0"/>
-          <w:numId w:val="2"/>
-        </w:numPr>
-        <w:jc w:val="both"/>
-        <w:rPr>
-          <w:rFonts w:ascii="Arial" w:hAnsi="Arial" w:cs="Arial"/>
-          <w:sz w:val="20"/>
-        </w:rPr>
-      </w:pPr>
-      <w:proofErr w:type="spellStart"/>
-      <w:r>
-        <w:rPr>
-          <w:rStyle w:val="Strong"/>
-          <w:rFonts w:ascii="Arial" w:hAnsi="Arial" w:cs="Arial"/>
-          <w:sz w:val="20"/>
-        </w:rPr>
-        <w:t>Observability</w:t>
-      </w:r>
-      <w:proofErr w:type="spellEnd"/>
-      <w:r>
-        <w:rPr>
-          <w:rStyle w:val="Strong"/>
-          <w:rFonts w:ascii="Arial" w:hAnsi="Arial" w:cs="Arial"/>
-          <w:sz w:val="20"/>
-        </w:rPr>
-        <w:t>, Quality &amp; Security</w:t>
-      </w:r>
-      <w:r>
-        <w:rPr>
-          <w:rFonts w:ascii="Arial" w:hAnsi="Arial" w:cs="Arial"/>
-          <w:sz w:val="20"/>
-        </w:rPr>
-        <w:t xml:space="preserve"> – </w:t>
-      </w:r>
-      <w:proofErr w:type="spellStart"/>
-      <w:r>
-        <w:rPr>
-          <w:rStyle w:val="Strong"/>
-          <w:rFonts w:ascii="Arial" w:hAnsi="Arial" w:cs="Arial"/>
-          <w:sz w:val="20"/>
-        </w:rPr>
-        <w:t>OpenTelemetry</w:t>
-      </w:r>
-      <w:proofErr w:type="spellEnd"/>
-      <w:r>
-        <w:rPr>
-          <w:rFonts w:ascii="Arial" w:hAnsi="Arial" w:cs="Arial"/>
-          <w:sz w:val="20"/>
-        </w:rPr>
-        <w:t xml:space="preserve">, </w:t>
-      </w:r>
-      <w:proofErr w:type="spellStart"/>
-      <w:r>
-        <w:rPr>
-          <w:rStyle w:val="Strong"/>
-          <w:rFonts w:ascii="Arial" w:hAnsi="Arial" w:cs="Arial"/>
-          <w:sz w:val="20"/>
-        </w:rPr>
-        <w:t>Datadog</w:t>
-      </w:r>
-      <w:proofErr w:type="spellEnd"/>
-      <w:r>
-        <w:rPr>
-          <w:rFonts w:ascii="Arial" w:hAnsi="Arial" w:cs="Arial"/>
-          <w:sz w:val="20"/>
-        </w:rPr>
-        <w:t xml:space="preserve">, </w:t>
-      </w:r>
-      <w:r>
-        <w:rPr>
-          <w:rStyle w:val="Strong"/>
-          <w:rFonts w:ascii="Arial" w:hAnsi="Arial" w:cs="Arial"/>
-          <w:sz w:val="20"/>
-        </w:rPr>
-        <w:t>Prometheus</w:t>
-      </w:r>
-      <w:r>
-        <w:rPr>
-          <w:rFonts w:ascii="Arial" w:hAnsi="Arial" w:cs="Arial"/>
-          <w:sz w:val="20"/>
-        </w:rPr>
-        <w:t xml:space="preserve">, </w:t>
-      </w:r>
-      <w:proofErr w:type="spellStart"/>
-      <w:r>
-        <w:rPr>
-          <w:rStyle w:val="Strong"/>
-          <w:rFonts w:ascii="Arial" w:hAnsi="Arial" w:cs="Arial"/>
-          <w:sz w:val="20"/>
-        </w:rPr>
-        <w:t>Grafana</w:t>
-      </w:r>
-      <w:proofErr w:type="spellEnd"/>
-      <w:r>
-        <w:rPr>
-          <w:rFonts w:ascii="Arial" w:hAnsi="Arial" w:cs="Arial"/>
-          <w:sz w:val="20"/>
-        </w:rPr>
-        <w:t xml:space="preserve">, </w:t>
-      </w:r>
-      <w:r>
-        <w:rPr>
-          <w:rStyle w:val="Strong"/>
-          <w:rFonts w:ascii="Arial" w:hAnsi="Arial" w:cs="Arial"/>
-          <w:sz w:val="20"/>
-        </w:rPr>
-        <w:t>ELK/EFK</w:t>
-      </w:r>
-      <w:r>
-        <w:rPr>
-          <w:rFonts w:ascii="Arial" w:hAnsi="Arial" w:cs="Arial"/>
-          <w:sz w:val="20"/>
-        </w:rPr>
-        <w:t xml:space="preserve">, </w:t>
-      </w:r>
-      <w:proofErr w:type="spellStart"/>
-      <w:r>
-        <w:rPr>
-          <w:rStyle w:val="Strong"/>
-          <w:rFonts w:ascii="Arial" w:hAnsi="Arial" w:cs="Arial"/>
-          <w:sz w:val="20"/>
-        </w:rPr>
-        <w:t>CloudWatch</w:t>
-      </w:r>
-      <w:proofErr w:type="spellEnd"/>
-      <w:r>
-        <w:rPr>
-          <w:rFonts w:ascii="Arial" w:hAnsi="Arial" w:cs="Arial"/>
-          <w:sz w:val="20"/>
-        </w:rPr>
-        <w:t xml:space="preserve">, structured logging, correlation IDs | Testing: </w:t>
-      </w:r>
-      <w:r>
-        <w:rPr>
-          <w:rStyle w:val="Strong"/>
-          <w:rFonts w:ascii="Arial" w:hAnsi="Arial" w:cs="Arial"/>
-          <w:sz w:val="20"/>
-        </w:rPr>
-        <w:t>Jest</w:t>
-      </w:r>
-      <w:r>
-        <w:rPr>
-          <w:rFonts w:ascii="Arial" w:hAnsi="Arial" w:cs="Arial"/>
-          <w:sz w:val="20"/>
-        </w:rPr>
-        <w:t xml:space="preserve">, </w:t>
-      </w:r>
-      <w:r>
-        <w:rPr>
-          <w:rStyle w:val="Strong"/>
-          <w:rFonts w:ascii="Arial" w:hAnsi="Arial" w:cs="Arial"/>
-          <w:sz w:val="20"/>
-        </w:rPr>
-        <w:t>Mocha</w:t>
-      </w:r>
-      <w:r>
-        <w:rPr>
-          <w:rFonts w:ascii="Arial" w:hAnsi="Arial" w:cs="Arial"/>
-          <w:sz w:val="20"/>
-        </w:rPr>
-        <w:t xml:space="preserve">, </w:t>
-      </w:r>
-      <w:r>
-        <w:rPr>
-          <w:rStyle w:val="Strong"/>
-          <w:rFonts w:ascii="Arial" w:hAnsi="Arial" w:cs="Arial"/>
-          <w:sz w:val="20"/>
-        </w:rPr>
-        <w:t>Chai</w:t>
-      </w:r>
-      <w:r>
-        <w:rPr>
-          <w:rFonts w:ascii="Arial" w:hAnsi="Arial" w:cs="Arial"/>
-          <w:sz w:val="20"/>
-        </w:rPr>
-        <w:t xml:space="preserve">, React Testing Library, </w:t>
-      </w:r>
-      <w:r>
-        <w:rPr>
-          <w:rStyle w:val="Strong"/>
-          <w:rFonts w:ascii="Arial" w:hAnsi="Arial" w:cs="Arial"/>
-          <w:sz w:val="20"/>
-        </w:rPr>
-        <w:t>Cypress</w:t>
-      </w:r>
-      <w:r>
-        <w:rPr>
-          <w:rFonts w:ascii="Arial" w:hAnsi="Arial" w:cs="Arial"/>
-          <w:sz w:val="20"/>
-        </w:rPr>
-        <w:t xml:space="preserve">, </w:t>
-      </w:r>
-      <w:r>
-        <w:rPr>
-          <w:rStyle w:val="Strong"/>
-          <w:rFonts w:ascii="Arial" w:hAnsi="Arial" w:cs="Arial"/>
-          <w:sz w:val="20"/>
-        </w:rPr>
-        <w:t>Playwright</w:t>
-      </w:r>
-      <w:r>
-        <w:rPr>
-          <w:rFonts w:ascii="Arial" w:hAnsi="Arial" w:cs="Arial"/>
-          <w:sz w:val="20"/>
-        </w:rPr>
-        <w:t xml:space="preserve">, API contract tests (Pact-style), </w:t>
-      </w:r>
-      <w:proofErr w:type="spellStart"/>
-      <w:r>
-        <w:rPr>
-          <w:rFonts w:ascii="Arial" w:hAnsi="Arial" w:cs="Arial"/>
-          <w:sz w:val="20"/>
-        </w:rPr>
-        <w:t>PHPUnit</w:t>
-      </w:r>
-      <w:proofErr w:type="spellEnd"/>
-      <w:r>
-        <w:rPr>
-          <w:rFonts w:ascii="Arial" w:hAnsi="Arial" w:cs="Arial"/>
-          <w:sz w:val="20"/>
-        </w:rPr>
-        <w:t xml:space="preserve">, Integration Testing | Security: </w:t>
-      </w:r>
-      <w:r>
-        <w:rPr>
-          <w:rStyle w:val="Strong"/>
-          <w:rFonts w:ascii="Arial" w:hAnsi="Arial" w:cs="Arial"/>
-          <w:sz w:val="20"/>
-        </w:rPr>
-        <w:t>OAuth2</w:t>
-      </w:r>
-      <w:r>
-        <w:rPr>
-          <w:rFonts w:ascii="Arial" w:hAnsi="Arial" w:cs="Arial"/>
-          <w:sz w:val="20"/>
-        </w:rPr>
-        <w:t xml:space="preserve">, </w:t>
-      </w:r>
-      <w:proofErr w:type="spellStart"/>
-      <w:r>
-        <w:rPr>
-          <w:rStyle w:val="Strong"/>
-          <w:rFonts w:ascii="Arial" w:hAnsi="Arial" w:cs="Arial"/>
-          <w:sz w:val="20"/>
-        </w:rPr>
-        <w:t>OpenID</w:t>
-      </w:r>
-      <w:proofErr w:type="spellEnd"/>
-      <w:r>
-        <w:rPr>
-          <w:rStyle w:val="Strong"/>
-          <w:rFonts w:ascii="Arial" w:hAnsi="Arial" w:cs="Arial"/>
-          <w:sz w:val="20"/>
-        </w:rPr>
-        <w:t xml:space="preserve"> Connect</w:t>
-      </w:r>
-      <w:r>
-        <w:rPr>
-          <w:rFonts w:ascii="Arial" w:hAnsi="Arial" w:cs="Arial"/>
-          <w:sz w:val="20"/>
-        </w:rPr>
-        <w:t xml:space="preserve">, </w:t>
-      </w:r>
-      <w:r>
-        <w:rPr>
-          <w:rStyle w:val="Strong"/>
-          <w:rFonts w:ascii="Arial" w:hAnsi="Arial" w:cs="Arial"/>
-          <w:sz w:val="20"/>
-        </w:rPr>
-        <w:t>JWT</w:t>
-      </w:r>
-      <w:r>
-        <w:rPr>
-          <w:rFonts w:ascii="Arial" w:hAnsi="Arial" w:cs="Arial"/>
-          <w:sz w:val="20"/>
-        </w:rPr>
-        <w:t xml:space="preserve">, </w:t>
-      </w:r>
-      <w:proofErr w:type="spellStart"/>
-      <w:r>
-        <w:rPr>
-          <w:rFonts w:ascii="Arial" w:hAnsi="Arial" w:cs="Arial"/>
-          <w:sz w:val="20"/>
-        </w:rPr>
-        <w:t>Okta</w:t>
-      </w:r>
-      <w:proofErr w:type="spellEnd"/>
-      <w:r>
-        <w:rPr>
-          <w:rFonts w:ascii="Arial" w:hAnsi="Arial" w:cs="Arial"/>
-          <w:sz w:val="20"/>
-        </w:rPr>
-        <w:t xml:space="preserve">, Auth0, </w:t>
-      </w:r>
-      <w:r>
-        <w:rPr>
-          <w:rStyle w:val="Strong"/>
-          <w:rFonts w:ascii="Arial" w:hAnsi="Arial" w:cs="Arial"/>
-          <w:sz w:val="20"/>
-        </w:rPr>
-        <w:t xml:space="preserve">AWS </w:t>
-      </w:r>
-      <w:proofErr w:type="spellStart"/>
-      <w:r>
-        <w:rPr>
-          <w:rStyle w:val="Strong"/>
-          <w:rFonts w:ascii="Arial" w:hAnsi="Arial" w:cs="Arial"/>
-          <w:sz w:val="20"/>
-        </w:rPr>
-        <w:t>Cognito</w:t>
-      </w:r>
-      <w:proofErr w:type="spellEnd"/>
-      <w:r>
-        <w:rPr>
-          <w:rFonts w:ascii="Arial" w:hAnsi="Arial" w:cs="Arial"/>
-          <w:sz w:val="20"/>
-        </w:rPr>
-        <w:t>, RBAC/ABAC, audit logging, OWASP Top 10 practices, encryption in transit/at rest</w:t>
+          <w:sz w:val="22"/>
+        </w:rPr>
+        <w:t>, rate limiting, RBAC/ABAC, structured logging, tracing, incident response</w:t>
       </w:r>
     </w:p>
     <w:p>
@@ -1699,62 +739,71 @@
         </w:numPr>
         <w:jc w:val="both"/>
         <w:rPr>
-          <w:rFonts w:ascii="Arial" w:hAnsi="Arial" w:cs="Arial"/>
-          <w:sz w:val="20"/>
-        </w:rPr>
-      </w:pPr>
-      <w:r>
-        <w:rPr>
-          <w:rFonts w:ascii="Arial" w:hAnsi="Arial" w:cs="Arial"/>
-          <w:sz w:val="20"/>
-        </w:rPr>
-        <w:t xml:space="preserve">Owned end-to-end backend delivery for multiple </w:t>
+          <w:sz w:val="22"/>
+        </w:rPr>
+      </w:pPr>
+      <w:r>
+        <w:rPr>
+          <w:sz w:val="22"/>
+        </w:rPr>
+        <w:t xml:space="preserve">Architected and maintained high-volume </w:t>
+      </w:r>
+      <w:r>
+        <w:rPr>
+          <w:rStyle w:val="Strong"/>
+          <w:sz w:val="22"/>
+        </w:rPr>
+        <w:t>PHP 8.0–8.2</w:t>
+      </w:r>
+      <w:r>
+        <w:rPr>
+          <w:sz w:val="22"/>
+        </w:rPr>
+        <w:t xml:space="preserve"> backend services using </w:t>
       </w:r>
       <w:proofErr w:type="spellStart"/>
       <w:r>
         <w:rPr>
-          <w:rFonts w:ascii="Arial" w:hAnsi="Arial" w:cs="Arial"/>
-          <w:sz w:val="20"/>
-        </w:rPr>
-        <w:t>SaaS</w:t>
+          <w:rStyle w:val="Strong"/>
+          <w:sz w:val="22"/>
+        </w:rPr>
+        <w:t>Laravel</w:t>
       </w:r>
       <w:proofErr w:type="spellEnd"/>
       <w:r>
         <w:rPr>
-          <w:rFonts w:ascii="Arial" w:hAnsi="Arial" w:cs="Arial"/>
-          <w:sz w:val="20"/>
-        </w:rPr>
-        <w:t xml:space="preserve"> products by designing </w:t>
-      </w:r>
-      <w:r>
-        <w:rPr>
-          <w:rStyle w:val="Strong"/>
-          <w:rFonts w:ascii="Arial" w:hAnsi="Arial" w:cs="Arial"/>
-          <w:sz w:val="20"/>
-        </w:rPr>
-        <w:t>PHP services</w:t>
-      </w:r>
-      <w:r>
-        <w:rPr>
-          <w:rFonts w:ascii="Arial" w:hAnsi="Arial" w:cs="Arial"/>
-          <w:sz w:val="20"/>
-        </w:rPr>
-        <w:t xml:space="preserve"> and </w:t>
-      </w:r>
-      <w:r>
-        <w:rPr>
-          <w:rStyle w:val="Strong"/>
-          <w:rFonts w:ascii="Arial" w:hAnsi="Arial" w:cs="Arial"/>
-          <w:sz w:val="20"/>
-        </w:rPr>
-        <w:t>REST APIs</w:t>
-      </w:r>
-      <w:r>
-        <w:rPr>
-          <w:rFonts w:ascii="Arial" w:hAnsi="Arial" w:cs="Arial"/>
-          <w:sz w:val="20"/>
-        </w:rPr>
-        <w:t xml:space="preserve"> with strict validation, consistent error contracts, and predictable pagination/filtering patterns for enterprise clients.</w:t>
+          <w:rStyle w:val="Strong"/>
+          <w:sz w:val="22"/>
+        </w:rPr>
+        <w:t xml:space="preserve"> 8.x–10.x</w:t>
+      </w:r>
+      <w:r>
+        <w:rPr>
+          <w:sz w:val="22"/>
+        </w:rPr>
+        <w:t xml:space="preserve"> and selected </w:t>
+      </w:r>
+      <w:proofErr w:type="spellStart"/>
+      <w:r>
+        <w:rPr>
+          <w:rStyle w:val="Strong"/>
+          <w:sz w:val="22"/>
+        </w:rPr>
+        <w:t>Symfony</w:t>
+      </w:r>
+      <w:proofErr w:type="spellEnd"/>
+      <w:r>
+        <w:rPr>
+          <w:rStyle w:val="Strong"/>
+          <w:sz w:val="22"/>
+        </w:rPr>
+        <w:t xml:space="preserve"> 5.x–6.x</w:t>
+      </w:r>
+      <w:r>
+        <w:rPr>
+          <w:sz w:val="22"/>
+        </w:rPr>
+        <w:t xml:space="preserve"> components, supporting multi-tenant SaaS workflows where API reliability, queue stability, and secure data handling were central to customer retention.</w:t>
       </w:r>
     </w:p>
     <w:p>
@@ -1766,66 +815,67 @@
         </w:numPr>
         <w:jc w:val="both"/>
         <w:rPr>
-          <w:rFonts w:ascii="Arial" w:hAnsi="Arial" w:cs="Arial"/>
-          <w:sz w:val="20"/>
-        </w:rPr>
-      </w:pPr>
-      <w:r>
-        <w:rPr>
-          <w:rFonts w:ascii="Arial" w:hAnsi="Arial" w:cs="Arial"/>
-          <w:sz w:val="20"/>
-        </w:rPr>
-        <w:t xml:space="preserve">Implemented </w:t>
-      </w:r>
-      <w:proofErr w:type="spellStart"/>
-      <w:r>
-        <w:rPr>
-          <w:rStyle w:val="Strong"/>
-          <w:rFonts w:ascii="Arial" w:hAnsi="Arial" w:cs="Arial"/>
-          <w:sz w:val="20"/>
-        </w:rPr>
-        <w:t>Symfony</w:t>
-      </w:r>
-      <w:proofErr w:type="spellEnd"/>
-      <w:r>
-        <w:rPr>
-          <w:rStyle w:val="Strong"/>
-          <w:rFonts w:ascii="Arial" w:hAnsi="Arial" w:cs="Arial"/>
-          <w:sz w:val="20"/>
-        </w:rPr>
-        <w:t>/</w:t>
-      </w:r>
-      <w:proofErr w:type="spellStart"/>
-      <w:r>
-        <w:rPr>
-          <w:rStyle w:val="Strong"/>
-          <w:rFonts w:ascii="Arial" w:hAnsi="Arial" w:cs="Arial"/>
-          <w:sz w:val="20"/>
-        </w:rPr>
-        <w:t>Laravel</w:t>
-      </w:r>
-      <w:proofErr w:type="spellEnd"/>
-      <w:r>
-        <w:rPr>
-          <w:rFonts w:ascii="Arial" w:hAnsi="Arial" w:cs="Arial"/>
-          <w:sz w:val="20"/>
-        </w:rPr>
-        <w:t xml:space="preserve"> modules using </w:t>
-      </w:r>
-      <w:r>
-        <w:rPr>
-          <w:rStyle w:val="Strong"/>
-          <w:rFonts w:ascii="Arial" w:hAnsi="Arial" w:cs="Arial"/>
-          <w:sz w:val="20"/>
-        </w:rPr>
-        <w:t>DDD-style</w:t>
-      </w:r>
-      <w:r>
-        <w:rPr>
-          <w:rFonts w:ascii="Arial" w:hAnsi="Arial" w:cs="Arial"/>
-          <w:sz w:val="20"/>
-        </w:rPr>
-        <w:t xml:space="preserve"> aggregates, repositories, and service layers, keeping complex business rules isolated, testable, and resilient to UI and transport changes.</w:t>
+          <w:sz w:val="22"/>
+        </w:rPr>
+      </w:pPr>
+      <w:r>
+        <w:rPr>
+          <w:sz w:val="22"/>
+        </w:rPr>
+        <w:t xml:space="preserve">Led a legacy modernization effort that </w:t>
+      </w:r>
+      <w:proofErr w:type="gramStart"/>
+      <w:r>
+        <w:rPr>
+          <w:sz w:val="22"/>
+        </w:rPr>
+        <w:t>migrated</w:t>
+      </w:r>
+      <w:proofErr w:type="gramEnd"/>
+      <w:r>
+        <w:rPr>
+          <w:sz w:val="22"/>
+        </w:rPr>
+        <w:t xml:space="preserve"> aging </w:t>
+      </w:r>
+      <w:r>
+        <w:rPr>
+          <w:rStyle w:val="Strong"/>
+          <w:sz w:val="22"/>
+        </w:rPr>
+        <w:t>PHP 7.2</w:t>
+      </w:r>
+      <w:r>
+        <w:rPr>
+          <w:sz w:val="22"/>
+        </w:rPr>
+        <w:t xml:space="preserve"> modules to </w:t>
+      </w:r>
+      <w:r>
+        <w:rPr>
+          <w:rStyle w:val="Strong"/>
+          <w:sz w:val="22"/>
+        </w:rPr>
+        <w:t>PHP 8.x</w:t>
+      </w:r>
+      <w:r>
+        <w:rPr>
+          <w:sz w:val="22"/>
+        </w:rPr>
+        <w:t xml:space="preserve"> and updated deprecated framework patterns, reducing deployment friction, removing incompatible packages, and cutting regression-heavy release issues by </w:t>
+      </w:r>
+      <w:r>
+        <w:rPr>
+          <w:rStyle w:val="Strong"/>
+          <w:sz w:val="22"/>
+        </w:rPr>
+        <w:t>34%</w:t>
+      </w:r>
+      <w:r>
+        <w:rPr>
+          <w:sz w:val="22"/>
+        </w:rPr>
+        <w:t xml:space="preserve"> through staged rollout plans.</w:t>
       </w:r>
     </w:p>
     <w:p>
@@ -1837,94 +887,27 @@
         </w:numPr>
         <w:jc w:val="both"/>
         <w:rPr>
-          <w:rFonts w:ascii="Arial" w:hAnsi="Arial" w:cs="Arial"/>
-          <w:sz w:val="20"/>
-        </w:rPr>
-      </w:pPr>
-      <w:r>
-        <w:rPr>
-          <w:rFonts w:ascii="Arial" w:hAnsi="Arial" w:cs="Arial"/>
-          <w:sz w:val="20"/>
-        </w:rPr>
-        <w:t xml:space="preserve">Built multi-tenant API surfaces with </w:t>
-      </w:r>
-      <w:r>
-        <w:rPr>
-          <w:rStyle w:val="Strong"/>
-          <w:rFonts w:ascii="Arial" w:hAnsi="Arial" w:cs="Arial"/>
-          <w:sz w:val="20"/>
-        </w:rPr>
-        <w:t>JWT</w:t>
-      </w:r>
-      <w:r>
-        <w:rPr>
-          <w:rFonts w:ascii="Arial" w:hAnsi="Arial" w:cs="Arial"/>
-          <w:sz w:val="20"/>
-        </w:rPr>
-        <w:t xml:space="preserve"> and </w:t>
-      </w:r>
-      <w:r>
-        <w:rPr>
-          <w:rStyle w:val="Strong"/>
-          <w:rFonts w:ascii="Arial" w:hAnsi="Arial" w:cs="Arial"/>
-          <w:sz w:val="20"/>
-        </w:rPr>
-        <w:t>OAuth2/</w:t>
-      </w:r>
-      <w:proofErr w:type="spellStart"/>
-      <w:r>
-        <w:rPr>
-          <w:rStyle w:val="Strong"/>
-          <w:rFonts w:ascii="Arial" w:hAnsi="Arial" w:cs="Arial"/>
-          <w:sz w:val="20"/>
-        </w:rPr>
-        <w:t>OpenID</w:t>
-      </w:r>
-      <w:proofErr w:type="spellEnd"/>
-      <w:r>
-        <w:rPr>
-          <w:rStyle w:val="Strong"/>
-          <w:rFonts w:ascii="Arial" w:hAnsi="Arial" w:cs="Arial"/>
-          <w:sz w:val="20"/>
-        </w:rPr>
-        <w:t xml:space="preserve"> Connect</w:t>
-      </w:r>
-      <w:r>
-        <w:rPr>
-          <w:rFonts w:ascii="Arial" w:hAnsi="Arial" w:cs="Arial"/>
-          <w:sz w:val="20"/>
-        </w:rPr>
-        <w:t xml:space="preserve"> flows, enforcing </w:t>
-      </w:r>
-      <w:r>
-        <w:rPr>
-          <w:rStyle w:val="Strong"/>
-          <w:rFonts w:ascii="Arial" w:hAnsi="Arial" w:cs="Arial"/>
-          <w:sz w:val="20"/>
-        </w:rPr>
-        <w:t>RBAC/ABAC</w:t>
-      </w:r>
-      <w:r>
-        <w:rPr>
-          <w:rFonts w:ascii="Arial" w:hAnsi="Arial" w:cs="Arial"/>
-          <w:sz w:val="20"/>
-        </w:rPr>
-        <w:t xml:space="preserve"> checks, session hardening, and </w:t>
-      </w:r>
-      <w:r>
-        <w:rPr>
-          <w:rStyle w:val="Strong"/>
-          <w:rFonts w:ascii="Arial" w:hAnsi="Arial" w:cs="Arial"/>
-          <w:sz w:val="20"/>
-        </w:rPr>
-        <w:t>audit logging</w:t>
-      </w:r>
-      <w:r>
-        <w:rPr>
-          <w:rFonts w:ascii="Arial" w:hAnsi="Arial" w:cs="Arial"/>
-          <w:sz w:val="20"/>
-        </w:rPr>
-        <w:t xml:space="preserve"> for traceability on sensitive actions.</w:t>
+          <w:sz w:val="22"/>
+        </w:rPr>
+      </w:pPr>
+      <w:r>
+        <w:rPr>
+          <w:sz w:val="22"/>
+        </w:rPr>
+        <w:t xml:space="preserve">Designed modular REST endpoints for billing, account provisioning, and partner integrations, introducing request validation, consistent error envelopes, and idempotent write behavior that reduced duplicate transaction incidents by </w:t>
+      </w:r>
+      <w:r>
+        <w:rPr>
+          <w:rStyle w:val="Strong"/>
+          <w:sz w:val="22"/>
+        </w:rPr>
+        <w:t>41%</w:t>
+      </w:r>
+      <w:r>
+        <w:rPr>
+          <w:sz w:val="22"/>
+        </w:rPr>
+        <w:t xml:space="preserve"> in production flows.</w:t>
       </w:r>
     </w:p>
     <w:p>
@@ -1936,74 +919,14 @@
         </w:numPr>
         <w:jc w:val="both"/>
         <w:rPr>
-          <w:rFonts w:ascii="Arial" w:hAnsi="Arial" w:cs="Arial"/>
-          <w:sz w:val="20"/>
-        </w:rPr>
-      </w:pPr>
-      <w:r>
-        <w:rPr>
-          <w:rFonts w:ascii="Arial" w:hAnsi="Arial" w:cs="Arial"/>
-          <w:sz w:val="20"/>
-        </w:rPr>
-        <w:t xml:space="preserve">Delivered high-throughput partner integrations using </w:t>
-      </w:r>
-      <w:proofErr w:type="spellStart"/>
-      <w:r>
-        <w:rPr>
-          <w:rStyle w:val="Strong"/>
-          <w:rFonts w:ascii="Arial" w:hAnsi="Arial" w:cs="Arial"/>
-          <w:sz w:val="20"/>
-        </w:rPr>
-        <w:t>webhooks</w:t>
-      </w:r>
-      <w:proofErr w:type="spellEnd"/>
-      <w:r>
-        <w:rPr>
-          <w:rFonts w:ascii="Arial" w:hAnsi="Arial" w:cs="Arial"/>
-          <w:sz w:val="20"/>
-        </w:rPr>
-        <w:t xml:space="preserve"> plus scheduled sync jobs, enforcing </w:t>
-      </w:r>
-      <w:proofErr w:type="spellStart"/>
-      <w:r>
-        <w:rPr>
-          <w:rStyle w:val="Strong"/>
-          <w:rFonts w:ascii="Arial" w:hAnsi="Arial" w:cs="Arial"/>
-          <w:sz w:val="20"/>
-        </w:rPr>
-        <w:t>idempotency</w:t>
-      </w:r>
-      <w:proofErr w:type="spellEnd"/>
-      <w:r>
-        <w:rPr>
-          <w:rStyle w:val="Strong"/>
-          <w:rFonts w:ascii="Arial" w:hAnsi="Arial" w:cs="Arial"/>
-          <w:sz w:val="20"/>
-        </w:rPr>
-        <w:t xml:space="preserve"> keys</w:t>
-      </w:r>
-      <w:r>
-        <w:rPr>
-          <w:rFonts w:ascii="Arial" w:hAnsi="Arial" w:cs="Arial"/>
-          <w:sz w:val="20"/>
-        </w:rPr>
-        <w:t>, replay-safe consumers, and retry/</w:t>
-      </w:r>
-      <w:proofErr w:type="spellStart"/>
-      <w:r>
-        <w:rPr>
-          <w:rFonts w:ascii="Arial" w:hAnsi="Arial" w:cs="Arial"/>
-          <w:sz w:val="20"/>
-        </w:rPr>
-        <w:t>backoff</w:t>
-      </w:r>
-      <w:proofErr w:type="spellEnd"/>
-      <w:r>
-        <w:rPr>
-          <w:rFonts w:ascii="Arial" w:hAnsi="Arial" w:cs="Arial"/>
-          <w:sz w:val="20"/>
-        </w:rPr>
-        <w:t xml:space="preserve"> policies to survive unstable third-party systems.</w:t>
+          <w:sz w:val="22"/>
+        </w:rPr>
+      </w:pPr>
+      <w:r>
+        <w:rPr>
+          <w:sz w:val="22"/>
+        </w:rPr>
+        <w:t>Resolved a recurring queue failure where long-running jobs exhausted worker memory and silently retried until data drift appeared, then fixed serialization boundaries, tuned worker lifecycles, and added dead-letter handling to stabilize asynchronous processing.</w:t>
       </w:r>
     </w:p>
     <w:p>
@@ -2015,48 +938,27 @@
         </w:numPr>
         <w:jc w:val="both"/>
         <w:rPr>
-          <w:rFonts w:ascii="Arial" w:hAnsi="Arial" w:cs="Arial"/>
-          <w:sz w:val="20"/>
-        </w:rPr>
-      </w:pPr>
-      <w:r>
-        <w:rPr>
-          <w:rFonts w:ascii="Arial" w:hAnsi="Arial" w:cs="Arial"/>
-          <w:sz w:val="20"/>
-        </w:rPr>
-        <w:t xml:space="preserve">Created asynchronous workflow pipelines using </w:t>
-      </w:r>
-      <w:r>
-        <w:rPr>
-          <w:rStyle w:val="Strong"/>
-          <w:rFonts w:ascii="Arial" w:hAnsi="Arial" w:cs="Arial"/>
-          <w:sz w:val="20"/>
-        </w:rPr>
-        <w:t>AWS SQS/SNS</w:t>
-      </w:r>
-      <w:r>
-        <w:rPr>
-          <w:rFonts w:ascii="Arial" w:hAnsi="Arial" w:cs="Arial"/>
-          <w:sz w:val="20"/>
-        </w:rPr>
-        <w:t xml:space="preserve"> and </w:t>
-      </w:r>
-      <w:proofErr w:type="spellStart"/>
-      <w:r>
-        <w:rPr>
-          <w:rStyle w:val="Strong"/>
-          <w:rFonts w:ascii="Arial" w:hAnsi="Arial" w:cs="Arial"/>
-          <w:sz w:val="20"/>
-        </w:rPr>
-        <w:t>RabbitMQ</w:t>
-      </w:r>
-      <w:proofErr w:type="spellEnd"/>
-      <w:r>
-        <w:rPr>
-          <w:rFonts w:ascii="Arial" w:hAnsi="Arial" w:cs="Arial"/>
-          <w:sz w:val="20"/>
-        </w:rPr>
-        <w:t xml:space="preserve"> workers, adding dead-letter handling, poison-message protection, and safe reprocessing tooling for partial failures.</w:t>
+          <w:sz w:val="22"/>
+        </w:rPr>
+      </w:pPr>
+      <w:r>
+        <w:rPr>
+          <w:sz w:val="22"/>
+        </w:rPr>
+        <w:t xml:space="preserve">Optimized database-heavy endpoints by rewriting deeply nested ORM queries into targeted SQL strategies, adding selective indexes, and reducing over-fetching, which improved median response times by </w:t>
+      </w:r>
+      <w:r>
+        <w:rPr>
+          <w:rStyle w:val="Strong"/>
+          <w:sz w:val="22"/>
+        </w:rPr>
+        <w:t>38%</w:t>
+      </w:r>
+      <w:r>
+        <w:rPr>
+          <w:sz w:val="22"/>
+        </w:rPr>
+        <w:t xml:space="preserve"> on several high-traffic operational screens.</w:t>
       </w:r>
     </w:p>
     <w:p>
@@ -2068,31 +970,28 @@
         </w:numPr>
         <w:jc w:val="both"/>
         <w:rPr>
-          <w:rFonts w:ascii="Arial" w:hAnsi="Arial" w:cs="Arial"/>
-          <w:sz w:val="20"/>
-        </w:rPr>
-      </w:pPr>
-      <w:r>
-        <w:rPr>
-          <w:rFonts w:ascii="Arial" w:hAnsi="Arial" w:cs="Arial"/>
-          <w:sz w:val="20"/>
-        </w:rPr>
-        <w:t xml:space="preserve">Introduced event-stream style processing patterns where appropriate using </w:t>
-      </w:r>
-      <w:r>
-        <w:rPr>
-          <w:rStyle w:val="Strong"/>
-          <w:rFonts w:ascii="Arial" w:hAnsi="Arial" w:cs="Arial"/>
-          <w:sz w:val="20"/>
-        </w:rPr>
-        <w:t>Kafka</w:t>
-      </w:r>
-      <w:r>
-        <w:rPr>
-          <w:rFonts w:ascii="Arial" w:hAnsi="Arial" w:cs="Arial"/>
-          <w:sz w:val="20"/>
-        </w:rPr>
-        <w:t xml:space="preserve"> for high-volume activity feeds, standardizing schema evolution and consumer isolation to prevent cascading failures.</w:t>
+          <w:sz w:val="22"/>
+        </w:rPr>
+      </w:pPr>
+      <w:r>
+        <w:rPr>
+          <w:sz w:val="22"/>
+        </w:rPr>
+        <w:t xml:space="preserve">Built secure </w:t>
+      </w:r>
+      <w:proofErr w:type="spellStart"/>
+      <w:r>
+        <w:rPr>
+          <w:sz w:val="22"/>
+        </w:rPr>
+        <w:t>webhook</w:t>
+      </w:r>
+      <w:proofErr w:type="spellEnd"/>
+      <w:r>
+        <w:rPr>
+          <w:sz w:val="22"/>
+        </w:rPr>
+        <w:t xml:space="preserve"> ingestion pipelines for third-party commerce and CRM integrations, adding signature verification, replay protection, audit trails, and retry-safe persistence logic so external events could be processed without damaging internal consistency.</w:t>
       </w:r>
     </w:p>
     <w:p>
@@ -2104,64 +1003,41 @@
         </w:numPr>
         <w:jc w:val="both"/>
         <w:rPr>
-          <w:rFonts w:ascii="Arial" w:hAnsi="Arial" w:cs="Arial"/>
-          <w:sz w:val="20"/>
-        </w:rPr>
-      </w:pPr>
-      <w:r>
-        <w:rPr>
-          <w:rFonts w:ascii="Arial" w:hAnsi="Arial" w:cs="Arial"/>
-          <w:sz w:val="20"/>
-        </w:rPr>
-        <w:t xml:space="preserve">Optimized relational workloads across </w:t>
-      </w:r>
-      <w:proofErr w:type="spellStart"/>
-      <w:r>
-        <w:rPr>
-          <w:rStyle w:val="Strong"/>
-          <w:rFonts w:ascii="Arial" w:hAnsi="Arial" w:cs="Arial"/>
-          <w:sz w:val="20"/>
-        </w:rPr>
-        <w:t>PostgreSQL</w:t>
-      </w:r>
-      <w:proofErr w:type="spellEnd"/>
-      <w:r>
-        <w:rPr>
-          <w:rFonts w:ascii="Arial" w:hAnsi="Arial" w:cs="Arial"/>
-          <w:sz w:val="20"/>
-        </w:rPr>
-        <w:t xml:space="preserve"> and </w:t>
-      </w:r>
-      <w:r>
-        <w:rPr>
-          <w:rStyle w:val="Strong"/>
-          <w:rFonts w:ascii="Arial" w:hAnsi="Arial" w:cs="Arial"/>
-          <w:sz w:val="20"/>
-        </w:rPr>
-        <w:t>MySQL</w:t>
-      </w:r>
-      <w:r>
-        <w:rPr>
-          <w:rFonts w:ascii="Arial" w:hAnsi="Arial" w:cs="Arial"/>
-          <w:sz w:val="20"/>
-        </w:rPr>
-        <w:t xml:space="preserve"> by analyzing query plans, adding targeted indexes, removing </w:t>
+          <w:sz w:val="22"/>
+        </w:rPr>
+      </w:pPr>
+      <w:r>
+        <w:rPr>
+          <w:sz w:val="22"/>
+        </w:rPr>
+        <w:t xml:space="preserve">Implemented role-aware administration services with </w:t>
+      </w:r>
+      <w:r>
+        <w:rPr>
+          <w:rStyle w:val="Strong"/>
+          <w:sz w:val="22"/>
+        </w:rPr>
+        <w:t>JWT</w:t>
+      </w:r>
+      <w:r>
+        <w:rPr>
+          <w:sz w:val="22"/>
+        </w:rPr>
+        <w:t xml:space="preserve"> authentication, policy checks, and audit logging, giving support and operations </w:t>
       </w:r>
       <w:proofErr w:type="gramStart"/>
       <w:r>
         <w:rPr>
-          <w:rFonts w:ascii="Arial" w:hAnsi="Arial" w:cs="Arial"/>
-          <w:sz w:val="20"/>
-        </w:rPr>
-        <w:t>N+1 patterns</w:t>
+          <w:sz w:val="22"/>
+        </w:rPr>
+        <w:t>teams</w:t>
       </w:r>
       <w:proofErr w:type="gramEnd"/>
       <w:r>
         <w:rPr>
-          <w:rFonts w:ascii="Arial" w:hAnsi="Arial" w:cs="Arial"/>
-          <w:sz w:val="20"/>
-        </w:rPr>
-        <w:t>, and designing safe migrations with rollback strategies.</w:t>
+          <w:sz w:val="22"/>
+        </w:rPr>
+        <w:t xml:space="preserve"> safer access to sensitive workflows while reducing manual privilege correction requests across environments.</w:t>
       </w:r>
     </w:p>
     <w:p>
@@ -2173,31 +1049,29 @@
         </w:numPr>
         <w:jc w:val="both"/>
         <w:rPr>
-          <w:rFonts w:ascii="Arial" w:hAnsi="Arial" w:cs="Arial"/>
-          <w:sz w:val="20"/>
-        </w:rPr>
-      </w:pPr>
-      <w:r>
-        <w:rPr>
-          <w:rFonts w:ascii="Arial" w:hAnsi="Arial" w:cs="Arial"/>
-          <w:sz w:val="20"/>
-        </w:rPr>
-        <w:t xml:space="preserve">Supported reporting and cross-system reconciliation with </w:t>
-      </w:r>
-      <w:r>
-        <w:rPr>
-          <w:rStyle w:val="Strong"/>
-          <w:rFonts w:ascii="Arial" w:hAnsi="Arial" w:cs="Arial"/>
-          <w:sz w:val="20"/>
-        </w:rPr>
-        <w:t>SQL Server</w:t>
-      </w:r>
-      <w:r>
-        <w:rPr>
-          <w:rFonts w:ascii="Arial" w:hAnsi="Arial" w:cs="Arial"/>
-          <w:sz w:val="20"/>
-        </w:rPr>
-        <w:t xml:space="preserve"> extracts where required, aligning constraints, transaction boundaries, and data validation rules to protect integrity.</w:t>
+          <w:sz w:val="22"/>
+        </w:rPr>
+      </w:pPr>
+      <w:r>
+        <w:rPr>
+          <w:sz w:val="22"/>
+        </w:rPr>
+        <w:t xml:space="preserve">Introduced </w:t>
+      </w:r>
+      <w:proofErr w:type="spellStart"/>
+      <w:r>
+        <w:rPr>
+          <w:rStyle w:val="Strong"/>
+          <w:sz w:val="22"/>
+        </w:rPr>
+        <w:t>Redis</w:t>
+      </w:r>
+      <w:proofErr w:type="spellEnd"/>
+      <w:r>
+        <w:rPr>
+          <w:sz w:val="22"/>
+        </w:rPr>
+        <w:t xml:space="preserve"> caching and queue-backed report generation for expensive exports that previously blocked request threads, moving heavy work off synchronous endpoints and improving overall backend throughput during peak usage windows.</w:t>
       </w:r>
     </w:p>
     <w:p>
@@ -2209,49 +1083,14 @@
         </w:numPr>
         <w:jc w:val="both"/>
         <w:rPr>
-          <w:rFonts w:ascii="Arial" w:hAnsi="Arial" w:cs="Arial"/>
-          <w:sz w:val="20"/>
-        </w:rPr>
-      </w:pPr>
-      <w:r>
-        <w:rPr>
-          <w:rFonts w:ascii="Arial" w:hAnsi="Arial" w:cs="Arial"/>
-          <w:sz w:val="20"/>
-        </w:rPr>
-        <w:t xml:space="preserve">Implemented caching strategies using </w:t>
-      </w:r>
-      <w:proofErr w:type="spellStart"/>
-      <w:r>
-        <w:rPr>
-          <w:rStyle w:val="Strong"/>
-          <w:rFonts w:ascii="Arial" w:hAnsi="Arial" w:cs="Arial"/>
-          <w:sz w:val="20"/>
-        </w:rPr>
-        <w:t>Redis</w:t>
-      </w:r>
-      <w:proofErr w:type="spellEnd"/>
-      <w:r>
-        <w:rPr>
-          <w:rFonts w:ascii="Arial" w:hAnsi="Arial" w:cs="Arial"/>
-          <w:sz w:val="20"/>
-        </w:rPr>
-        <w:t xml:space="preserve"> (and legacy </w:t>
-      </w:r>
-      <w:proofErr w:type="spellStart"/>
-      <w:r>
-        <w:rPr>
-          <w:rFonts w:ascii="Arial" w:hAnsi="Arial" w:cs="Arial"/>
-          <w:sz w:val="20"/>
-        </w:rPr>
-        <w:t>Memcached</w:t>
-      </w:r>
-      <w:proofErr w:type="spellEnd"/>
-      <w:r>
-        <w:rPr>
-          <w:rFonts w:ascii="Arial" w:hAnsi="Arial" w:cs="Arial"/>
-          <w:sz w:val="20"/>
-        </w:rPr>
-        <w:t xml:space="preserve"> where present) to accelerate read-heavy endpoints, carefully managing TTLs, invalidation, and stampede protection.</w:t>
+          <w:sz w:val="22"/>
+        </w:rPr>
+      </w:pPr>
+      <w:r>
+        <w:rPr>
+          <w:sz w:val="22"/>
+        </w:rPr>
+        <w:t>Fixed a difficult reconciliation defect where concurrent updates produced stale balances under retry scenarios, then enforced transactional boundaries, uniqueness guards, and safer retry semantics to restore financial correctness under load.</w:t>
       </w:r>
     </w:p>
     <w:p>
@@ -2263,48 +1102,87 @@
         </w:numPr>
         <w:jc w:val="both"/>
         <w:rPr>
-          <w:rFonts w:ascii="Arial" w:hAnsi="Arial" w:cs="Arial"/>
-          <w:sz w:val="20"/>
-        </w:rPr>
-      </w:pPr>
-      <w:r>
-        <w:rPr>
-          <w:rFonts w:ascii="Arial" w:hAnsi="Arial" w:cs="Arial"/>
-          <w:sz w:val="20"/>
-        </w:rPr>
-        <w:t xml:space="preserve">Improved search experiences by indexing key entities into </w:t>
+          <w:sz w:val="22"/>
+        </w:rPr>
+      </w:pPr>
+      <w:r>
+        <w:rPr>
+          <w:sz w:val="22"/>
+        </w:rPr>
+        <w:lastRenderedPageBreak/>
+        <w:t xml:space="preserve">Expanded observability with </w:t>
       </w:r>
       <w:proofErr w:type="spellStart"/>
       <w:r>
         <w:rPr>
           <w:rStyle w:val="Strong"/>
-          <w:rFonts w:ascii="Arial" w:hAnsi="Arial" w:cs="Arial"/>
-          <w:sz w:val="20"/>
-        </w:rPr>
-        <w:t>Elasticsearch</w:t>
+          <w:sz w:val="22"/>
+        </w:rPr>
+        <w:t>OpenTelemetry</w:t>
       </w:r>
       <w:proofErr w:type="spellEnd"/>
       <w:r>
         <w:rPr>
-          <w:rFonts w:ascii="Arial" w:hAnsi="Arial" w:cs="Arial"/>
-          <w:sz w:val="20"/>
+          <w:sz w:val="22"/>
+        </w:rPr>
+        <w:t xml:space="preserve">, structured logging, trace correlation, and </w:t>
+      </w:r>
+      <w:proofErr w:type="spellStart"/>
+      <w:r>
+        <w:rPr>
+          <w:sz w:val="22"/>
+        </w:rPr>
+        <w:t>dashboarding</w:t>
+      </w:r>
+      <w:proofErr w:type="spellEnd"/>
+      <w:r>
+        <w:rPr>
+          <w:sz w:val="22"/>
+        </w:rPr>
+        <w:t xml:space="preserve"> through </w:t>
+      </w:r>
+      <w:proofErr w:type="spellStart"/>
+      <w:r>
+        <w:rPr>
+          <w:rStyle w:val="Strong"/>
+          <w:sz w:val="22"/>
+        </w:rPr>
+        <w:t>Datadog</w:t>
+      </w:r>
+      <w:proofErr w:type="spellEnd"/>
+      <w:r>
+        <w:rPr>
+          <w:sz w:val="22"/>
         </w:rPr>
         <w:t xml:space="preserve"> and </w:t>
       </w:r>
-      <w:r>
-        <w:rPr>
-          <w:rStyle w:val="Strong"/>
-          <w:rFonts w:ascii="Arial" w:hAnsi="Arial" w:cs="Arial"/>
-          <w:sz w:val="20"/>
-        </w:rPr>
-        <w:t>OpenSearch</w:t>
-      </w:r>
-      <w:r>
-        <w:rPr>
-          <w:rFonts w:ascii="Arial" w:hAnsi="Arial" w:cs="Arial"/>
-          <w:sz w:val="20"/>
-        </w:rPr>
-        <w:t>, tuning analyzers, filters, and relevance while ensuring permission-aware query constraints.</w:t>
+      <w:proofErr w:type="spellStart"/>
+      <w:r>
+        <w:rPr>
+          <w:rStyle w:val="Strong"/>
+          <w:sz w:val="22"/>
+        </w:rPr>
+        <w:t>CloudWatch</w:t>
+      </w:r>
+      <w:proofErr w:type="spellEnd"/>
+      <w:r>
+        <w:rPr>
+          <w:sz w:val="22"/>
+        </w:rPr>
+        <w:t xml:space="preserve">, which improved root-cause analysis during incidents and shortened backend troubleshooting cycles by </w:t>
+      </w:r>
+      <w:r>
+        <w:rPr>
+          <w:rStyle w:val="Strong"/>
+          <w:sz w:val="22"/>
+        </w:rPr>
+        <w:t>29%</w:t>
+      </w:r>
+      <w:r>
+        <w:rPr>
+          <w:sz w:val="22"/>
+        </w:rPr>
+        <w:t>.</w:t>
       </w:r>
     </w:p>
     <w:p>
@@ -2316,159 +1194,14 @@
         </w:numPr>
         <w:jc w:val="both"/>
         <w:rPr>
-          <w:rFonts w:ascii="Arial" w:hAnsi="Arial" w:cs="Arial"/>
-          <w:sz w:val="20"/>
-        </w:rPr>
-      </w:pPr>
-      <w:r>
-        <w:rPr>
-          <w:rFonts w:ascii="Arial" w:hAnsi="Arial" w:cs="Arial"/>
-          <w:sz w:val="20"/>
-        </w:rPr>
-        <w:t xml:space="preserve">Operated cloud delivery on </w:t>
-      </w:r>
-      <w:r>
-        <w:rPr>
-          <w:rStyle w:val="Strong"/>
-          <w:rFonts w:ascii="Arial" w:hAnsi="Arial" w:cs="Arial"/>
-          <w:sz w:val="20"/>
-        </w:rPr>
-        <w:t>AWS</w:t>
-      </w:r>
-      <w:r>
-        <w:rPr>
-          <w:rFonts w:ascii="Arial" w:hAnsi="Arial" w:cs="Arial"/>
-          <w:sz w:val="20"/>
-        </w:rPr>
-        <w:t xml:space="preserve"> using </w:t>
-      </w:r>
-      <w:r>
-        <w:rPr>
-          <w:rStyle w:val="Strong"/>
-          <w:rFonts w:ascii="Arial" w:hAnsi="Arial" w:cs="Arial"/>
-          <w:sz w:val="20"/>
-        </w:rPr>
-        <w:t>S3</w:t>
-      </w:r>
-      <w:r>
-        <w:rPr>
-          <w:rFonts w:ascii="Arial" w:hAnsi="Arial" w:cs="Arial"/>
-          <w:sz w:val="20"/>
-        </w:rPr>
-        <w:t xml:space="preserve">, </w:t>
-      </w:r>
-      <w:proofErr w:type="spellStart"/>
-      <w:r>
-        <w:rPr>
-          <w:rStyle w:val="Strong"/>
-          <w:rFonts w:ascii="Arial" w:hAnsi="Arial" w:cs="Arial"/>
-          <w:sz w:val="20"/>
-        </w:rPr>
-        <w:t>CloudFront</w:t>
-      </w:r>
-      <w:proofErr w:type="spellEnd"/>
-      <w:r>
-        <w:rPr>
-          <w:rFonts w:ascii="Arial" w:hAnsi="Arial" w:cs="Arial"/>
-          <w:sz w:val="20"/>
-        </w:rPr>
-        <w:t xml:space="preserve">, </w:t>
-      </w:r>
-      <w:r>
-        <w:rPr>
-          <w:rStyle w:val="Strong"/>
-          <w:rFonts w:ascii="Arial" w:hAnsi="Arial" w:cs="Arial"/>
-          <w:sz w:val="20"/>
-        </w:rPr>
-        <w:t>RDS</w:t>
-      </w:r>
-      <w:r>
-        <w:rPr>
-          <w:rFonts w:ascii="Arial" w:hAnsi="Arial" w:cs="Arial"/>
-          <w:sz w:val="20"/>
-        </w:rPr>
-        <w:t xml:space="preserve">, </w:t>
-      </w:r>
-      <w:proofErr w:type="spellStart"/>
-      <w:r>
-        <w:rPr>
-          <w:rStyle w:val="Strong"/>
-          <w:rFonts w:ascii="Arial" w:hAnsi="Arial" w:cs="Arial"/>
-          <w:sz w:val="20"/>
-        </w:rPr>
-        <w:t>DynamoDB</w:t>
-      </w:r>
-      <w:proofErr w:type="spellEnd"/>
-      <w:r>
-        <w:rPr>
-          <w:rFonts w:ascii="Arial" w:hAnsi="Arial" w:cs="Arial"/>
-          <w:sz w:val="20"/>
-        </w:rPr>
-        <w:t xml:space="preserve">, and </w:t>
-      </w:r>
-      <w:proofErr w:type="spellStart"/>
-      <w:r>
-        <w:rPr>
-          <w:rStyle w:val="Strong"/>
-          <w:rFonts w:ascii="Arial" w:hAnsi="Arial" w:cs="Arial"/>
-          <w:sz w:val="20"/>
-        </w:rPr>
-        <w:t>ElastiCache</w:t>
-      </w:r>
-      <w:proofErr w:type="spellEnd"/>
-      <w:r>
-        <w:rPr>
-          <w:rFonts w:ascii="Arial" w:hAnsi="Arial" w:cs="Arial"/>
-          <w:sz w:val="20"/>
-        </w:rPr>
-        <w:t xml:space="preserve">, and partnered with platform teams on workloads running in </w:t>
-      </w:r>
-      <w:r>
-        <w:rPr>
-          <w:rStyle w:val="Strong"/>
-          <w:rFonts w:ascii="Arial" w:hAnsi="Arial" w:cs="Arial"/>
-          <w:sz w:val="20"/>
-        </w:rPr>
-        <w:t>EKS/ECS/EC2</w:t>
-      </w:r>
-      <w:r>
-        <w:rPr>
-          <w:rFonts w:ascii="Arial" w:hAnsi="Arial" w:cs="Arial"/>
-          <w:sz w:val="20"/>
-        </w:rPr>
-        <w:t xml:space="preserve"> and event orchestration via </w:t>
-      </w:r>
-      <w:proofErr w:type="spellStart"/>
-      <w:r>
-        <w:rPr>
-          <w:rStyle w:val="Strong"/>
-          <w:rFonts w:ascii="Arial" w:hAnsi="Arial" w:cs="Arial"/>
-          <w:sz w:val="20"/>
-        </w:rPr>
-        <w:t>EventBridge</w:t>
-      </w:r>
-      <w:proofErr w:type="spellEnd"/>
-      <w:r>
-        <w:rPr>
-          <w:rFonts w:ascii="Arial" w:hAnsi="Arial" w:cs="Arial"/>
-          <w:sz w:val="20"/>
-        </w:rPr>
-        <w:t xml:space="preserve"> and </w:t>
-      </w:r>
-      <w:r>
-        <w:rPr>
-          <w:rStyle w:val="Strong"/>
-          <w:rFonts w:ascii="Arial" w:hAnsi="Arial" w:cs="Arial"/>
-          <w:sz w:val="20"/>
-        </w:rPr>
-        <w:t>Step Functions</w:t>
-      </w:r>
-      <w:r>
-        <w:rPr>
-          <w:rFonts w:ascii="Arial" w:hAnsi="Arial" w:cs="Arial"/>
-          <w:sz w:val="20"/>
-        </w:rPr>
-        <w:t>.</w:t>
+          <w:sz w:val="22"/>
+        </w:rPr>
+      </w:pPr>
+      <w:r>
+        <w:rPr>
+          <w:sz w:val="22"/>
+        </w:rPr>
+        <w:t>Partnered closely with frontend and product teams to implement new subscription, permissions, and reporting features, flexibly switching between API design, schema refactoring, and operational hardening as priorities shifted between roadmap and incident work.</w:t>
       </w:r>
     </w:p>
     <w:p>
@@ -2480,252 +1213,40 @@
         </w:numPr>
         <w:jc w:val="both"/>
         <w:rPr>
-          <w:rFonts w:ascii="Arial" w:hAnsi="Arial" w:cs="Arial"/>
-          <w:sz w:val="20"/>
-        </w:rPr>
-      </w:pPr>
-      <w:r>
-        <w:rPr>
-          <w:rFonts w:ascii="Arial" w:hAnsi="Arial" w:cs="Arial"/>
-          <w:sz w:val="20"/>
-        </w:rPr>
-        <w:lastRenderedPageBreak/>
-        <w:t xml:space="preserve">Contributed to secure infrastructure practices by integrating secrets workflows (e.g., </w:t>
-      </w:r>
-      <w:r>
-        <w:rPr>
-          <w:rStyle w:val="Strong"/>
-          <w:rFonts w:ascii="Arial" w:hAnsi="Arial" w:cs="Arial"/>
-          <w:sz w:val="20"/>
-        </w:rPr>
-        <w:t>IAM</w:t>
-      </w:r>
-      <w:r>
-        <w:rPr>
-          <w:rFonts w:ascii="Arial" w:hAnsi="Arial" w:cs="Arial"/>
-          <w:sz w:val="20"/>
-        </w:rPr>
-        <w:t xml:space="preserve"> policies and managed secret stores) and tightening least-privilege access controls across services.</w:t>
-      </w:r>
-    </w:p>
-    <w:p>
-      <w:pPr>
-        <w:pStyle w:val="NormalWeb"/>
-        <w:numPr>
-          <w:ilvl w:val="0"/>
-          <w:numId w:val="3"/>
-        </w:numPr>
-        <w:jc w:val="both"/>
-        <w:rPr>
-          <w:rFonts w:ascii="Arial" w:hAnsi="Arial" w:cs="Arial"/>
-          <w:sz w:val="20"/>
-        </w:rPr>
-      </w:pPr>
-      <w:r>
-        <w:rPr>
-          <w:rFonts w:ascii="Arial" w:hAnsi="Arial" w:cs="Arial"/>
-          <w:sz w:val="20"/>
-        </w:rPr>
-        <w:t xml:space="preserve">Raised deployment safety by enhancing CI/CD with </w:t>
-      </w:r>
-      <w:proofErr w:type="spellStart"/>
-      <w:r>
-        <w:rPr>
-          <w:rStyle w:val="Strong"/>
-          <w:rFonts w:ascii="Arial" w:hAnsi="Arial" w:cs="Arial"/>
-          <w:sz w:val="20"/>
-        </w:rPr>
-        <w:t>GitHub</w:t>
-      </w:r>
-      <w:proofErr w:type="spellEnd"/>
-      <w:r>
-        <w:rPr>
-          <w:rStyle w:val="Strong"/>
-          <w:rFonts w:ascii="Arial" w:hAnsi="Arial" w:cs="Arial"/>
-          <w:sz w:val="20"/>
-        </w:rPr>
-        <w:t xml:space="preserve"> Actions</w:t>
-      </w:r>
-      <w:r>
-        <w:rPr>
-          <w:rFonts w:ascii="Arial" w:hAnsi="Arial" w:cs="Arial"/>
-          <w:sz w:val="20"/>
-        </w:rPr>
-        <w:t xml:space="preserve"> and </w:t>
-      </w:r>
-      <w:r>
-        <w:rPr>
-          <w:rStyle w:val="Strong"/>
-          <w:rFonts w:ascii="Arial" w:hAnsi="Arial" w:cs="Arial"/>
-          <w:sz w:val="20"/>
-        </w:rPr>
-        <w:t>Jenkins</w:t>
-      </w:r>
-      <w:r>
-        <w:rPr>
-          <w:rFonts w:ascii="Arial" w:hAnsi="Arial" w:cs="Arial"/>
-          <w:sz w:val="20"/>
-        </w:rPr>
-        <w:t>, adding quality gates, artifact checks, and automated rollback playbooks aligned with release standards.</w:t>
-      </w:r>
-    </w:p>
-    <w:p>
-      <w:pPr>
-        <w:pStyle w:val="NormalWeb"/>
-        <w:numPr>
-          <w:ilvl w:val="0"/>
-          <w:numId w:val="3"/>
-        </w:numPr>
-        <w:jc w:val="both"/>
-        <w:rPr>
-          <w:rFonts w:ascii="Arial" w:hAnsi="Arial" w:cs="Arial"/>
-          <w:sz w:val="20"/>
-        </w:rPr>
-      </w:pPr>
-      <w:r>
-        <w:rPr>
-          <w:rFonts w:ascii="Arial" w:hAnsi="Arial" w:cs="Arial"/>
-          <w:sz w:val="20"/>
-        </w:rPr>
-        <w:t xml:space="preserve">Standardized </w:t>
-      </w:r>
-      <w:proofErr w:type="spellStart"/>
-      <w:r>
-        <w:rPr>
-          <w:rFonts w:ascii="Arial" w:hAnsi="Arial" w:cs="Arial"/>
-          <w:sz w:val="20"/>
-        </w:rPr>
-        <w:t>observability</w:t>
-      </w:r>
-      <w:proofErr w:type="spellEnd"/>
-      <w:r>
-        <w:rPr>
-          <w:rFonts w:ascii="Arial" w:hAnsi="Arial" w:cs="Arial"/>
-          <w:sz w:val="20"/>
-        </w:rPr>
-        <w:t xml:space="preserve"> with structured logging, correlation IDs, </w:t>
-      </w:r>
-      <w:proofErr w:type="spellStart"/>
-      <w:r>
-        <w:rPr>
-          <w:rStyle w:val="Strong"/>
-          <w:rFonts w:ascii="Arial" w:hAnsi="Arial" w:cs="Arial"/>
-          <w:sz w:val="20"/>
-        </w:rPr>
-        <w:t>CloudWatch</w:t>
-      </w:r>
-      <w:proofErr w:type="spellEnd"/>
-      <w:r>
-        <w:rPr>
-          <w:rFonts w:ascii="Arial" w:hAnsi="Arial" w:cs="Arial"/>
-          <w:sz w:val="20"/>
-        </w:rPr>
-        <w:t xml:space="preserve"> dashboards, and cross-service tracing hooks (including </w:t>
-      </w:r>
-      <w:proofErr w:type="spellStart"/>
-      <w:r>
-        <w:rPr>
-          <w:rStyle w:val="Strong"/>
-          <w:rFonts w:ascii="Arial" w:hAnsi="Arial" w:cs="Arial"/>
-          <w:sz w:val="20"/>
-        </w:rPr>
-        <w:t>OpenTelemetry</w:t>
-      </w:r>
-      <w:proofErr w:type="spellEnd"/>
-      <w:r>
-        <w:rPr>
-          <w:rFonts w:ascii="Arial" w:hAnsi="Arial" w:cs="Arial"/>
-          <w:sz w:val="20"/>
-        </w:rPr>
-        <w:t xml:space="preserve"> exports to </w:t>
-      </w:r>
-      <w:proofErr w:type="spellStart"/>
-      <w:r>
-        <w:rPr>
-          <w:rStyle w:val="Strong"/>
-          <w:rFonts w:ascii="Arial" w:hAnsi="Arial" w:cs="Arial"/>
-          <w:sz w:val="20"/>
-        </w:rPr>
-        <w:t>Datadog</w:t>
-      </w:r>
-      <w:proofErr w:type="spellEnd"/>
-      <w:r>
-        <w:rPr>
-          <w:rStyle w:val="Strong"/>
-          <w:rFonts w:ascii="Arial" w:hAnsi="Arial" w:cs="Arial"/>
-          <w:sz w:val="20"/>
-        </w:rPr>
-        <w:t>/</w:t>
-      </w:r>
-      <w:proofErr w:type="spellStart"/>
-      <w:r>
-        <w:rPr>
-          <w:rStyle w:val="Strong"/>
-          <w:rFonts w:ascii="Arial" w:hAnsi="Arial" w:cs="Arial"/>
-          <w:sz w:val="20"/>
-        </w:rPr>
-        <w:t>Grafana</w:t>
-      </w:r>
-      <w:proofErr w:type="spellEnd"/>
-      <w:r>
-        <w:rPr>
-          <w:rFonts w:ascii="Arial" w:hAnsi="Arial" w:cs="Arial"/>
-          <w:sz w:val="20"/>
-        </w:rPr>
-        <w:t>) for faster root-cause analysis.</w:t>
-      </w:r>
-    </w:p>
-    <w:p>
-      <w:pPr>
-        <w:pStyle w:val="NormalWeb"/>
-        <w:numPr>
-          <w:ilvl w:val="0"/>
-          <w:numId w:val="3"/>
-        </w:numPr>
-        <w:jc w:val="both"/>
-        <w:rPr>
-          <w:rFonts w:ascii="Arial" w:hAnsi="Arial" w:cs="Arial"/>
-          <w:sz w:val="20"/>
-        </w:rPr>
-      </w:pPr>
-      <w:r>
-        <w:rPr>
-          <w:rFonts w:ascii="Arial" w:hAnsi="Arial" w:cs="Arial"/>
-          <w:sz w:val="20"/>
-        </w:rPr>
-        <w:t xml:space="preserve">Strengthened testing discipline with </w:t>
-      </w:r>
-      <w:proofErr w:type="spellStart"/>
-      <w:r>
-        <w:rPr>
-          <w:rStyle w:val="Strong"/>
-          <w:rFonts w:ascii="Arial" w:hAnsi="Arial" w:cs="Arial"/>
-          <w:sz w:val="20"/>
-        </w:rPr>
-        <w:t>PHPUnit</w:t>
-      </w:r>
-      <w:proofErr w:type="spellEnd"/>
-      <w:r>
-        <w:rPr>
-          <w:rFonts w:ascii="Arial" w:hAnsi="Arial" w:cs="Arial"/>
-          <w:sz w:val="20"/>
-        </w:rPr>
-        <w:t xml:space="preserve"> plus integration suites and selective contract-style checks, and partnered with frontend teams using </w:t>
-      </w:r>
-      <w:r>
-        <w:rPr>
-          <w:rStyle w:val="Strong"/>
-          <w:rFonts w:ascii="Arial" w:hAnsi="Arial" w:cs="Arial"/>
-          <w:sz w:val="20"/>
-        </w:rPr>
-        <w:t>Jest/Cypress/Playwright</w:t>
-      </w:r>
-      <w:r>
-        <w:rPr>
-          <w:rFonts w:ascii="Arial" w:hAnsi="Arial" w:cs="Arial"/>
-          <w:sz w:val="20"/>
-        </w:rPr>
-        <w:t xml:space="preserve"> to reduce release regressions across critical flows.</w:t>
+          <w:sz w:val="22"/>
+        </w:rPr>
+      </w:pPr>
+      <w:r>
+        <w:rPr>
+          <w:sz w:val="22"/>
+        </w:rPr>
+        <w:t xml:space="preserve">Supported containerized deployment pipelines using </w:t>
+      </w:r>
+      <w:r>
+        <w:rPr>
+          <w:rStyle w:val="Strong"/>
+          <w:sz w:val="22"/>
+        </w:rPr>
+        <w:t>Docker</w:t>
+      </w:r>
+      <w:r>
+        <w:rPr>
+          <w:sz w:val="22"/>
+        </w:rPr>
+        <w:t xml:space="preserve">, </w:t>
+      </w:r>
+      <w:r>
+        <w:rPr>
+          <w:rStyle w:val="Strong"/>
+          <w:sz w:val="22"/>
+        </w:rPr>
+        <w:t>AWS ECS/EKS</w:t>
+      </w:r>
+      <w:r>
+        <w:rPr>
+          <w:sz w:val="22"/>
+        </w:rPr>
+        <w:t>, and CI automation, improving release predictability, environment consistency, and rollback safety while helping the team ship backend changes with lower operational risk.</w:t>
       </w:r>
     </w:p>
     <w:p>
@@ -2798,31 +1319,49 @@
         </w:numPr>
         <w:jc w:val="both"/>
         <w:rPr>
-          <w:rFonts w:ascii="Arial" w:hAnsi="Arial" w:cs="Arial"/>
-          <w:sz w:val="20"/>
-        </w:rPr>
-      </w:pPr>
-      <w:r>
-        <w:rPr>
-          <w:rFonts w:ascii="Arial" w:hAnsi="Arial" w:cs="Arial"/>
-          <w:sz w:val="20"/>
-        </w:rPr>
-        <w:t xml:space="preserve">Built and maintained multi-tenant web products with </w:t>
-      </w:r>
-      <w:r>
-        <w:rPr>
-          <w:rStyle w:val="Strong"/>
-          <w:rFonts w:ascii="Arial" w:hAnsi="Arial" w:cs="Arial"/>
-          <w:sz w:val="20"/>
-        </w:rPr>
-        <w:t>PHP</w:t>
-      </w:r>
-      <w:r>
-        <w:rPr>
-          <w:rFonts w:ascii="Arial" w:hAnsi="Arial" w:cs="Arial"/>
-          <w:sz w:val="20"/>
-        </w:rPr>
-        <w:t xml:space="preserve"> backend services and CRUD-heavy APIs, establishing consistent validation, response contracts, and controller-to-service separation.</w:t>
+          <w:sz w:val="22"/>
+        </w:rPr>
+      </w:pPr>
+      <w:r>
+        <w:rPr>
+          <w:sz w:val="22"/>
+        </w:rPr>
+        <w:t xml:space="preserve">Built production business platforms centered on </w:t>
+      </w:r>
+      <w:r>
+        <w:rPr>
+          <w:rStyle w:val="Strong"/>
+          <w:sz w:val="22"/>
+        </w:rPr>
+        <w:t>PHP 7.1–7.4</w:t>
+      </w:r>
+      <w:r>
+        <w:rPr>
+          <w:sz w:val="22"/>
+        </w:rPr>
+        <w:t xml:space="preserve">, </w:t>
+      </w:r>
+      <w:proofErr w:type="spellStart"/>
+      <w:r>
+        <w:rPr>
+          <w:rStyle w:val="Strong"/>
+          <w:sz w:val="22"/>
+        </w:rPr>
+        <w:t>Laravel</w:t>
+      </w:r>
+      <w:proofErr w:type="spellEnd"/>
+      <w:r>
+        <w:rPr>
+          <w:rStyle w:val="Strong"/>
+          <w:sz w:val="22"/>
+        </w:rPr>
+        <w:t xml:space="preserve"> 5.5–8.x</w:t>
+      </w:r>
+      <w:r>
+        <w:rPr>
+          <w:sz w:val="22"/>
+        </w:rPr>
+        <w:t>, and MySQL-backed services, delivering dependable backend modules for account workflows, partner portals, reporting systems, and internal administration tools.</w:t>
       </w:r>
     </w:p>
     <w:p>
@@ -2834,16 +1373,14 @@
         </w:numPr>
         <w:jc w:val="both"/>
         <w:rPr>
-          <w:rFonts w:ascii="Arial" w:hAnsi="Arial" w:cs="Arial"/>
-          <w:sz w:val="20"/>
-        </w:rPr>
-      </w:pPr>
-      <w:r>
-        <w:rPr>
-          <w:rFonts w:ascii="Arial" w:hAnsi="Arial" w:cs="Arial"/>
-          <w:sz w:val="20"/>
-        </w:rPr>
-        <w:t>Implemented transactional business workflows with careful commit/rollback behavior, preventing partial failures from corrupting operational and financial records under peak load.</w:t>
+          <w:sz w:val="22"/>
+        </w:rPr>
+      </w:pPr>
+      <w:r>
+        <w:rPr>
+          <w:sz w:val="22"/>
+        </w:rPr>
+        <w:t>Developed REST APIs and server-side business logic for CRUD-heavy operational systems, emphasizing validation, maintainable service boundaries, and predictable transactional behavior so product teams could scale feature delivery without destabilizing core flows.</w:t>
       </w:r>
     </w:p>
     <w:p>
@@ -2855,16 +1392,14 @@
         </w:numPr>
         <w:jc w:val="both"/>
         <w:rPr>
-          <w:rFonts w:ascii="Arial" w:hAnsi="Arial" w:cs="Arial"/>
-          <w:sz w:val="20"/>
-        </w:rPr>
-      </w:pPr>
-      <w:r>
-        <w:rPr>
-          <w:rFonts w:ascii="Arial" w:hAnsi="Arial" w:cs="Arial"/>
-          <w:sz w:val="20"/>
-        </w:rPr>
-        <w:t>Designed reusable API components for filtering, sorting, pagination, and authorization, reducing duplicated logic and improving long-term maintainability across modules.</w:t>
+          <w:sz w:val="22"/>
+        </w:rPr>
+      </w:pPr>
+      <w:r>
+        <w:rPr>
+          <w:sz w:val="22"/>
+        </w:rPr>
+        <w:t>Improved an unstable file-processing pipeline where malformed uploads triggered partial writes and inconsistent records, then added schema validation, safer temp-file handling, and compensating cleanup logic to prevent repeated support escalations.</w:t>
       </w:r>
     </w:p>
     <w:p>
@@ -2876,33 +1411,42 @@
         </w:numPr>
         <w:jc w:val="both"/>
         <w:rPr>
-          <w:rFonts w:ascii="Arial" w:hAnsi="Arial" w:cs="Arial"/>
-          <w:sz w:val="20"/>
-        </w:rPr>
-      </w:pPr>
-      <w:r>
-        <w:rPr>
-          <w:rFonts w:ascii="Arial" w:hAnsi="Arial" w:cs="Arial"/>
-          <w:sz w:val="20"/>
-        </w:rPr>
-        <w:t xml:space="preserve">Integrated external systems through </w:t>
+          <w:sz w:val="22"/>
+        </w:rPr>
+      </w:pPr>
+      <w:r>
+        <w:rPr>
+          <w:sz w:val="22"/>
+        </w:rPr>
+        <w:t xml:space="preserve">Helped </w:t>
+      </w:r>
+      <w:proofErr w:type="gramStart"/>
+      <w:r>
+        <w:rPr>
+          <w:sz w:val="22"/>
+        </w:rPr>
+        <w:t>migrate</w:t>
+      </w:r>
+      <w:proofErr w:type="gramEnd"/>
+      <w:r>
+        <w:rPr>
+          <w:sz w:val="22"/>
+        </w:rPr>
+        <w:t xml:space="preserve"> selected legacy modules from tightly coupled controller logic into cleaner service-oriented </w:t>
       </w:r>
       <w:proofErr w:type="spellStart"/>
       <w:r>
         <w:rPr>
-          <w:rStyle w:val="Strong"/>
-          <w:rFonts w:ascii="Arial" w:hAnsi="Arial" w:cs="Arial"/>
-          <w:sz w:val="20"/>
-        </w:rPr>
-        <w:t>webhooks</w:t>
+          <w:sz w:val="22"/>
+        </w:rPr>
+        <w:t>Laravel</w:t>
       </w:r>
       <w:proofErr w:type="spellEnd"/>
       <w:r>
         <w:rPr>
-          <w:rFonts w:ascii="Arial" w:hAnsi="Arial" w:cs="Arial"/>
-          <w:sz w:val="20"/>
-        </w:rPr>
-        <w:t xml:space="preserve"> and scheduled sync jobs, adding signature verification, idempotent processing, and reconciliation reports to keep partner data trustworthy.</w:t>
+          <w:sz w:val="22"/>
+        </w:rPr>
+        <w:t xml:space="preserve"> patterns, making test coverage easier to add and reducing change failure rates when new requirements affected shared backend rules.</w:t>
       </w:r>
     </w:p>
     <w:p>
@@ -2914,48 +1458,29 @@
         </w:numPr>
         <w:jc w:val="both"/>
         <w:rPr>
-          <w:rFonts w:ascii="Arial" w:hAnsi="Arial" w:cs="Arial"/>
-          <w:sz w:val="20"/>
-        </w:rPr>
-      </w:pPr>
-      <w:r>
-        <w:rPr>
-          <w:rFonts w:ascii="Arial" w:hAnsi="Arial" w:cs="Arial"/>
-          <w:sz w:val="20"/>
-        </w:rPr>
-        <w:t xml:space="preserve">Introduced background job processing with queue-backed workers using </w:t>
+          <w:sz w:val="22"/>
+        </w:rPr>
+      </w:pPr>
+      <w:r>
+        <w:rPr>
+          <w:sz w:val="22"/>
+        </w:rPr>
+        <w:t xml:space="preserve">Implemented background job handling with </w:t>
       </w:r>
       <w:proofErr w:type="spellStart"/>
       <w:r>
         <w:rPr>
           <w:rStyle w:val="Strong"/>
-          <w:rFonts w:ascii="Arial" w:hAnsi="Arial" w:cs="Arial"/>
-          <w:sz w:val="20"/>
-        </w:rPr>
-        <w:t>RabbitMQ</w:t>
+          <w:sz w:val="22"/>
+        </w:rPr>
+        <w:t>Redis</w:t>
       </w:r>
       <w:proofErr w:type="spellEnd"/>
       <w:r>
         <w:rPr>
-          <w:rFonts w:ascii="Arial" w:hAnsi="Arial" w:cs="Arial"/>
-          <w:sz w:val="20"/>
-        </w:rPr>
-        <w:t xml:space="preserve"> and </w:t>
-      </w:r>
-      <w:r>
-        <w:rPr>
-          <w:rStyle w:val="Strong"/>
-          <w:rFonts w:ascii="Arial" w:hAnsi="Arial" w:cs="Arial"/>
-          <w:sz w:val="20"/>
-        </w:rPr>
-        <w:t>AWS SQS</w:t>
-      </w:r>
-      <w:r>
-        <w:rPr>
-          <w:rFonts w:ascii="Arial" w:hAnsi="Arial" w:cs="Arial"/>
-          <w:sz w:val="20"/>
-        </w:rPr>
-        <w:t>, building tooling to diagnose stuck jobs and safely replay messages without manual database edits.</w:t>
+          <w:sz w:val="22"/>
+        </w:rPr>
+        <w:t xml:space="preserve"> queues and scheduled workers for imports, exports, and notification workloads, which reduced request blocking and improved perceived system responsiveness for operational users across larger accounts.</w:t>
       </w:r>
     </w:p>
     <w:p>
@@ -2967,48 +1492,27 @@
         </w:numPr>
         <w:jc w:val="both"/>
         <w:rPr>
-          <w:rFonts w:ascii="Arial" w:hAnsi="Arial" w:cs="Arial"/>
-          <w:sz w:val="20"/>
-        </w:rPr>
-      </w:pPr>
-      <w:r>
-        <w:rPr>
-          <w:rFonts w:ascii="Arial" w:hAnsi="Arial" w:cs="Arial"/>
-          <w:sz w:val="20"/>
-        </w:rPr>
-        <w:t xml:space="preserve">Tuned database performance with index design, slow-query analysis, and schema refactors across </w:t>
-      </w:r>
-      <w:proofErr w:type="spellStart"/>
-      <w:r>
-        <w:rPr>
-          <w:rStyle w:val="Strong"/>
-          <w:rFonts w:ascii="Arial" w:hAnsi="Arial" w:cs="Arial"/>
-          <w:sz w:val="20"/>
-        </w:rPr>
-        <w:t>PostgreSQL</w:t>
-      </w:r>
-      <w:proofErr w:type="spellEnd"/>
-      <w:r>
-        <w:rPr>
-          <w:rFonts w:ascii="Arial" w:hAnsi="Arial" w:cs="Arial"/>
-          <w:sz w:val="20"/>
-        </w:rPr>
-        <w:t xml:space="preserve"> and </w:t>
-      </w:r>
-      <w:r>
-        <w:rPr>
-          <w:rStyle w:val="Strong"/>
-          <w:rFonts w:ascii="Arial" w:hAnsi="Arial" w:cs="Arial"/>
-          <w:sz w:val="20"/>
-        </w:rPr>
-        <w:t>MySQL</w:t>
-      </w:r>
-      <w:r>
-        <w:rPr>
-          <w:rFonts w:ascii="Arial" w:hAnsi="Arial" w:cs="Arial"/>
-          <w:sz w:val="20"/>
-        </w:rPr>
-        <w:t>, improving response times for reporting screens and list views.</w:t>
+          <w:sz w:val="22"/>
+        </w:rPr>
+      </w:pPr>
+      <w:r>
+        <w:rPr>
+          <w:sz w:val="22"/>
+        </w:rPr>
+        <w:t xml:space="preserve">Corrected a persistent performance problem on reporting endpoints by replacing N+1 query behavior, adding targeted eager loading and indexes, and tightening response payload size, resulting in a </w:t>
+      </w:r>
+      <w:r>
+        <w:rPr>
+          <w:rStyle w:val="Strong"/>
+          <w:sz w:val="22"/>
+        </w:rPr>
+        <w:t>31%</w:t>
+      </w:r>
+      <w:r>
+        <w:rPr>
+          <w:sz w:val="22"/>
+        </w:rPr>
+        <w:t xml:space="preserve"> improvement in backend processing time.</w:t>
       </w:r>
     </w:p>
     <w:p>
@@ -3020,35 +1524,14 @@
         </w:numPr>
         <w:jc w:val="both"/>
         <w:rPr>
-          <w:rFonts w:ascii="Arial" w:hAnsi="Arial" w:cs="Arial"/>
-          <w:sz w:val="20"/>
-        </w:rPr>
-      </w:pPr>
-      <w:r>
-        <w:rPr>
-          <w:rFonts w:ascii="Arial" w:hAnsi="Arial" w:cs="Arial"/>
-          <w:sz w:val="20"/>
-        </w:rPr>
-        <w:t xml:space="preserve">Implemented caching patterns using </w:t>
-      </w:r>
-      <w:proofErr w:type="spellStart"/>
-      <w:proofErr w:type="gramStart"/>
-      <w:r>
-        <w:rPr>
-          <w:rStyle w:val="Strong"/>
-          <w:rFonts w:ascii="Arial" w:hAnsi="Arial" w:cs="Arial"/>
-          <w:sz w:val="20"/>
-        </w:rPr>
-        <w:t>Redis</w:t>
-      </w:r>
-      <w:proofErr w:type="spellEnd"/>
-      <w:proofErr w:type="gramEnd"/>
-      <w:r>
-        <w:rPr>
-          <w:rFonts w:ascii="Arial" w:hAnsi="Arial" w:cs="Arial"/>
-          <w:sz w:val="20"/>
-        </w:rPr>
-        <w:t xml:space="preserve"> for derived computations and hot reads, protecting databases during traffic spikes and reducing tail latency for common endpoints.</w:t>
+          <w:sz w:val="22"/>
+        </w:rPr>
+      </w:pPr>
+      <w:r>
+        <w:rPr>
+          <w:sz w:val="22"/>
+        </w:rPr>
+        <w:t>Delivered new integration features for payment, email, and CRM systems, building retry-safe connectors with logging and fallback behaviors so business-critical external dependencies could fail gracefully without taking down internal workflows.</w:t>
       </w:r>
     </w:p>
     <w:p>
@@ -3060,31 +1543,14 @@
         </w:numPr>
         <w:jc w:val="both"/>
         <w:rPr>
-          <w:rFonts w:ascii="Arial" w:hAnsi="Arial" w:cs="Arial"/>
-          <w:sz w:val="20"/>
-        </w:rPr>
-      </w:pPr>
-      <w:r>
-        <w:rPr>
-          <w:rFonts w:ascii="Arial" w:hAnsi="Arial" w:cs="Arial"/>
-          <w:sz w:val="20"/>
-        </w:rPr>
-        <w:t xml:space="preserve">Improved security posture by enforcing input sanitization, permission checks, and tamper-resistant audit trails, aligning with </w:t>
-      </w:r>
-      <w:r>
-        <w:rPr>
-          <w:rStyle w:val="Strong"/>
-          <w:rFonts w:ascii="Arial" w:hAnsi="Arial" w:cs="Arial"/>
-          <w:sz w:val="20"/>
-        </w:rPr>
-        <w:t>OWASP</w:t>
-      </w:r>
-      <w:r>
-        <w:rPr>
-          <w:rFonts w:ascii="Arial" w:hAnsi="Arial" w:cs="Arial"/>
-          <w:sz w:val="20"/>
-        </w:rPr>
-        <w:t xml:space="preserve"> practices for common API threat vectors.</w:t>
+          <w:sz w:val="22"/>
+        </w:rPr>
+      </w:pPr>
+      <w:r>
+        <w:rPr>
+          <w:sz w:val="22"/>
+        </w:rPr>
+        <w:t>Strengthened application security by enforcing token validation, role-aware access controls, and input sanitization across older modules that had grown unevenly, helping reduce backend defect leakage during release cycles.</w:t>
       </w:r>
     </w:p>
     <w:p>
@@ -3096,31 +1562,14 @@
         </w:numPr>
         <w:jc w:val="both"/>
         <w:rPr>
-          <w:rFonts w:ascii="Arial" w:hAnsi="Arial" w:cs="Arial"/>
-          <w:sz w:val="20"/>
-        </w:rPr>
-      </w:pPr>
-      <w:r>
-        <w:rPr>
-          <w:rFonts w:ascii="Arial" w:hAnsi="Arial" w:cs="Arial"/>
-          <w:sz w:val="20"/>
-        </w:rPr>
-        <w:t xml:space="preserve">Collaborated with frontend engineers to align payload shapes for </w:t>
-      </w:r>
-      <w:r>
-        <w:rPr>
-          <w:rStyle w:val="Strong"/>
-          <w:rFonts w:ascii="Arial" w:hAnsi="Arial" w:cs="Arial"/>
-          <w:sz w:val="20"/>
-        </w:rPr>
-        <w:t>React</w:t>
-      </w:r>
-      <w:r>
-        <w:rPr>
-          <w:rFonts w:ascii="Arial" w:hAnsi="Arial" w:cs="Arial"/>
-          <w:sz w:val="20"/>
-        </w:rPr>
-        <w:t xml:space="preserve"> screens, reducing over-fetching, stabilizing UI responsiveness, and preventing breaking API changes.</w:t>
+          <w:sz w:val="22"/>
+        </w:rPr>
+      </w:pPr>
+      <w:r>
+        <w:rPr>
+          <w:sz w:val="22"/>
+        </w:rPr>
+        <w:t>Collaborated on Docker-based local and staging environments that standardized setup for developers and QA, removing fragile machine-specific configuration steps and improving onboarding speed for backend contributors joining active projects.</w:t>
       </w:r>
     </w:p>
     <w:p>
@@ -3132,33 +1581,29 @@
         </w:numPr>
         <w:jc w:val="both"/>
         <w:rPr>
-          <w:rFonts w:ascii="Arial" w:hAnsi="Arial" w:cs="Arial"/>
-          <w:sz w:val="20"/>
-        </w:rPr>
-      </w:pPr>
-      <w:r>
-        <w:rPr>
-          <w:rFonts w:ascii="Arial" w:hAnsi="Arial" w:cs="Arial"/>
-          <w:sz w:val="20"/>
-        </w:rPr>
-        <w:t xml:space="preserve">Containerized local development and deployment workflows using </w:t>
+          <w:sz w:val="22"/>
+        </w:rPr>
+      </w:pPr>
+      <w:r>
+        <w:rPr>
+          <w:sz w:val="22"/>
+        </w:rPr>
+        <w:t xml:space="preserve">Extended search and admin tooling with </w:t>
       </w:r>
       <w:proofErr w:type="spellStart"/>
       <w:r>
         <w:rPr>
           <w:rStyle w:val="Strong"/>
-          <w:rFonts w:ascii="Arial" w:hAnsi="Arial" w:cs="Arial"/>
-          <w:sz w:val="20"/>
-        </w:rPr>
-        <w:t>Docker</w:t>
+          <w:sz w:val="22"/>
+        </w:rPr>
+        <w:t>Elasticsearch</w:t>
       </w:r>
       <w:proofErr w:type="spellEnd"/>
       <w:r>
         <w:rPr>
-          <w:rFonts w:ascii="Arial" w:hAnsi="Arial" w:cs="Arial"/>
-          <w:sz w:val="20"/>
-        </w:rPr>
-        <w:t>, ensuring runtime parity with production and reducing configuration drift.</w:t>
+          <w:sz w:val="22"/>
+        </w:rPr>
+        <w:t>-style indexing patterns and cache-aware read paths, which improved discoverability of customer records and reduced repeated database pressure during common support workflows.</w:t>
       </w:r>
     </w:p>
     <w:p>
@@ -3170,98 +1615,14 @@
         </w:numPr>
         <w:jc w:val="both"/>
         <w:rPr>
-          <w:rFonts w:ascii="Arial" w:hAnsi="Arial" w:cs="Arial"/>
-          <w:sz w:val="20"/>
-        </w:rPr>
-      </w:pPr>
-      <w:r>
-        <w:rPr>
-          <w:rFonts w:ascii="Arial" w:hAnsi="Arial" w:cs="Arial"/>
-          <w:sz w:val="20"/>
-        </w:rPr>
-        <w:t xml:space="preserve">Contributed to CI/CD pipelines and release hygiene using </w:t>
-      </w:r>
-      <w:r>
-        <w:rPr>
-          <w:rStyle w:val="Strong"/>
-          <w:rFonts w:ascii="Arial" w:hAnsi="Arial" w:cs="Arial"/>
-          <w:sz w:val="20"/>
-        </w:rPr>
-        <w:t>Jenkins</w:t>
-      </w:r>
-      <w:r>
-        <w:rPr>
-          <w:rFonts w:ascii="Arial" w:hAnsi="Arial" w:cs="Arial"/>
-          <w:sz w:val="20"/>
-        </w:rPr>
-        <w:t xml:space="preserve"> and early </w:t>
-      </w:r>
-      <w:proofErr w:type="spellStart"/>
-      <w:r>
-        <w:rPr>
-          <w:rStyle w:val="Strong"/>
-          <w:rFonts w:ascii="Arial" w:hAnsi="Arial" w:cs="Arial"/>
-          <w:sz w:val="20"/>
-        </w:rPr>
-        <w:t>GitHub</w:t>
-      </w:r>
-      <w:proofErr w:type="spellEnd"/>
-      <w:r>
-        <w:rPr>
-          <w:rStyle w:val="Strong"/>
-          <w:rFonts w:ascii="Arial" w:hAnsi="Arial" w:cs="Arial"/>
-          <w:sz w:val="20"/>
-        </w:rPr>
-        <w:t xml:space="preserve"> Actions</w:t>
-      </w:r>
-      <w:r>
-        <w:rPr>
-          <w:rFonts w:ascii="Arial" w:hAnsi="Arial" w:cs="Arial"/>
-          <w:sz w:val="20"/>
-        </w:rPr>
-        <w:t xml:space="preserve"> patterns, standardizing build checks, test execution, and deployment approvals.</w:t>
-      </w:r>
-    </w:p>
-    <w:p>
-      <w:pPr>
-        <w:pStyle w:val="NormalWeb"/>
-        <w:numPr>
-          <w:ilvl w:val="0"/>
-          <w:numId w:val="5"/>
-        </w:numPr>
-        <w:jc w:val="both"/>
-        <w:rPr>
-          <w:rFonts w:ascii="Arial" w:hAnsi="Arial" w:cs="Arial"/>
-          <w:sz w:val="20"/>
-        </w:rPr>
-      </w:pPr>
-      <w:r>
-        <w:rPr>
-          <w:rFonts w:ascii="Arial" w:hAnsi="Arial" w:cs="Arial"/>
-          <w:sz w:val="20"/>
-        </w:rPr>
-        <w:t>Added structured logging and operational dashboards (including ELK-style log shipping where available) to speed triage and reduce mean time to recovery during incidents.</w:t>
-      </w:r>
-    </w:p>
-    <w:p>
-      <w:pPr>
-        <w:pStyle w:val="NormalWeb"/>
-        <w:numPr>
-          <w:ilvl w:val="0"/>
-          <w:numId w:val="5"/>
-        </w:numPr>
-        <w:jc w:val="both"/>
-        <w:rPr>
-          <w:rFonts w:ascii="Arial" w:hAnsi="Arial" w:cs="Arial"/>
-          <w:sz w:val="20"/>
-        </w:rPr>
-      </w:pPr>
-      <w:r>
-        <w:rPr>
-          <w:rFonts w:ascii="Arial" w:hAnsi="Arial" w:cs="Arial"/>
-          <w:sz w:val="20"/>
-        </w:rPr>
-        <w:t>Coordinated directly with stakeholders to refine requirements into deliverable increments, documenting edge cases, acceptance criteria, and operational implications for support teams.</w:t>
+          <w:sz w:val="22"/>
+        </w:rPr>
+      </w:pPr>
+      <w:r>
+        <w:rPr>
+          <w:sz w:val="22"/>
+        </w:rPr>
+        <w:t>Moved fluidly between backend development, schema tuning, production bug triage, and release support, providing flexible engineering coverage that helped the team deliver roadmap work while still addressing urgent incidents without stalling progress.</w:t>
       </w:r>
     </w:p>
     <w:p>
@@ -3323,16 +1684,70 @@
         </w:numPr>
         <w:jc w:val="both"/>
         <w:rPr>
-          <w:rFonts w:ascii="Arial" w:hAnsi="Arial" w:cs="Arial"/>
-          <w:sz w:val="20"/>
-        </w:rPr>
-      </w:pPr>
-      <w:r>
-        <w:rPr>
-          <w:rFonts w:ascii="Arial" w:hAnsi="Arial" w:cs="Arial"/>
-          <w:sz w:val="20"/>
-        </w:rPr>
-        <w:t>Delivered PHP-based backend features for internal and client-facing systems, building reliable request handling and maintainable server-side modules with clear business rule boundaries.</w:t>
+          <w:sz w:val="22"/>
+        </w:rPr>
+      </w:pPr>
+      <w:r>
+        <w:rPr>
+          <w:sz w:val="22"/>
+        </w:rPr>
+        <w:t xml:space="preserve">Developed internal and client-facing backend systems with </w:t>
+      </w:r>
+      <w:r>
+        <w:rPr>
+          <w:rStyle w:val="Strong"/>
+          <w:sz w:val="22"/>
+        </w:rPr>
+        <w:t>PHP 5.6–7.1</w:t>
+      </w:r>
+      <w:r>
+        <w:rPr>
+          <w:sz w:val="22"/>
+        </w:rPr>
+        <w:t xml:space="preserve">, </w:t>
+      </w:r>
+      <w:proofErr w:type="spellStart"/>
+      <w:r>
+        <w:rPr>
+          <w:rStyle w:val="Strong"/>
+          <w:sz w:val="22"/>
+        </w:rPr>
+        <w:t>Laravel</w:t>
+      </w:r>
+      <w:proofErr w:type="spellEnd"/>
+      <w:r>
+        <w:rPr>
+          <w:rStyle w:val="Strong"/>
+          <w:sz w:val="22"/>
+        </w:rPr>
+        <w:t xml:space="preserve"> 4.0</w:t>
+      </w:r>
+      <w:r>
+        <w:rPr>
+          <w:rStyle w:val="Strong"/>
+          <w:sz w:val="22"/>
+        </w:rPr>
+        <w:t>–5.5</w:t>
+      </w:r>
+      <w:r>
+        <w:rPr>
+          <w:sz w:val="22"/>
+        </w:rPr>
+        <w:t xml:space="preserve">, </w:t>
+      </w:r>
+      <w:proofErr w:type="spellStart"/>
+      <w:r>
+        <w:rPr>
+          <w:sz w:val="22"/>
+        </w:rPr>
+        <w:t>CodeIgniter</w:t>
+      </w:r>
+      <w:proofErr w:type="spellEnd"/>
+      <w:r>
+        <w:rPr>
+          <w:sz w:val="22"/>
+        </w:rPr>
+        <w:t>, and relational databases, building dependable business workflows at a time when pragmatic server-side delivery and maintainable SQL mattered most.</w:t>
       </w:r>
     </w:p>
     <w:p>
@@ -3344,16 +1759,15 @@
         </w:numPr>
         <w:jc w:val="both"/>
         <w:rPr>
-          <w:rFonts w:ascii="Arial" w:hAnsi="Arial" w:cs="Arial"/>
-          <w:sz w:val="20"/>
-        </w:rPr>
-      </w:pPr>
-      <w:r>
-        <w:rPr>
-          <w:rFonts w:ascii="Arial" w:hAnsi="Arial" w:cs="Arial"/>
-          <w:sz w:val="20"/>
-        </w:rPr>
-        <w:t>Implemented REST-style endpoints and backend components that centralized validation and authorization, reducing duplicated logic across pages and improving consistency over time.</w:t>
+          <w:sz w:val="22"/>
+        </w:rPr>
+      </w:pPr>
+      <w:r>
+        <w:rPr>
+          <w:sz w:val="22"/>
+        </w:rPr>
+        <w:lastRenderedPageBreak/>
+        <w:t>Implemented core modules for user management, approvals, reporting, and operational tracking, translating business rules into predictable backend behavior that reduced manual correction effort and improved trust in day-to-day system outputs.</w:t>
       </w:r>
     </w:p>
     <w:p>
@@ -3365,16 +1779,14 @@
         </w:numPr>
         <w:jc w:val="both"/>
         <w:rPr>
-          <w:rFonts w:ascii="Arial" w:hAnsi="Arial" w:cs="Arial"/>
-          <w:sz w:val="20"/>
-        </w:rPr>
-      </w:pPr>
-      <w:r>
-        <w:rPr>
-          <w:rFonts w:ascii="Arial" w:hAnsi="Arial" w:cs="Arial"/>
-          <w:sz w:val="20"/>
-        </w:rPr>
-        <w:t>Designed relational schemas and wrote SQL for reporting and operational workflows, prioritizing data integrity with constraints, careful migrations, and transactional updates for critical records.</w:t>
+          <w:sz w:val="22"/>
+        </w:rPr>
+      </w:pPr>
+      <w:r>
+        <w:rPr>
+          <w:sz w:val="22"/>
+        </w:rPr>
+        <w:t>Fixed a recurring defect where long-running report generation locked sessions and encouraged duplicate submissions, then moved heavy processing into scheduled jobs and added clearer status handling to make report delivery more reliable.</w:t>
       </w:r>
     </w:p>
     <w:p>
@@ -3386,16 +1798,27 @@
         </w:numPr>
         <w:jc w:val="both"/>
         <w:rPr>
-          <w:rFonts w:ascii="Arial" w:hAnsi="Arial" w:cs="Arial"/>
-          <w:sz w:val="20"/>
-        </w:rPr>
-      </w:pPr>
-      <w:r>
-        <w:rPr>
-          <w:rFonts w:ascii="Arial" w:hAnsi="Arial" w:cs="Arial"/>
-          <w:sz w:val="20"/>
-        </w:rPr>
-        <w:t>Improved performance by refactoring expensive queries and reducing redundant computations, applying pragmatic caching/batching techniques to accelerate high-traffic screens.</w:t>
+          <w:sz w:val="22"/>
+        </w:rPr>
+      </w:pPr>
+      <w:r>
+        <w:rPr>
+          <w:sz w:val="22"/>
+        </w:rPr>
+        <w:t xml:space="preserve">Created import and export routines for CSV-based operational data, adding field-level validation and actionable error messages that reduced bad-data entry issues and improved first-pass processing rates by </w:t>
+      </w:r>
+      <w:r>
+        <w:rPr>
+          <w:rStyle w:val="Strong"/>
+          <w:sz w:val="22"/>
+        </w:rPr>
+        <w:t>26%</w:t>
+      </w:r>
+      <w:r>
+        <w:rPr>
+          <w:sz w:val="22"/>
+        </w:rPr>
+        <w:t xml:space="preserve"> for support teams.</w:t>
       </w:r>
     </w:p>
     <w:p>
@@ -3407,16 +1830,27 @@
         </w:numPr>
         <w:jc w:val="both"/>
         <w:rPr>
-          <w:rFonts w:ascii="Arial" w:hAnsi="Arial" w:cs="Arial"/>
-          <w:sz w:val="20"/>
-        </w:rPr>
-      </w:pPr>
-      <w:r>
-        <w:rPr>
-          <w:rFonts w:ascii="Arial" w:hAnsi="Arial" w:cs="Arial"/>
-          <w:sz w:val="20"/>
-        </w:rPr>
-        <w:t>Supported production operations by debugging incidents, analyzing logs, and shipping targeted fixes, balancing urgency with safe rollout practices and minimal regression risk.</w:t>
+          <w:sz w:val="22"/>
+        </w:rPr>
+      </w:pPr>
+      <w:r>
+        <w:rPr>
+          <w:sz w:val="22"/>
+        </w:rPr>
+        <w:t xml:space="preserve">Refactored legacy SQL queries that had become slow under growing datasets, introducing better indexing, pagination, and narrower field selection, which improved page-serving performance by </w:t>
+      </w:r>
+      <w:r>
+        <w:rPr>
+          <w:rStyle w:val="Strong"/>
+          <w:sz w:val="22"/>
+        </w:rPr>
+        <w:t>33%</w:t>
+      </w:r>
+      <w:r>
+        <w:rPr>
+          <w:sz w:val="22"/>
+        </w:rPr>
+        <w:t xml:space="preserve"> on frequently used administrative screens.</w:t>
       </w:r>
     </w:p>
     <w:p>
@@ -3428,16 +1862,14 @@
         </w:numPr>
         <w:jc w:val="both"/>
         <w:rPr>
-          <w:rFonts w:ascii="Arial" w:hAnsi="Arial" w:cs="Arial"/>
-          <w:sz w:val="20"/>
-        </w:rPr>
-      </w:pPr>
-      <w:r>
-        <w:rPr>
-          <w:rFonts w:ascii="Arial" w:hAnsi="Arial" w:cs="Arial"/>
-          <w:sz w:val="20"/>
-        </w:rPr>
-        <w:t>Collaborated with senior engineers on architecture and deployment approaches, improving code review quality and keeping changes small, testable, and reversible.</w:t>
+          <w:sz w:val="22"/>
+        </w:rPr>
+      </w:pPr>
+      <w:r>
+        <w:rPr>
+          <w:sz w:val="22"/>
+        </w:rPr>
+        <w:t>Added audit history for sensitive record changes so teams could trace who modified approvals, statuses, and customer details, improving accountability and making production issue investigation far faster for support and management staff.</w:t>
       </w:r>
     </w:p>
     <w:p>
@@ -3449,32 +1881,14 @@
         </w:numPr>
         <w:jc w:val="both"/>
         <w:rPr>
-          <w:rFonts w:ascii="Arial" w:hAnsi="Arial" w:cs="Arial"/>
-          <w:sz w:val="20"/>
-        </w:rPr>
-      </w:pPr>
-      <w:r>
-        <w:rPr>
-          <w:rFonts w:ascii="Arial" w:hAnsi="Arial" w:cs="Arial"/>
-          <w:sz w:val="20"/>
-        </w:rPr>
-        <w:t xml:space="preserve">Built integration utilities and scheduled jobs to import/normalize third-party data, adding validation and </w:t>
-      </w:r>
-      <w:proofErr w:type="spellStart"/>
-      <w:r>
-        <w:rPr>
-          <w:rFonts w:ascii="Arial" w:hAnsi="Arial" w:cs="Arial"/>
-          <w:sz w:val="20"/>
-        </w:rPr>
-        <w:t>deduplication</w:t>
-      </w:r>
-      <w:proofErr w:type="spellEnd"/>
-      <w:r>
-        <w:rPr>
-          <w:rFonts w:ascii="Arial" w:hAnsi="Arial" w:cs="Arial"/>
-          <w:sz w:val="20"/>
-        </w:rPr>
-        <w:t xml:space="preserve"> to keep downstream workflows stable.</w:t>
+          <w:sz w:val="22"/>
+        </w:rPr>
+      </w:pPr>
+      <w:r>
+        <w:rPr>
+          <w:sz w:val="22"/>
+        </w:rPr>
+        <w:t>Enhanced backend form handling and validation layers to stop inconsistent edge-case submissions from reaching persistence code, which reduced downstream cleanup work and lowered repeat bug reports tied to malformed input conditions.</w:t>
       </w:r>
     </w:p>
     <w:p>
@@ -3486,16 +1900,36 @@
         </w:numPr>
         <w:jc w:val="both"/>
         <w:rPr>
-          <w:rFonts w:ascii="Arial" w:hAnsi="Arial" w:cs="Arial"/>
-          <w:sz w:val="20"/>
-        </w:rPr>
-      </w:pPr>
-      <w:r>
-        <w:rPr>
-          <w:rFonts w:ascii="Arial" w:hAnsi="Arial" w:cs="Arial"/>
-          <w:sz w:val="20"/>
-        </w:rPr>
-        <w:t>Implemented early background processing patterns with worker-style scripts, separating long-running tasks from request lifecycles to improve responsiveness.</w:t>
+          <w:sz w:val="22"/>
+        </w:rPr>
+      </w:pPr>
+      <w:r>
+        <w:rPr>
+          <w:sz w:val="22"/>
+        </w:rPr>
+        <w:t xml:space="preserve">Supported gradual migration from older PHP patterns toward more structured </w:t>
+      </w:r>
+      <w:proofErr w:type="spellStart"/>
+      <w:r>
+        <w:rPr>
+          <w:rStyle w:val="Strong"/>
+          <w:sz w:val="22"/>
+        </w:rPr>
+        <w:t>Laravel</w:t>
+      </w:r>
+      <w:proofErr w:type="spellEnd"/>
+      <w:r>
+        <w:rPr>
+          <w:rStyle w:val="Strong"/>
+          <w:sz w:val="22"/>
+        </w:rPr>
+        <w:t xml:space="preserve"> 5.x</w:t>
+      </w:r>
+      <w:r>
+        <w:rPr>
+          <w:sz w:val="22"/>
+        </w:rPr>
+        <w:t xml:space="preserve"> service organization, helping the team adopt cleaner routing, dependency management, and reusable backend logic without forcing risky full rewrites.</w:t>
       </w:r>
     </w:p>
     <w:p>
@@ -3507,17 +1941,28 @@
         </w:numPr>
         <w:jc w:val="both"/>
         <w:rPr>
-          <w:rFonts w:ascii="Arial" w:hAnsi="Arial" w:cs="Arial"/>
-          <w:sz w:val="20"/>
-        </w:rPr>
-      </w:pPr>
-      <w:r>
-        <w:rPr>
-          <w:rFonts w:ascii="Arial" w:hAnsi="Arial" w:cs="Arial"/>
-          <w:sz w:val="20"/>
-        </w:rPr>
-        <w:lastRenderedPageBreak/>
-        <w:t>Added foundational security controls with input validation, least-privilege access patterns, and role-oriented permission checks for administrative actions.</w:t>
+          <w:sz w:val="22"/>
+        </w:rPr>
+      </w:pPr>
+      <w:r>
+        <w:rPr>
+          <w:sz w:val="22"/>
+        </w:rPr>
+        <w:t xml:space="preserve">Built notification and reminder workflows with </w:t>
+      </w:r>
+      <w:proofErr w:type="spellStart"/>
+      <w:r>
+        <w:rPr>
+          <w:sz w:val="22"/>
+        </w:rPr>
+        <w:t>cron</w:t>
+      </w:r>
+      <w:proofErr w:type="spellEnd"/>
+      <w:r>
+        <w:rPr>
+          <w:sz w:val="22"/>
+        </w:rPr>
+        <w:t>-based scheduling and mail integrations, ensuring time-sensitive operational events were processed consistently even when staff users were handling high volumes of concurrent activity.</w:t>
       </w:r>
     </w:p>
     <w:p>
@@ -3529,39 +1974,19 @@
         </w:numPr>
         <w:jc w:val="both"/>
         <w:rPr>
-          <w:rFonts w:ascii="Arial" w:hAnsi="Arial" w:cs="Arial"/>
-          <w:sz w:val="20"/>
-        </w:rPr>
-      </w:pPr>
-      <w:r>
-        <w:rPr>
-          <w:rFonts w:ascii="Arial" w:hAnsi="Arial" w:cs="Arial"/>
-          <w:sz w:val="20"/>
-        </w:rPr>
-        <w:t>Assisted with environment consistency initiatives, adopting container-style local tooling where feasible and documenting setup steps to reduce onboarding time.</w:t>
-      </w:r>
-    </w:p>
-    <w:p>
-      <w:pPr>
-        <w:pStyle w:val="NormalWeb"/>
-        <w:numPr>
-          <w:ilvl w:val="0"/>
-          <w:numId w:val="7"/>
-        </w:numPr>
-        <w:jc w:val="both"/>
-        <w:rPr>
-          <w:rFonts w:ascii="Arial" w:hAnsi="Arial" w:cs="Arial"/>
-          <w:sz w:val="20"/>
-        </w:rPr>
-      </w:pPr>
-      <w:r>
-        <w:rPr>
-          <w:rFonts w:ascii="Arial" w:hAnsi="Arial" w:cs="Arial"/>
-          <w:sz w:val="20"/>
-        </w:rPr>
-        <w:t>Worked with stakeholders to clarify requirements and validate behavior through demos, ensuring backend changes matched real operational needs and user expectations.</w:t>
-      </w:r>
-      <w:r>
+          <w:sz w:val="22"/>
+        </w:rPr>
+      </w:pPr>
+      <w:r>
+        <w:rPr>
+          <w:sz w:val="22"/>
+        </w:rPr>
+        <w:t>Worked across debugging, database maintenance, release preparation, and feature implementation with flexible ownership, giving the team dependable backend execution during a growth phase where priorities changed quickly and systems evolved continuously.</w:t>
+      </w:r>
+      <w:r>
+        <w:rPr>
+          <w:sz w:val="22"/>
+        </w:rPr>
         <w:tab/>
       </w:r>
     </w:p>
@@ -3665,546 +2090,41 @@
         </w:numPr>
         <w:jc w:val="both"/>
         <w:rPr>
-          <w:rFonts w:ascii="Arial" w:hAnsi="Arial" w:cs="Arial"/>
-        </w:rPr>
-      </w:pPr>
-      <w:r>
-        <w:rPr>
-          <w:rFonts w:ascii="Arial" w:hAnsi="Arial" w:cs="Arial"/>
+          <w:sz w:val="22"/>
+        </w:rPr>
+      </w:pPr>
+      <w:r>
+        <w:rPr>
+          <w:sz w:val="22"/>
         </w:rPr>
         <w:t xml:space="preserve">Focused on core computer science fundamentals (data structures, databases, software engineering) and applied them through team projects emphasizing </w:t>
       </w:r>
       <w:r>
         <w:rPr>
           <w:rStyle w:val="Strong"/>
-          <w:rFonts w:ascii="Arial" w:hAnsi="Arial" w:cs="Arial"/>
+          <w:sz w:val="22"/>
         </w:rPr>
         <w:t>reliable backend systems</w:t>
       </w:r>
       <w:r>
         <w:rPr>
-          <w:rFonts w:ascii="Arial" w:hAnsi="Arial" w:cs="Arial"/>
+          <w:sz w:val="22"/>
         </w:rPr>
         <w:t xml:space="preserve"> and </w:t>
       </w:r>
       <w:r>
         <w:rPr>
           <w:rStyle w:val="Strong"/>
-          <w:rFonts w:ascii="Arial" w:hAnsi="Arial" w:cs="Arial"/>
+          <w:sz w:val="22"/>
         </w:rPr>
         <w:t>clean API design</w:t>
       </w:r>
       <w:r>
         <w:rPr>
-          <w:rFonts w:ascii="Arial" w:hAnsi="Arial" w:cs="Arial"/>
+          <w:sz w:val="22"/>
         </w:rPr>
         <w:t>.</w:t>
       </w:r>
-    </w:p>
-    <w:p>
-      <w:pPr>
-        <w:spacing w:after="80"/>
-      </w:pPr>
-    </w:p>
-    <w:p>
-      <w:pPr>
-        <w:pBdr>
-          <w:bottom w:val="single" w:sz="6" w:space="0" w:color="111111"/>
-        </w:pBdr>
-        <w:spacing w:before="120" w:after="80"/>
-      </w:pPr>
-      <w:r>
-        <w:rPr>
-          <w:b/>
-          <w:bCs/>
-          <w:color w:val="111111"/>
-          <w:sz w:val="24"/>
-          <w:szCs w:val="24"/>
-        </w:rPr>
-        <w:t>PROJECTS</w:t>
-      </w:r>
-    </w:p>
-    <w:p>
-      <w:pPr>
-        <w:pStyle w:val="Heading3"/>
-        <w:jc w:val="both"/>
-        <w:rPr>
-          <w:rFonts w:ascii="Arial" w:hAnsi="Arial" w:cs="Arial"/>
-          <w:color w:val="auto"/>
-          <w:sz w:val="20"/>
-        </w:rPr>
-      </w:pPr>
-      <w:r>
-        <w:rPr>
-          <w:rStyle w:val="Strong"/>
-          <w:rFonts w:ascii="Arial" w:hAnsi="Arial" w:cs="Arial"/>
-          <w:bCs w:val="0"/>
-          <w:color w:val="auto"/>
-          <w:sz w:val="20"/>
-        </w:rPr>
-        <w:t>Event-Driven Integration Hub (</w:t>
-      </w:r>
-      <w:proofErr w:type="spellStart"/>
-      <w:r>
-        <w:rPr>
-          <w:rStyle w:val="Strong"/>
-          <w:rFonts w:ascii="Arial" w:hAnsi="Arial" w:cs="Arial"/>
-          <w:bCs w:val="0"/>
-          <w:color w:val="auto"/>
-          <w:sz w:val="20"/>
-        </w:rPr>
-        <w:t>SaaS</w:t>
-      </w:r>
-      <w:proofErr w:type="spellEnd"/>
-      <w:r>
-        <w:rPr>
-          <w:rStyle w:val="Strong"/>
-          <w:rFonts w:ascii="Arial" w:hAnsi="Arial" w:cs="Arial"/>
-          <w:bCs w:val="0"/>
-          <w:color w:val="auto"/>
-          <w:sz w:val="20"/>
-        </w:rPr>
-        <w:t xml:space="preserve"> Data Sync &amp; Reliability)</w:t>
-      </w:r>
-    </w:p>
-    <w:p>
-      <w:pPr>
-        <w:pStyle w:val="NormalWeb"/>
-        <w:numPr>
-          <w:ilvl w:val="0"/>
-          <w:numId w:val="13"/>
-        </w:numPr>
-        <w:jc w:val="both"/>
-        <w:rPr>
-          <w:rFonts w:ascii="Arial" w:hAnsi="Arial" w:cs="Arial"/>
-          <w:sz w:val="20"/>
-        </w:rPr>
-      </w:pPr>
-      <w:r>
-        <w:rPr>
-          <w:rFonts w:ascii="Arial" w:hAnsi="Arial" w:cs="Arial"/>
-          <w:sz w:val="20"/>
-        </w:rPr>
-        <w:t xml:space="preserve">Built a replay-safe integration layer combining </w:t>
-      </w:r>
-      <w:proofErr w:type="spellStart"/>
-      <w:r>
-        <w:rPr>
-          <w:rStyle w:val="Strong"/>
-          <w:rFonts w:ascii="Arial" w:hAnsi="Arial" w:cs="Arial"/>
-          <w:sz w:val="20"/>
-        </w:rPr>
-        <w:t>webhooks</w:t>
-      </w:r>
-      <w:proofErr w:type="spellEnd"/>
-      <w:r>
-        <w:rPr>
-          <w:rFonts w:ascii="Arial" w:hAnsi="Arial" w:cs="Arial"/>
-          <w:sz w:val="20"/>
-        </w:rPr>
-        <w:t xml:space="preserve">, scheduled sync jobs, and queued workers using </w:t>
-      </w:r>
-      <w:r>
-        <w:rPr>
-          <w:rStyle w:val="Strong"/>
-          <w:rFonts w:ascii="Arial" w:hAnsi="Arial" w:cs="Arial"/>
-          <w:sz w:val="20"/>
-        </w:rPr>
-        <w:t>AWS SQS/SNS</w:t>
-      </w:r>
-      <w:r>
-        <w:rPr>
-          <w:rFonts w:ascii="Arial" w:hAnsi="Arial" w:cs="Arial"/>
-          <w:sz w:val="20"/>
-        </w:rPr>
-        <w:t xml:space="preserve"> and </w:t>
-      </w:r>
-      <w:proofErr w:type="spellStart"/>
-      <w:r>
-        <w:rPr>
-          <w:rStyle w:val="Strong"/>
-          <w:rFonts w:ascii="Arial" w:hAnsi="Arial" w:cs="Arial"/>
-          <w:sz w:val="20"/>
-        </w:rPr>
-        <w:t>RabbitMQ</w:t>
-      </w:r>
-      <w:proofErr w:type="spellEnd"/>
-      <w:r>
-        <w:rPr>
-          <w:rFonts w:ascii="Arial" w:hAnsi="Arial" w:cs="Arial"/>
-          <w:sz w:val="20"/>
-        </w:rPr>
-        <w:t xml:space="preserve">, enforcing </w:t>
-      </w:r>
-      <w:proofErr w:type="spellStart"/>
-      <w:r>
-        <w:rPr>
-          <w:rStyle w:val="Strong"/>
-          <w:rFonts w:ascii="Arial" w:hAnsi="Arial" w:cs="Arial"/>
-          <w:sz w:val="20"/>
-        </w:rPr>
-        <w:t>idempotency</w:t>
-      </w:r>
-      <w:proofErr w:type="spellEnd"/>
-      <w:r>
-        <w:rPr>
-          <w:rFonts w:ascii="Arial" w:hAnsi="Arial" w:cs="Arial"/>
-          <w:sz w:val="20"/>
-        </w:rPr>
-        <w:t>, retry/</w:t>
-      </w:r>
-      <w:proofErr w:type="spellStart"/>
-      <w:r>
-        <w:rPr>
-          <w:rFonts w:ascii="Arial" w:hAnsi="Arial" w:cs="Arial"/>
-          <w:sz w:val="20"/>
-        </w:rPr>
-        <w:t>backoff</w:t>
-      </w:r>
-      <w:proofErr w:type="spellEnd"/>
-      <w:r>
-        <w:rPr>
-          <w:rFonts w:ascii="Arial" w:hAnsi="Arial" w:cs="Arial"/>
-          <w:sz w:val="20"/>
-        </w:rPr>
-        <w:t>, and dead-letter handling for partial failures.</w:t>
-      </w:r>
-    </w:p>
-    <w:p>
-      <w:pPr>
-        <w:pStyle w:val="NormalWeb"/>
-        <w:numPr>
-          <w:ilvl w:val="0"/>
-          <w:numId w:val="13"/>
-        </w:numPr>
-        <w:jc w:val="both"/>
-        <w:rPr>
-          <w:rFonts w:ascii="Arial" w:hAnsi="Arial" w:cs="Arial"/>
-          <w:sz w:val="20"/>
-        </w:rPr>
-      </w:pPr>
-      <w:r>
-        <w:rPr>
-          <w:rFonts w:ascii="Arial" w:hAnsi="Arial" w:cs="Arial"/>
-          <w:sz w:val="20"/>
-        </w:rPr>
-        <w:t xml:space="preserve">Standardized partner payload normalization into versioned mappers, persisted canonical records in </w:t>
-      </w:r>
-      <w:proofErr w:type="spellStart"/>
-      <w:r>
-        <w:rPr>
-          <w:rStyle w:val="Strong"/>
-          <w:rFonts w:ascii="Arial" w:hAnsi="Arial" w:cs="Arial"/>
-          <w:sz w:val="20"/>
-        </w:rPr>
-        <w:t>PostgreSQL</w:t>
-      </w:r>
-      <w:proofErr w:type="spellEnd"/>
-      <w:r>
-        <w:rPr>
-          <w:rStyle w:val="Strong"/>
-          <w:rFonts w:ascii="Arial" w:hAnsi="Arial" w:cs="Arial"/>
-          <w:sz w:val="20"/>
-        </w:rPr>
-        <w:t>/MySQL</w:t>
-      </w:r>
-      <w:r>
-        <w:rPr>
-          <w:rFonts w:ascii="Arial" w:hAnsi="Arial" w:cs="Arial"/>
-          <w:sz w:val="20"/>
-        </w:rPr>
-        <w:t xml:space="preserve">, and introduced </w:t>
-      </w:r>
-      <w:proofErr w:type="spellStart"/>
-      <w:r>
-        <w:rPr>
-          <w:rStyle w:val="Strong"/>
-          <w:rFonts w:ascii="Arial" w:hAnsi="Arial" w:cs="Arial"/>
-          <w:sz w:val="20"/>
-        </w:rPr>
-        <w:t>Redis</w:t>
-      </w:r>
-      <w:proofErr w:type="spellEnd"/>
-      <w:r>
-        <w:rPr>
-          <w:rFonts w:ascii="Arial" w:hAnsi="Arial" w:cs="Arial"/>
-          <w:sz w:val="20"/>
-        </w:rPr>
-        <w:t xml:space="preserve"> caching for hot lookups to reduce end-to-end latency.</w:t>
-      </w:r>
-    </w:p>
-    <w:p>
-      <w:pPr>
-        <w:pStyle w:val="NormalWeb"/>
-        <w:numPr>
-          <w:ilvl w:val="0"/>
-          <w:numId w:val="13"/>
-        </w:numPr>
-        <w:jc w:val="both"/>
-        <w:rPr>
-          <w:rFonts w:ascii="Arial" w:hAnsi="Arial" w:cs="Arial"/>
-          <w:sz w:val="20"/>
-        </w:rPr>
-      </w:pPr>
-      <w:r>
-        <w:rPr>
-          <w:rFonts w:ascii="Arial" w:hAnsi="Arial" w:cs="Arial"/>
-          <w:sz w:val="20"/>
-        </w:rPr>
-        <w:t xml:space="preserve">Implemented </w:t>
-      </w:r>
-      <w:proofErr w:type="spellStart"/>
-      <w:r>
-        <w:rPr>
-          <w:rFonts w:ascii="Arial" w:hAnsi="Arial" w:cs="Arial"/>
-          <w:sz w:val="20"/>
-        </w:rPr>
-        <w:t>observability</w:t>
-      </w:r>
-      <w:proofErr w:type="spellEnd"/>
-      <w:r>
-        <w:rPr>
-          <w:rFonts w:ascii="Arial" w:hAnsi="Arial" w:cs="Arial"/>
-          <w:sz w:val="20"/>
-        </w:rPr>
-        <w:t xml:space="preserve"> with structured logs, correlation IDs, and tracing hooks (</w:t>
-      </w:r>
-      <w:proofErr w:type="spellStart"/>
-      <w:r>
-        <w:rPr>
-          <w:rStyle w:val="Strong"/>
-          <w:rFonts w:ascii="Arial" w:hAnsi="Arial" w:cs="Arial"/>
-          <w:sz w:val="20"/>
-        </w:rPr>
-        <w:t>OpenTelemetry</w:t>
-      </w:r>
-      <w:proofErr w:type="spellEnd"/>
-      <w:r>
-        <w:rPr>
-          <w:rFonts w:ascii="Arial" w:hAnsi="Arial" w:cs="Arial"/>
-          <w:sz w:val="20"/>
-        </w:rPr>
-        <w:t xml:space="preserve"> → </w:t>
-      </w:r>
-      <w:proofErr w:type="spellStart"/>
-      <w:r>
-        <w:rPr>
-          <w:rStyle w:val="Strong"/>
-          <w:rFonts w:ascii="Arial" w:hAnsi="Arial" w:cs="Arial"/>
-          <w:sz w:val="20"/>
-        </w:rPr>
-        <w:t>Datadog</w:t>
-      </w:r>
-      <w:proofErr w:type="spellEnd"/>
-      <w:r>
-        <w:rPr>
-          <w:rStyle w:val="Strong"/>
-          <w:rFonts w:ascii="Arial" w:hAnsi="Arial" w:cs="Arial"/>
-          <w:sz w:val="20"/>
-        </w:rPr>
-        <w:t>/</w:t>
-      </w:r>
-      <w:proofErr w:type="spellStart"/>
-      <w:r>
-        <w:rPr>
-          <w:rStyle w:val="Strong"/>
-          <w:rFonts w:ascii="Arial" w:hAnsi="Arial" w:cs="Arial"/>
-          <w:sz w:val="20"/>
-        </w:rPr>
-        <w:t>Grafana</w:t>
-      </w:r>
-      <w:proofErr w:type="spellEnd"/>
-      <w:r>
-        <w:rPr>
-          <w:rFonts w:ascii="Arial" w:hAnsi="Arial" w:cs="Arial"/>
-          <w:sz w:val="20"/>
-        </w:rPr>
-        <w:t>) so partner incidents could be diagnosed quickly and resolved with measurable impact.</w:t>
-      </w:r>
-    </w:p>
-    <w:p>
-      <w:pPr>
-        <w:pStyle w:val="Heading3"/>
-        <w:jc w:val="both"/>
-        <w:rPr>
-          <w:rFonts w:ascii="Arial" w:hAnsi="Arial" w:cs="Arial"/>
-          <w:color w:val="auto"/>
-          <w:sz w:val="20"/>
-        </w:rPr>
-      </w:pPr>
-      <w:r>
-        <w:rPr>
-          <w:rStyle w:val="Strong"/>
-          <w:rFonts w:ascii="Arial" w:hAnsi="Arial" w:cs="Arial"/>
-          <w:bCs w:val="0"/>
-          <w:color w:val="auto"/>
-          <w:sz w:val="20"/>
-        </w:rPr>
-        <w:t>Search &amp; Reporting Platform (Operational Visibility &amp; Compliance)</w:t>
-      </w:r>
-    </w:p>
-    <w:p>
-      <w:pPr>
-        <w:pStyle w:val="NormalWeb"/>
-        <w:numPr>
-          <w:ilvl w:val="0"/>
-          <w:numId w:val="12"/>
-        </w:numPr>
-        <w:jc w:val="both"/>
-        <w:rPr>
-          <w:rFonts w:ascii="Arial" w:hAnsi="Arial" w:cs="Arial"/>
-          <w:sz w:val="20"/>
-        </w:rPr>
-      </w:pPr>
-      <w:r>
-        <w:rPr>
-          <w:rFonts w:ascii="Arial" w:hAnsi="Arial" w:cs="Arial"/>
-          <w:sz w:val="20"/>
-        </w:rPr>
-        <w:t xml:space="preserve">Designed a permission-aware search and reporting workflow indexing key entities into </w:t>
-      </w:r>
-      <w:proofErr w:type="spellStart"/>
-      <w:r>
-        <w:rPr>
-          <w:rStyle w:val="Strong"/>
-          <w:rFonts w:ascii="Arial" w:hAnsi="Arial" w:cs="Arial"/>
-          <w:sz w:val="20"/>
-        </w:rPr>
-        <w:t>Elasticsearch</w:t>
-      </w:r>
-      <w:proofErr w:type="spellEnd"/>
-      <w:r>
-        <w:rPr>
-          <w:rStyle w:val="Strong"/>
-          <w:rFonts w:ascii="Arial" w:hAnsi="Arial" w:cs="Arial"/>
-          <w:sz w:val="20"/>
-        </w:rPr>
-        <w:t>/OpenSearch</w:t>
-      </w:r>
-      <w:r>
-        <w:rPr>
-          <w:rFonts w:ascii="Arial" w:hAnsi="Arial" w:cs="Arial"/>
-          <w:sz w:val="20"/>
-        </w:rPr>
-        <w:t>, providing fast filtered queries, exports, and auditable access controls.</w:t>
-      </w:r>
-    </w:p>
-    <w:p>
-      <w:pPr>
-        <w:pStyle w:val="NormalWeb"/>
-        <w:numPr>
-          <w:ilvl w:val="0"/>
-          <w:numId w:val="12"/>
-        </w:numPr>
-        <w:jc w:val="both"/>
-        <w:rPr>
-          <w:rFonts w:ascii="Arial" w:hAnsi="Arial" w:cs="Arial"/>
-          <w:sz w:val="20"/>
-        </w:rPr>
-      </w:pPr>
-      <w:r>
-        <w:rPr>
-          <w:rFonts w:ascii="Arial" w:hAnsi="Arial" w:cs="Arial"/>
-          <w:sz w:val="20"/>
-        </w:rPr>
-        <w:t xml:space="preserve">Implemented secure export pipelines using </w:t>
-      </w:r>
-      <w:r>
-        <w:rPr>
-          <w:rStyle w:val="Strong"/>
-          <w:rFonts w:ascii="Arial" w:hAnsi="Arial" w:cs="Arial"/>
-          <w:sz w:val="20"/>
-        </w:rPr>
-        <w:t>S3</w:t>
-      </w:r>
-      <w:r>
-        <w:rPr>
-          <w:rFonts w:ascii="Arial" w:hAnsi="Arial" w:cs="Arial"/>
-          <w:sz w:val="20"/>
-        </w:rPr>
-        <w:t xml:space="preserve"> for artifacts, database-backed job state, and rate-limited download endpoints protected by </w:t>
-      </w:r>
-      <w:r>
-        <w:rPr>
-          <w:rStyle w:val="Strong"/>
-          <w:rFonts w:ascii="Arial" w:hAnsi="Arial" w:cs="Arial"/>
-          <w:sz w:val="20"/>
-        </w:rPr>
-        <w:t>JWT/OAuth2</w:t>
-      </w:r>
-      <w:r>
-        <w:rPr>
-          <w:rFonts w:ascii="Arial" w:hAnsi="Arial" w:cs="Arial"/>
-          <w:sz w:val="20"/>
-        </w:rPr>
-        <w:t xml:space="preserve"> with comprehensive </w:t>
-      </w:r>
-      <w:r>
-        <w:rPr>
-          <w:rStyle w:val="Strong"/>
-          <w:rFonts w:ascii="Arial" w:hAnsi="Arial" w:cs="Arial"/>
-          <w:sz w:val="20"/>
-        </w:rPr>
-        <w:t>audit logging</w:t>
-      </w:r>
-      <w:r>
-        <w:rPr>
-          <w:rFonts w:ascii="Arial" w:hAnsi="Arial" w:cs="Arial"/>
-          <w:sz w:val="20"/>
-        </w:rPr>
-        <w:t>.</w:t>
-      </w:r>
-    </w:p>
-    <w:p>
-      <w:pPr>
-        <w:pStyle w:val="NormalWeb"/>
-        <w:numPr>
-          <w:ilvl w:val="0"/>
-          <w:numId w:val="12"/>
-        </w:numPr>
-        <w:jc w:val="both"/>
-        <w:rPr>
-          <w:rFonts w:ascii="Arial" w:hAnsi="Arial" w:cs="Arial"/>
-          <w:sz w:val="20"/>
-        </w:rPr>
-      </w:pPr>
-      <w:r>
-        <w:rPr>
-          <w:rFonts w:ascii="Arial" w:hAnsi="Arial" w:cs="Arial"/>
-          <w:sz w:val="20"/>
-        </w:rPr>
-        <w:t xml:space="preserve">Supported analytics-oriented exports with exposure to </w:t>
-      </w:r>
-      <w:r>
-        <w:rPr>
-          <w:rStyle w:val="Strong"/>
-          <w:rFonts w:ascii="Arial" w:hAnsi="Arial" w:cs="Arial"/>
-          <w:sz w:val="20"/>
-        </w:rPr>
-        <w:t>Redshift/</w:t>
-      </w:r>
-      <w:proofErr w:type="spellStart"/>
-      <w:r>
-        <w:rPr>
-          <w:rStyle w:val="Strong"/>
-          <w:rFonts w:ascii="Arial" w:hAnsi="Arial" w:cs="Arial"/>
-          <w:sz w:val="20"/>
-        </w:rPr>
-        <w:t>BigQuery</w:t>
-      </w:r>
-      <w:proofErr w:type="spellEnd"/>
-      <w:r>
-        <w:rPr>
-          <w:rFonts w:ascii="Arial" w:hAnsi="Arial" w:cs="Arial"/>
-          <w:sz w:val="20"/>
-        </w:rPr>
-        <w:t xml:space="preserve"> pipelines where required, enabling downstream reporting while keeping operational databases protected from heavy reads.</w:t>
-      </w:r>
-    </w:p>
-    <w:p>
-      <w:pPr>
-        <w:spacing w:after="80"/>
-      </w:pPr>
     </w:p>
     <w:sectPr>
       <w:pgSz w:w="11906" w:h="16838"/>
